--- a/paper/supplementary.docx
+++ b/paper/supplementary.docx
@@ -2,7 +2,7 @@
 <file path=word/document.xml><?xml version="1.0" encoding="utf-8"?>
 <w:document xmlns:w="http://schemas.openxmlformats.org/wordprocessingml/2006/main" xmlns:m="http://schemas.openxmlformats.org/officeDocument/2006/math" xmlns:r="http://schemas.openxmlformats.org/officeDocument/2006/relationships" xmlns:o="urn:schemas-microsoft-com:office:office" xmlns:v="urn:schemas-microsoft-com:vml" xmlns:w10="urn:schemas-microsoft-com:office:word" xmlns:a="http://schemas.openxmlformats.org/drawingml/2006/main" xmlns:pic="http://schemas.openxmlformats.org/drawingml/2006/picture" xmlns:wp="http://schemas.openxmlformats.org/drawingml/2006/wordprocessingDrawing">
   <w:body>
-    <w:bookmarkStart w:id="27" w:name="supplementary-material"/>
+    <w:bookmarkStart w:id="29" w:name="supplementary-material"/>
     <w:p>
       <w:pPr>
         <w:pStyle w:val="Heading1"/>
@@ -55,7 +55,7 @@
         <w:t xml:space="preserve"> </w:t>
       </w:r>
       <w:r>
-        <w:t xml:space="preserve">Ultralytics 8.x. YOLO11n, YOLO11s, YOLO11m, YOLO11l and RT-DETR-L: COCO-pretrained, 640 px, up to 150 epochs, patience 50, batch 32, 32, 16, 8 and 24 respectively, five seeds (42, 1, 2, 3, 4), default augmentation. Faster R-CNN ResNet-50 FPN (torchvision, improved recipe): COCO-pretrained, SGD with cosine annealing, 40 epochs, patience 12, batch 4, three seeds. The inner validation set is 10% of each fold’s training images, stratified by each image’s dominant class (at least one image per class with two or more images), drawn with seed 20260911 independently of the training seed; the held-out farm is evaluated once with the weights selected on the inner set.</w:t>
+        <w:t xml:space="preserve">Ultralytics 8 (version 8.4.138 for the data-budget and calibration runs). YOLO11n, YOLO11s, YOLO11m, YOLO11l and RT-DETR-L: COCO-pretrained, 640 px, up to 150 epochs, patience 50, batch 32, 32, 16, 8 and 24 respectively, five seeds (42, 1, 2, 3, 4), default augmentation. Faster R-CNN ResNet-50 FPN (torchvision, improved recipe): COCO-pretrained, SGD with cosine annealing, 40 epochs, patience 12, batch 4, three seeds. The inner validation set is 10% of each fold’s training images, stratified by each image’s dominant class (at least one image per class with two or more images), drawn with seed 20260911 independently of the training seed; the held-out farm is evaluated once with the weights selected on the inner set.</w:t>
       </w:r>
     </w:p>
     <w:p>
@@ -73,7 +73,25 @@
         <w:t xml:space="preserve"> </w:t>
       </w:r>
       <w:r>
-        <w:t xml:space="preserve">YOLO11n, COCO-pretrained, 640 px, batch min(32, n), no validation during training, no early stopping, final weights evaluated. Epochs = round(2000 × batch / n) bounded to [100, 300], where n is the number of training images; the optimiser was selected automatically by Ultralytics (AdamW, learning rate 0.001, for every run in this experiment). Farm combinations and photograph subsets were drawn with a fixed design seed (20260928); within a combination the 15-, 50- and all-photograph subsets are nested prefixes of one shuffled order per farm.</w:t>
+        <w:t xml:space="preserve">YOLO11n, COCO-pretrained, 640 px, batch 32 with the Ultralytics default nominal batch of 64 (gradients accumulated over two batches), no validation during training, no early stopping, final weights evaluated. The training list of n images is repeated r = ceil(640 / n) times so that an epoch has at least 20 batches, and epochs = round(2000 / ceil(n r / 32)), giving 1,988–2,015 iterations in every run. Mosaic augmentation is switched off for the last 10% of epochs; warm-up is the Ultralytics default (at least 100 iterations); the optimiser was selected automatically (AdamW, learning rate 0.001). Farm combinations and image subsets were drawn with a fixed design seed (20260928); within a combination the 15-, 50- and all-image subsets are nested prefixes of one shuffled order per farm. The exact images of every training set are listed in results_applied/farm_budget_train_lists.csv.</w:t>
+      </w:r>
+    </w:p>
+    <w:p>
+      <w:pPr>
+        <w:pStyle w:val="BodyText"/>
+      </w:pPr>
+      <w:r>
+        <w:rPr>
+          <w:bCs/>
+          <w:b/>
+        </w:rPr>
+        <w:t xml:space="preserve">New-farm calibration (Section 2.7).</w:t>
+      </w:r>
+      <w:r>
+        <w:t xml:space="preserve"> </w:t>
+      </w:r>
+      <w:r>
+        <w:t xml:space="preserve">Fine-tuning: from the seven-farm data-budget model, backbone frozen (first 10 modules), AdamW, learning rate 5 × 10⁻⁴, no warm-up, batch 16 with nominal batch 16 (no gradient accumulation), calibration images repeated so that an epoch has at least 20 batches, 300 optimiser steps, final weights. Retraining: the data-budget protocol applied to the other seven farms plus the calibration images. Capture order uses EXIF DateTimeOriginal where available and the camera counter otherwise.</w:t>
       </w:r>
     </w:p>
     <w:bookmarkEnd w:id="20"/>
@@ -465,7 +483,7 @@
               <w:jc w:val="left"/>
             </w:pPr>
             <w:r>
-              <w:t xml:space="preserve">0.102</w:t>
+              <w:t xml:space="preserve">0.103</w:t>
             </w:r>
           </w:p>
         </w:tc>
@@ -881,7 +899,7 @@
               <w:jc w:val="left"/>
             </w:pPr>
             <w:r>
-              <w:t xml:space="preserve">0.135</w:t>
+              <w:t xml:space="preserve">0.134</w:t>
             </w:r>
           </w:p>
         </w:tc>
@@ -1929,43 +1947,43 @@
               <w:jc w:val="left"/>
             </w:pPr>
             <w:r>
-              <w:t xml:space="preserve">0.079</w:t>
-            </w:r>
-          </w:p>
-        </w:tc>
-        <w:tc>
-          <w:tcPr/>
-          <w:p>
-            <w:pPr>
-              <w:pStyle w:val="Compact"/>
-              <w:jc w:val="left"/>
-            </w:pPr>
-            <w:r>
-              <w:t xml:space="preserve">0.157</w:t>
-            </w:r>
-          </w:p>
-        </w:tc>
-        <w:tc>
-          <w:tcPr/>
-          <w:p>
-            <w:pPr>
-              <w:pStyle w:val="Compact"/>
-              <w:jc w:val="left"/>
-            </w:pPr>
-            <w:r>
-              <w:t xml:space="preserve">0.216</w:t>
-            </w:r>
-          </w:p>
-        </w:tc>
-        <w:tc>
-          <w:tcPr/>
-          <w:p>
-            <w:pPr>
-              <w:pStyle w:val="Compact"/>
-              <w:jc w:val="left"/>
-            </w:pPr>
-            <w:r>
-              <w:t xml:space="preserve">0.245</w:t>
+              <w:t xml:space="preserve">0.052</w:t>
+            </w:r>
+          </w:p>
+        </w:tc>
+        <w:tc>
+          <w:tcPr/>
+          <w:p>
+            <w:pPr>
+              <w:pStyle w:val="Compact"/>
+              <w:jc w:val="left"/>
+            </w:pPr>
+            <w:r>
+              <w:t xml:space="preserve">0.150</w:t>
+            </w:r>
+          </w:p>
+        </w:tc>
+        <w:tc>
+          <w:tcPr/>
+          <w:p>
+            <w:pPr>
+              <w:pStyle w:val="Compact"/>
+              <w:jc w:val="left"/>
+            </w:pPr>
+            <w:r>
+              <w:t xml:space="preserve">0.210</w:t>
+            </w:r>
+          </w:p>
+        </w:tc>
+        <w:tc>
+          <w:tcPr/>
+          <w:p>
+            <w:pPr>
+              <w:pStyle w:val="Compact"/>
+              <w:jc w:val="left"/>
+            </w:pPr>
+            <w:r>
+              <w:t xml:space="preserve">0.248</w:t>
             </w:r>
           </w:p>
         </w:tc>
@@ -1991,43 +2009,43 @@
               <w:jc w:val="left"/>
             </w:pPr>
             <w:r>
-              <w:t xml:space="preserve">0.086</w:t>
-            </w:r>
-          </w:p>
-        </w:tc>
-        <w:tc>
-          <w:tcPr/>
-          <w:p>
-            <w:pPr>
-              <w:pStyle w:val="Compact"/>
-              <w:jc w:val="left"/>
-            </w:pPr>
-            <w:r>
-              <w:t xml:space="preserve">0.181</w:t>
-            </w:r>
-          </w:p>
-        </w:tc>
-        <w:tc>
-          <w:tcPr/>
-          <w:p>
-            <w:pPr>
-              <w:pStyle w:val="Compact"/>
-              <w:jc w:val="left"/>
-            </w:pPr>
-            <w:r>
-              <w:t xml:space="preserve">0.172</w:t>
-            </w:r>
-          </w:p>
-        </w:tc>
-        <w:tc>
-          <w:tcPr/>
-          <w:p>
-            <w:pPr>
-              <w:pStyle w:val="Compact"/>
-              <w:jc w:val="left"/>
-            </w:pPr>
-            <w:r>
-              <w:t xml:space="preserve">0.277</w:t>
+              <w:t xml:space="preserve">0.089</w:t>
+            </w:r>
+          </w:p>
+        </w:tc>
+        <w:tc>
+          <w:tcPr/>
+          <w:p>
+            <w:pPr>
+              <w:pStyle w:val="Compact"/>
+              <w:jc w:val="left"/>
+            </w:pPr>
+            <w:r>
+              <w:t xml:space="preserve">0.162</w:t>
+            </w:r>
+          </w:p>
+        </w:tc>
+        <w:tc>
+          <w:tcPr/>
+          <w:p>
+            <w:pPr>
+              <w:pStyle w:val="Compact"/>
+              <w:jc w:val="left"/>
+            </w:pPr>
+            <w:r>
+              <w:t xml:space="preserve">0.165</w:t>
+            </w:r>
+          </w:p>
+        </w:tc>
+        <w:tc>
+          <w:tcPr/>
+          <w:p>
+            <w:pPr>
+              <w:pStyle w:val="Compact"/>
+              <w:jc w:val="left"/>
+            </w:pPr>
+            <w:r>
+              <w:t xml:space="preserve">0.298</w:t>
             </w:r>
           </w:p>
         </w:tc>
@@ -2057,6 +2075,68 @@
               <w:jc w:val="left"/>
             </w:pPr>
             <w:r>
+              <w:t xml:space="preserve">0.046</w:t>
+            </w:r>
+          </w:p>
+        </w:tc>
+        <w:tc>
+          <w:tcPr/>
+          <w:p>
+            <w:pPr>
+              <w:pStyle w:val="Compact"/>
+              <w:jc w:val="left"/>
+            </w:pPr>
+            <w:r>
+              <w:t xml:space="preserve">0.136</w:t>
+            </w:r>
+          </w:p>
+        </w:tc>
+        <w:tc>
+          <w:tcPr/>
+          <w:p>
+            <w:pPr>
+              <w:pStyle w:val="Compact"/>
+              <w:jc w:val="left"/>
+            </w:pPr>
+            <w:r>
+              <w:t xml:space="preserve">0.200</w:t>
+            </w:r>
+          </w:p>
+        </w:tc>
+        <w:tc>
+          <w:tcPr/>
+          <w:p>
+            <w:pPr>
+              <w:pStyle w:val="Compact"/>
+              <w:jc w:val="left"/>
+            </w:pPr>
+            <w:r>
+              <w:t xml:space="preserve">0.222</w:t>
+            </w:r>
+          </w:p>
+        </w:tc>
+      </w:tr>
+      <w:tr>
+        <w:tc>
+          <w:tcPr/>
+          <w:p>
+            <w:pPr>
+              <w:pStyle w:val="Compact"/>
+              <w:jc w:val="left"/>
+            </w:pPr>
+            <w:r>
+              <w:t xml:space="preserve">Psyllid</w:t>
+            </w:r>
+          </w:p>
+        </w:tc>
+        <w:tc>
+          <w:tcPr/>
+          <w:p>
+            <w:pPr>
+              <w:pStyle w:val="Compact"/>
+              <w:jc w:val="left"/>
+            </w:pPr>
+            <w:r>
               <w:t xml:space="preserve">0.052</w:t>
             </w:r>
           </w:p>
@@ -2069,93 +2149,31 @@
               <w:jc w:val="left"/>
             </w:pPr>
             <w:r>
-              <w:t xml:space="preserve">0.151</w:t>
-            </w:r>
-          </w:p>
-        </w:tc>
-        <w:tc>
-          <w:tcPr/>
-          <w:p>
-            <w:pPr>
-              <w:pStyle w:val="Compact"/>
-              <w:jc w:val="left"/>
-            </w:pPr>
-            <w:r>
-              <w:t xml:space="preserve">0.198</w:t>
-            </w:r>
-          </w:p>
-        </w:tc>
-        <w:tc>
-          <w:tcPr/>
-          <w:p>
-            <w:pPr>
-              <w:pStyle w:val="Compact"/>
-              <w:jc w:val="left"/>
-            </w:pPr>
-            <w:r>
-              <w:t xml:space="preserve">0.223</w:t>
-            </w:r>
-          </w:p>
-        </w:tc>
-      </w:tr>
-      <w:tr>
-        <w:tc>
-          <w:tcPr/>
-          <w:p>
-            <w:pPr>
-              <w:pStyle w:val="Compact"/>
-              <w:jc w:val="left"/>
-            </w:pPr>
-            <w:r>
-              <w:t xml:space="preserve">Psyllid</w:t>
-            </w:r>
-          </w:p>
-        </w:tc>
-        <w:tc>
-          <w:tcPr/>
-          <w:p>
-            <w:pPr>
-              <w:pStyle w:val="Compact"/>
-              <w:jc w:val="left"/>
-            </w:pPr>
-            <w:r>
-              <w:t xml:space="preserve">0.045</w:t>
-            </w:r>
-          </w:p>
-        </w:tc>
-        <w:tc>
-          <w:tcPr/>
-          <w:p>
-            <w:pPr>
-              <w:pStyle w:val="Compact"/>
-              <w:jc w:val="left"/>
-            </w:pPr>
-            <w:r>
-              <w:t xml:space="preserve">0.068</w:t>
-            </w:r>
-          </w:p>
-        </w:tc>
-        <w:tc>
-          <w:tcPr/>
-          <w:p>
-            <w:pPr>
-              <w:pStyle w:val="Compact"/>
-              <w:jc w:val="left"/>
-            </w:pPr>
-            <w:r>
-              <w:t xml:space="preserve">0.061</w:t>
-            </w:r>
-          </w:p>
-        </w:tc>
-        <w:tc>
-          <w:tcPr/>
-          <w:p>
-            <w:pPr>
-              <w:pStyle w:val="Compact"/>
-              <w:jc w:val="left"/>
-            </w:pPr>
-            <w:r>
-              <w:t xml:space="preserve">0.111</w:t>
+              <w:t xml:space="preserve">0.062</w:t>
+            </w:r>
+          </w:p>
+        </w:tc>
+        <w:tc>
+          <w:tcPr/>
+          <w:p>
+            <w:pPr>
+              <w:pStyle w:val="Compact"/>
+              <w:jc w:val="left"/>
+            </w:pPr>
+            <w:r>
+              <w:t xml:space="preserve">0.063</w:t>
+            </w:r>
+          </w:p>
+        </w:tc>
+        <w:tc>
+          <w:tcPr/>
+          <w:p>
+            <w:pPr>
+              <w:pStyle w:val="Compact"/>
+              <w:jc w:val="left"/>
+            </w:pPr>
+            <w:r>
+              <w:t xml:space="preserve">0.103</w:t>
             </w:r>
           </w:p>
         </w:tc>
@@ -2181,43 +2199,43 @@
               <w:jc w:val="left"/>
             </w:pPr>
             <w:r>
-              <w:t xml:space="preserve">0.010</w:t>
-            </w:r>
-          </w:p>
-        </w:tc>
-        <w:tc>
-          <w:tcPr/>
-          <w:p>
-            <w:pPr>
-              <w:pStyle w:val="Compact"/>
-              <w:jc w:val="left"/>
-            </w:pPr>
-            <w:r>
-              <w:t xml:space="preserve">0.034</w:t>
-            </w:r>
-          </w:p>
-        </w:tc>
-        <w:tc>
-          <w:tcPr/>
-          <w:p>
-            <w:pPr>
-              <w:pStyle w:val="Compact"/>
-              <w:jc w:val="left"/>
-            </w:pPr>
-            <w:r>
-              <w:t xml:space="preserve">0.034</w:t>
-            </w:r>
-          </w:p>
-        </w:tc>
-        <w:tc>
-          <w:tcPr/>
-          <w:p>
-            <w:pPr>
-              <w:pStyle w:val="Compact"/>
-              <w:jc w:val="left"/>
-            </w:pPr>
-            <w:r>
-              <w:t xml:space="preserve">0.064</w:t>
+              <w:t xml:space="preserve">0.006</w:t>
+            </w:r>
+          </w:p>
+        </w:tc>
+        <w:tc>
+          <w:tcPr/>
+          <w:p>
+            <w:pPr>
+              <w:pStyle w:val="Compact"/>
+              <w:jc w:val="left"/>
+            </w:pPr>
+            <w:r>
+              <w:t xml:space="preserve">0.039</w:t>
+            </w:r>
+          </w:p>
+        </w:tc>
+        <w:tc>
+          <w:tcPr/>
+          <w:p>
+            <w:pPr>
+              <w:pStyle w:val="Compact"/>
+              <w:jc w:val="left"/>
+            </w:pPr>
+            <w:r>
+              <w:t xml:space="preserve">0.042</w:t>
+            </w:r>
+          </w:p>
+        </w:tc>
+        <w:tc>
+          <w:tcPr/>
+          <w:p>
+            <w:pPr>
+              <w:pStyle w:val="Compact"/>
+              <w:jc w:val="left"/>
+            </w:pPr>
+            <w:r>
+              <w:t xml:space="preserve">0.055</w:t>
             </w:r>
           </w:p>
         </w:tc>
@@ -2243,7 +2261,7 @@
               <w:jc w:val="left"/>
             </w:pPr>
             <w:r>
-              <w:t xml:space="preserve">0.167</w:t>
+              <w:t xml:space="preserve">0.153</w:t>
             </w:r>
           </w:p>
         </w:tc>
@@ -2267,19 +2285,19 @@
               <w:jc w:val="left"/>
             </w:pPr>
             <w:r>
-              <w:t xml:space="preserve">0.220</w:t>
-            </w:r>
-          </w:p>
-        </w:tc>
-        <w:tc>
-          <w:tcPr/>
-          <w:p>
-            <w:pPr>
-              <w:pStyle w:val="Compact"/>
-              <w:jc w:val="left"/>
-            </w:pPr>
-            <w:r>
-              <w:t xml:space="preserve">0.386</w:t>
+              <w:t xml:space="preserve">0.219</w:t>
+            </w:r>
+          </w:p>
+        </w:tc>
+        <w:tc>
+          <w:tcPr/>
+          <w:p>
+            <w:pPr>
+              <w:pStyle w:val="Compact"/>
+              <w:jc w:val="left"/>
+            </w:pPr>
+            <w:r>
+              <w:t xml:space="preserve">0.408</w:t>
             </w:r>
           </w:p>
         </w:tc>
@@ -2300,7 +2318,7 @@
         <w:pStyle w:val="FirstParagraph"/>
       </w:pPr>
       <w:r>
-        <w:t xml:space="preserve">YOLO11n unseen-farm mAP50; mean over the two farm draws (one for seven farms) and seeds.</w:t>
+        <w:t xml:space="preserve">YOLO11n unseen-farm mAP50; mean over the two farm draws (one for seven farms) and the seeds.</w:t>
       </w:r>
     </w:p>
     <w:tbl>
@@ -2480,6 +2498,188 @@
               <w:jc w:val="left"/>
             </w:pPr>
             <w:r>
+              <w:t xml:space="preserve">0.022</w:t>
+            </w:r>
+          </w:p>
+        </w:tc>
+        <w:tc>
+          <w:tcPr/>
+          <w:p>
+            <w:pPr>
+              <w:pStyle w:val="Compact"/>
+              <w:jc w:val="left"/>
+            </w:pPr>
+            <w:r>
+              <w:t xml:space="preserve">0.011</w:t>
+            </w:r>
+          </w:p>
+        </w:tc>
+        <w:tc>
+          <w:tcPr/>
+          <w:p>
+            <w:pPr>
+              <w:pStyle w:val="Compact"/>
+              <w:jc w:val="left"/>
+            </w:pPr>
+            <w:r>
+              <w:t xml:space="preserve">0.002</w:t>
+            </w:r>
+          </w:p>
+        </w:tc>
+        <w:tc>
+          <w:tcPr/>
+          <w:p>
+            <w:pPr>
+              <w:pStyle w:val="Compact"/>
+              <w:jc w:val="left"/>
+            </w:pPr>
+            <w:r>
+              <w:t xml:space="preserve">0.016</w:t>
+            </w:r>
+          </w:p>
+        </w:tc>
+        <w:tc>
+          <w:tcPr/>
+          <w:p>
+            <w:pPr>
+              <w:pStyle w:val="Compact"/>
+              <w:jc w:val="left"/>
+            </w:pPr>
+            <w:r>
+              <w:t xml:space="preserve">0.076</w:t>
+            </w:r>
+          </w:p>
+        </w:tc>
+        <w:tc>
+          <w:tcPr/>
+          <w:p>
+            <w:pPr>
+              <w:pStyle w:val="Compact"/>
+              <w:jc w:val="left"/>
+            </w:pPr>
+            <w:r>
+              <w:t xml:space="preserve">0.018</w:t>
+            </w:r>
+          </w:p>
+        </w:tc>
+        <w:tc>
+          <w:tcPr/>
+          <w:p>
+            <w:pPr>
+              <w:pStyle w:val="Compact"/>
+              <w:jc w:val="left"/>
+            </w:pPr>
+            <w:r>
+              <w:t xml:space="preserve">0.027</w:t>
+            </w:r>
+          </w:p>
+        </w:tc>
+        <w:tc>
+          <w:tcPr/>
+          <w:p>
+            <w:pPr>
+              <w:pStyle w:val="Compact"/>
+              <w:jc w:val="left"/>
+            </w:pPr>
+            <w:r>
+              <w:t xml:space="preserve">0.057</w:t>
+            </w:r>
+          </w:p>
+        </w:tc>
+      </w:tr>
+      <w:tr>
+        <w:tc>
+          <w:tcPr/>
+          <w:p>
+            <w:pPr>
+              <w:pStyle w:val="Compact"/>
+              <w:jc w:val="left"/>
+            </w:pPr>
+            <w:r>
+              <w:t xml:space="preserve">1</w:t>
+            </w:r>
+          </w:p>
+        </w:tc>
+        <w:tc>
+          <w:tcPr/>
+          <w:p>
+            <w:pPr>
+              <w:pStyle w:val="Compact"/>
+              <w:jc w:val="left"/>
+            </w:pPr>
+            <w:r>
+              <w:t xml:space="preserve">50</w:t>
+            </w:r>
+          </w:p>
+        </w:tc>
+        <w:tc>
+          <w:tcPr/>
+          <w:p>
+            <w:pPr>
+              <w:pStyle w:val="Compact"/>
+              <w:jc w:val="left"/>
+            </w:pPr>
+            <w:r>
+              <w:t xml:space="preserve">0.050</w:t>
+            </w:r>
+          </w:p>
+        </w:tc>
+        <w:tc>
+          <w:tcPr/>
+          <w:p>
+            <w:pPr>
+              <w:pStyle w:val="Compact"/>
+              <w:jc w:val="left"/>
+            </w:pPr>
+            <w:r>
+              <w:t xml:space="preserve">0.064</w:t>
+            </w:r>
+          </w:p>
+        </w:tc>
+        <w:tc>
+          <w:tcPr/>
+          <w:p>
+            <w:pPr>
+              <w:pStyle w:val="Compact"/>
+              <w:jc w:val="left"/>
+            </w:pPr>
+            <w:r>
+              <w:t xml:space="preserve">0.009</w:t>
+            </w:r>
+          </w:p>
+        </w:tc>
+        <w:tc>
+          <w:tcPr/>
+          <w:p>
+            <w:pPr>
+              <w:pStyle w:val="Compact"/>
+              <w:jc w:val="left"/>
+            </w:pPr>
+            <w:r>
+              <w:t xml:space="preserve">0.012</w:t>
+            </w:r>
+          </w:p>
+        </w:tc>
+        <w:tc>
+          <w:tcPr/>
+          <w:p>
+            <w:pPr>
+              <w:pStyle w:val="Compact"/>
+              <w:jc w:val="left"/>
+            </w:pPr>
+            <w:r>
+              <w:t xml:space="preserve">0.082</w:t>
+            </w:r>
+          </w:p>
+        </w:tc>
+        <w:tc>
+          <w:tcPr/>
+          <w:p>
+            <w:pPr>
+              <w:pStyle w:val="Compact"/>
+              <w:jc w:val="left"/>
+            </w:pPr>
+            <w:r>
               <w:t xml:space="preserve">0.032</w:t>
             </w:r>
           </w:p>
@@ -2492,31 +2692,45 @@
               <w:jc w:val="left"/>
             </w:pPr>
             <w:r>
-              <w:t xml:space="preserve">0.016</w:t>
-            </w:r>
-          </w:p>
-        </w:tc>
-        <w:tc>
-          <w:tcPr/>
-          <w:p>
-            <w:pPr>
-              <w:pStyle w:val="Compact"/>
-              <w:jc w:val="left"/>
-            </w:pPr>
-            <w:r>
-              <w:t xml:space="preserve">0.004</w:t>
-            </w:r>
-          </w:p>
-        </w:tc>
-        <w:tc>
-          <w:tcPr/>
-          <w:p>
-            <w:pPr>
-              <w:pStyle w:val="Compact"/>
-              <w:jc w:val="left"/>
-            </w:pPr>
-            <w:r>
-              <w:t xml:space="preserve">0.030</w:t>
+              <w:t xml:space="preserve">0.034</w:t>
+            </w:r>
+          </w:p>
+        </w:tc>
+        <w:tc>
+          <w:tcPr/>
+          <w:p>
+            <w:pPr>
+              <w:pStyle w:val="Compact"/>
+              <w:jc w:val="left"/>
+            </w:pPr>
+            <w:r>
+              <w:t xml:space="preserve">0.076</w:t>
+            </w:r>
+          </w:p>
+        </w:tc>
+      </w:tr>
+      <w:tr>
+        <w:tc>
+          <w:tcPr/>
+          <w:p>
+            <w:pPr>
+              <w:pStyle w:val="Compact"/>
+              <w:jc w:val="left"/>
+            </w:pPr>
+            <w:r>
+              <w:t xml:space="preserve">1</w:t>
+            </w:r>
+          </w:p>
+        </w:tc>
+        <w:tc>
+          <w:tcPr/>
+          <w:p>
+            <w:pPr>
+              <w:pStyle w:val="Compact"/>
+              <w:jc w:val="left"/>
+            </w:pPr>
+            <w:r>
+              <w:t xml:space="preserve">all</w:t>
             </w:r>
           </w:p>
         </w:tc>
@@ -2540,6 +2754,310 @@
               <w:jc w:val="left"/>
             </w:pPr>
             <w:r>
+              <w:t xml:space="preserve">0.099</w:t>
+            </w:r>
+          </w:p>
+        </w:tc>
+        <w:tc>
+          <w:tcPr/>
+          <w:p>
+            <w:pPr>
+              <w:pStyle w:val="Compact"/>
+              <w:jc w:val="left"/>
+            </w:pPr>
+            <w:r>
+              <w:t xml:space="preserve">0.039</w:t>
+            </w:r>
+          </w:p>
+        </w:tc>
+        <w:tc>
+          <w:tcPr/>
+          <w:p>
+            <w:pPr>
+              <w:pStyle w:val="Compact"/>
+              <w:jc w:val="left"/>
+            </w:pPr>
+            <w:r>
+              <w:t xml:space="preserve">0.023</w:t>
+            </w:r>
+          </w:p>
+        </w:tc>
+        <w:tc>
+          <w:tcPr/>
+          <w:p>
+            <w:pPr>
+              <w:pStyle w:val="Compact"/>
+              <w:jc w:val="left"/>
+            </w:pPr>
+            <w:r>
+              <w:t xml:space="preserve">0.104</w:t>
+            </w:r>
+          </w:p>
+        </w:tc>
+        <w:tc>
+          <w:tcPr/>
+          <w:p>
+            <w:pPr>
+              <w:pStyle w:val="Compact"/>
+              <w:jc w:val="left"/>
+            </w:pPr>
+            <w:r>
+              <w:t xml:space="preserve">0.052</w:t>
+            </w:r>
+          </w:p>
+        </w:tc>
+        <w:tc>
+          <w:tcPr/>
+          <w:p>
+            <w:pPr>
+              <w:pStyle w:val="Compact"/>
+              <w:jc w:val="left"/>
+            </w:pPr>
+            <w:r>
+              <w:t xml:space="preserve">0.128</w:t>
+            </w:r>
+          </w:p>
+        </w:tc>
+        <w:tc>
+          <w:tcPr/>
+          <w:p>
+            <w:pPr>
+              <w:pStyle w:val="Compact"/>
+              <w:jc w:val="left"/>
+            </w:pPr>
+            <w:r>
+              <w:t xml:space="preserve">0.069</w:t>
+            </w:r>
+          </w:p>
+        </w:tc>
+      </w:tr>
+      <w:tr>
+        <w:tc>
+          <w:tcPr/>
+          <w:p>
+            <w:pPr>
+              <w:pStyle w:val="Compact"/>
+              <w:jc w:val="left"/>
+            </w:pPr>
+            <w:r>
+              <w:t xml:space="preserve">2</w:t>
+            </w:r>
+          </w:p>
+        </w:tc>
+        <w:tc>
+          <w:tcPr/>
+          <w:p>
+            <w:pPr>
+              <w:pStyle w:val="Compact"/>
+              <w:jc w:val="left"/>
+            </w:pPr>
+            <w:r>
+              <w:t xml:space="preserve">15</w:t>
+            </w:r>
+          </w:p>
+        </w:tc>
+        <w:tc>
+          <w:tcPr/>
+          <w:p>
+            <w:pPr>
+              <w:pStyle w:val="Compact"/>
+              <w:jc w:val="left"/>
+            </w:pPr>
+            <w:r>
+              <w:t xml:space="preserve">0.045</w:t>
+            </w:r>
+          </w:p>
+        </w:tc>
+        <w:tc>
+          <w:tcPr/>
+          <w:p>
+            <w:pPr>
+              <w:pStyle w:val="Compact"/>
+              <w:jc w:val="left"/>
+            </w:pPr>
+            <w:r>
+              <w:t xml:space="preserve">0.066</w:t>
+            </w:r>
+          </w:p>
+        </w:tc>
+        <w:tc>
+          <w:tcPr/>
+          <w:p>
+            <w:pPr>
+              <w:pStyle w:val="Compact"/>
+              <w:jc w:val="left"/>
+            </w:pPr>
+            <w:r>
+              <w:t xml:space="preserve">0.015</w:t>
+            </w:r>
+          </w:p>
+        </w:tc>
+        <w:tc>
+          <w:tcPr/>
+          <w:p>
+            <w:pPr>
+              <w:pStyle w:val="Compact"/>
+              <w:jc w:val="left"/>
+            </w:pPr>
+            <w:r>
+              <w:t xml:space="preserve">0.079</w:t>
+            </w:r>
+          </w:p>
+        </w:tc>
+        <w:tc>
+          <w:tcPr/>
+          <w:p>
+            <w:pPr>
+              <w:pStyle w:val="Compact"/>
+              <w:jc w:val="left"/>
+            </w:pPr>
+            <w:r>
+              <w:t xml:space="preserve">0.034</w:t>
+            </w:r>
+          </w:p>
+        </w:tc>
+        <w:tc>
+          <w:tcPr/>
+          <w:p>
+            <w:pPr>
+              <w:pStyle w:val="Compact"/>
+              <w:jc w:val="left"/>
+            </w:pPr>
+            <w:r>
+              <w:t xml:space="preserve">0.039</w:t>
+            </w:r>
+          </w:p>
+        </w:tc>
+        <w:tc>
+          <w:tcPr/>
+          <w:p>
+            <w:pPr>
+              <w:pStyle w:val="Compact"/>
+              <w:jc w:val="left"/>
+            </w:pPr>
+            <w:r>
+              <w:t xml:space="preserve">0.013</w:t>
+            </w:r>
+          </w:p>
+        </w:tc>
+        <w:tc>
+          <w:tcPr/>
+          <w:p>
+            <w:pPr>
+              <w:pStyle w:val="Compact"/>
+              <w:jc w:val="left"/>
+            </w:pPr>
+            <w:r>
+              <w:t xml:space="preserve">0.107</w:t>
+            </w:r>
+          </w:p>
+        </w:tc>
+      </w:tr>
+      <w:tr>
+        <w:tc>
+          <w:tcPr/>
+          <w:p>
+            <w:pPr>
+              <w:pStyle w:val="Compact"/>
+              <w:jc w:val="left"/>
+            </w:pPr>
+            <w:r>
+              <w:t xml:space="preserve">2</w:t>
+            </w:r>
+          </w:p>
+        </w:tc>
+        <w:tc>
+          <w:tcPr/>
+          <w:p>
+            <w:pPr>
+              <w:pStyle w:val="Compact"/>
+              <w:jc w:val="left"/>
+            </w:pPr>
+            <w:r>
+              <w:t xml:space="preserve">50</w:t>
+            </w:r>
+          </w:p>
+        </w:tc>
+        <w:tc>
+          <w:tcPr/>
+          <w:p>
+            <w:pPr>
+              <w:pStyle w:val="Compact"/>
+              <w:jc w:val="left"/>
+            </w:pPr>
+            <w:r>
+              <w:t xml:space="preserve">0.075</w:t>
+            </w:r>
+          </w:p>
+        </w:tc>
+        <w:tc>
+          <w:tcPr/>
+          <w:p>
+            <w:pPr>
+              <w:pStyle w:val="Compact"/>
+              <w:jc w:val="left"/>
+            </w:pPr>
+            <w:r>
+              <w:t xml:space="preserve">0.109</w:t>
+            </w:r>
+          </w:p>
+        </w:tc>
+        <w:tc>
+          <w:tcPr/>
+          <w:p>
+            <w:pPr>
+              <w:pStyle w:val="Compact"/>
+              <w:jc w:val="left"/>
+            </w:pPr>
+            <w:r>
+              <w:t xml:space="preserve">0.021</w:t>
+            </w:r>
+          </w:p>
+        </w:tc>
+        <w:tc>
+          <w:tcPr/>
+          <w:p>
+            <w:pPr>
+              <w:pStyle w:val="Compact"/>
+              <w:jc w:val="left"/>
+            </w:pPr>
+            <w:r>
+              <w:t xml:space="preserve">0.139</w:t>
+            </w:r>
+          </w:p>
+        </w:tc>
+        <w:tc>
+          <w:tcPr/>
+          <w:p>
+            <w:pPr>
+              <w:pStyle w:val="Compact"/>
+              <w:jc w:val="left"/>
+            </w:pPr>
+            <w:r>
+              <w:t xml:space="preserve">0.099</w:t>
+            </w:r>
+          </w:p>
+        </w:tc>
+        <w:tc>
+          <w:tcPr/>
+          <w:p>
+            <w:pPr>
+              <w:pStyle w:val="Compact"/>
+              <w:jc w:val="left"/>
+            </w:pPr>
+            <w:r>
+              <w:t xml:space="preserve">0.104</w:t>
+            </w:r>
+          </w:p>
+        </w:tc>
+        <w:tc>
+          <w:tcPr/>
+          <w:p>
+            <w:pPr>
+              <w:pStyle w:val="Compact"/>
+              <w:jc w:val="left"/>
+            </w:pPr>
+            <w:r>
               <w:t xml:space="preserve">0.022</w:t>
             </w:r>
           </w:p>
@@ -2552,33 +3070,265 @@
               <w:jc w:val="left"/>
             </w:pPr>
             <w:r>
-              <w:t xml:space="preserve">0.035</w:t>
-            </w:r>
-          </w:p>
-        </w:tc>
-        <w:tc>
-          <w:tcPr/>
-          <w:p>
-            <w:pPr>
-              <w:pStyle w:val="Compact"/>
-              <w:jc w:val="left"/>
-            </w:pPr>
-            <w:r>
-              <w:t xml:space="preserve">0.065</w:t>
-            </w:r>
-          </w:p>
-        </w:tc>
-      </w:tr>
-      <w:tr>
-        <w:tc>
-          <w:tcPr/>
-          <w:p>
-            <w:pPr>
-              <w:pStyle w:val="Compact"/>
-              <w:jc w:val="left"/>
-            </w:pPr>
-            <w:r>
-              <w:t xml:space="preserve">1</w:t>
+              <w:t xml:space="preserve">0.125</w:t>
+            </w:r>
+          </w:p>
+        </w:tc>
+      </w:tr>
+      <w:tr>
+        <w:tc>
+          <w:tcPr/>
+          <w:p>
+            <w:pPr>
+              <w:pStyle w:val="Compact"/>
+              <w:jc w:val="left"/>
+            </w:pPr>
+            <w:r>
+              <w:t xml:space="preserve">2</w:t>
+            </w:r>
+          </w:p>
+        </w:tc>
+        <w:tc>
+          <w:tcPr/>
+          <w:p>
+            <w:pPr>
+              <w:pStyle w:val="Compact"/>
+              <w:jc w:val="left"/>
+            </w:pPr>
+            <w:r>
+              <w:t xml:space="preserve">all</w:t>
+            </w:r>
+          </w:p>
+        </w:tc>
+        <w:tc>
+          <w:tcPr/>
+          <w:p>
+            <w:pPr>
+              <w:pStyle w:val="Compact"/>
+              <w:jc w:val="left"/>
+            </w:pPr>
+            <w:r>
+              <w:t xml:space="preserve">0.123</w:t>
+            </w:r>
+          </w:p>
+        </w:tc>
+        <w:tc>
+          <w:tcPr/>
+          <w:p>
+            <w:pPr>
+              <w:pStyle w:val="Compact"/>
+              <w:jc w:val="left"/>
+            </w:pPr>
+            <w:r>
+              <w:t xml:space="preserve">0.300</w:t>
+            </w:r>
+          </w:p>
+        </w:tc>
+        <w:tc>
+          <w:tcPr/>
+          <w:p>
+            <w:pPr>
+              <w:pStyle w:val="Compact"/>
+              <w:jc w:val="left"/>
+            </w:pPr>
+            <w:r>
+              <w:t xml:space="preserve">0.064</w:t>
+            </w:r>
+          </w:p>
+        </w:tc>
+        <w:tc>
+          <w:tcPr/>
+          <w:p>
+            <w:pPr>
+              <w:pStyle w:val="Compact"/>
+              <w:jc w:val="left"/>
+            </w:pPr>
+            <w:r>
+              <w:t xml:space="preserve">0.178</w:t>
+            </w:r>
+          </w:p>
+        </w:tc>
+        <w:tc>
+          <w:tcPr/>
+          <w:p>
+            <w:pPr>
+              <w:pStyle w:val="Compact"/>
+              <w:jc w:val="left"/>
+            </w:pPr>
+            <w:r>
+              <w:t xml:space="preserve">0.131</w:t>
+            </w:r>
+          </w:p>
+        </w:tc>
+        <w:tc>
+          <w:tcPr/>
+          <w:p>
+            <w:pPr>
+              <w:pStyle w:val="Compact"/>
+              <w:jc w:val="left"/>
+            </w:pPr>
+            <w:r>
+              <w:t xml:space="preserve">0.137</w:t>
+            </w:r>
+          </w:p>
+        </w:tc>
+        <w:tc>
+          <w:tcPr/>
+          <w:p>
+            <w:pPr>
+              <w:pStyle w:val="Compact"/>
+              <w:jc w:val="left"/>
+            </w:pPr>
+            <w:r>
+              <w:t xml:space="preserve">0.037</w:t>
+            </w:r>
+          </w:p>
+        </w:tc>
+        <w:tc>
+          <w:tcPr/>
+          <w:p>
+            <w:pPr>
+              <w:pStyle w:val="Compact"/>
+              <w:jc w:val="left"/>
+            </w:pPr>
+            <w:r>
+              <w:t xml:space="preserve">0.160</w:t>
+            </w:r>
+          </w:p>
+        </w:tc>
+      </w:tr>
+      <w:tr>
+        <w:tc>
+          <w:tcPr/>
+          <w:p>
+            <w:pPr>
+              <w:pStyle w:val="Compact"/>
+              <w:jc w:val="left"/>
+            </w:pPr>
+            <w:r>
+              <w:t xml:space="preserve">4</w:t>
+            </w:r>
+          </w:p>
+        </w:tc>
+        <w:tc>
+          <w:tcPr/>
+          <w:p>
+            <w:pPr>
+              <w:pStyle w:val="Compact"/>
+              <w:jc w:val="left"/>
+            </w:pPr>
+            <w:r>
+              <w:t xml:space="preserve">15</w:t>
+            </w:r>
+          </w:p>
+        </w:tc>
+        <w:tc>
+          <w:tcPr/>
+          <w:p>
+            <w:pPr>
+              <w:pStyle w:val="Compact"/>
+              <w:jc w:val="left"/>
+            </w:pPr>
+            <w:r>
+              <w:t xml:space="preserve">0.064</w:t>
+            </w:r>
+          </w:p>
+        </w:tc>
+        <w:tc>
+          <w:tcPr/>
+          <w:p>
+            <w:pPr>
+              <w:pStyle w:val="Compact"/>
+              <w:jc w:val="left"/>
+            </w:pPr>
+            <w:r>
+              <w:t xml:space="preserve">0.066</w:t>
+            </w:r>
+          </w:p>
+        </w:tc>
+        <w:tc>
+          <w:tcPr/>
+          <w:p>
+            <w:pPr>
+              <w:pStyle w:val="Compact"/>
+              <w:jc w:val="left"/>
+            </w:pPr>
+            <w:r>
+              <w:t xml:space="preserve">0.017</w:t>
+            </w:r>
+          </w:p>
+        </w:tc>
+        <w:tc>
+          <w:tcPr/>
+          <w:p>
+            <w:pPr>
+              <w:pStyle w:val="Compact"/>
+              <w:jc w:val="left"/>
+            </w:pPr>
+            <w:r>
+              <w:t xml:space="preserve">0.055</w:t>
+            </w:r>
+          </w:p>
+        </w:tc>
+        <w:tc>
+          <w:tcPr/>
+          <w:p>
+            <w:pPr>
+              <w:pStyle w:val="Compact"/>
+              <w:jc w:val="left"/>
+            </w:pPr>
+            <w:r>
+              <w:t xml:space="preserve">0.080</w:t>
+            </w:r>
+          </w:p>
+        </w:tc>
+        <w:tc>
+          <w:tcPr/>
+          <w:p>
+            <w:pPr>
+              <w:pStyle w:val="Compact"/>
+              <w:jc w:val="left"/>
+            </w:pPr>
+            <w:r>
+              <w:t xml:space="preserve">0.130</w:t>
+            </w:r>
+          </w:p>
+        </w:tc>
+        <w:tc>
+          <w:tcPr/>
+          <w:p>
+            <w:pPr>
+              <w:pStyle w:val="Compact"/>
+              <w:jc w:val="left"/>
+            </w:pPr>
+            <w:r>
+              <w:t xml:space="preserve">0.042</w:t>
+            </w:r>
+          </w:p>
+        </w:tc>
+        <w:tc>
+          <w:tcPr/>
+          <w:p>
+            <w:pPr>
+              <w:pStyle w:val="Compact"/>
+              <w:jc w:val="left"/>
+            </w:pPr>
+            <w:r>
+              <w:t xml:space="preserve">0.090</w:t>
+            </w:r>
+          </w:p>
+        </w:tc>
+      </w:tr>
+      <w:tr>
+        <w:tc>
+          <w:tcPr/>
+          <w:p>
+            <w:pPr>
+              <w:pStyle w:val="Compact"/>
+              <w:jc w:val="left"/>
+            </w:pPr>
+            <w:r>
+              <w:t xml:space="preserve">4</w:t>
             </w:r>
           </w:p>
         </w:tc>
@@ -2602,31 +3352,19 @@
               <w:jc w:val="left"/>
             </w:pPr>
             <w:r>
-              <w:t xml:space="preserve">0.055</w:t>
-            </w:r>
-          </w:p>
-        </w:tc>
-        <w:tc>
-          <w:tcPr/>
-          <w:p>
-            <w:pPr>
-              <w:pStyle w:val="Compact"/>
-              <w:jc w:val="left"/>
-            </w:pPr>
-            <w:r>
-              <w:t xml:space="preserve">0.066</w:t>
-            </w:r>
-          </w:p>
-        </w:tc>
-        <w:tc>
-          <w:tcPr/>
-          <w:p>
-            <w:pPr>
-              <w:pStyle w:val="Compact"/>
-              <w:jc w:val="left"/>
-            </w:pPr>
-            <w:r>
-              <w:t xml:space="preserve">0.013</w:t>
+              <w:t xml:space="preserve">0.110</w:t>
+            </w:r>
+          </w:p>
+        </w:tc>
+        <w:tc>
+          <w:tcPr/>
+          <w:p>
+            <w:pPr>
+              <w:pStyle w:val="Compact"/>
+              <w:jc w:val="left"/>
+            </w:pPr>
+            <w:r>
+              <w:t xml:space="preserve">0.132</w:t>
             </w:r>
           </w:p>
         </w:tc>
@@ -2650,31 +3388,349 @@
               <w:jc w:val="left"/>
             </w:pPr>
             <w:r>
-              <w:t xml:space="preserve">0.117</w:t>
-            </w:r>
-          </w:p>
-        </w:tc>
-        <w:tc>
-          <w:tcPr/>
-          <w:p>
-            <w:pPr>
-              <w:pStyle w:val="Compact"/>
-              <w:jc w:val="left"/>
-            </w:pPr>
-            <w:r>
-              <w:t xml:space="preserve">0.028</w:t>
-            </w:r>
-          </w:p>
-        </w:tc>
-        <w:tc>
-          <w:tcPr/>
-          <w:p>
-            <w:pPr>
-              <w:pStyle w:val="Compact"/>
-              <w:jc w:val="left"/>
-            </w:pPr>
-            <w:r>
-              <w:t xml:space="preserve">0.030</w:t>
+              <w:t xml:space="preserve">0.154</w:t>
+            </w:r>
+          </w:p>
+        </w:tc>
+        <w:tc>
+          <w:tcPr/>
+          <w:p>
+            <w:pPr>
+              <w:pStyle w:val="Compact"/>
+              <w:jc w:val="left"/>
+            </w:pPr>
+            <w:r>
+              <w:t xml:space="preserve">0.107</w:t>
+            </w:r>
+          </w:p>
+        </w:tc>
+        <w:tc>
+          <w:tcPr/>
+          <w:p>
+            <w:pPr>
+              <w:pStyle w:val="Compact"/>
+              <w:jc w:val="left"/>
+            </w:pPr>
+            <w:r>
+              <w:t xml:space="preserve">0.176</w:t>
+            </w:r>
+          </w:p>
+        </w:tc>
+        <w:tc>
+          <w:tcPr/>
+          <w:p>
+            <w:pPr>
+              <w:pStyle w:val="Compact"/>
+              <w:jc w:val="left"/>
+            </w:pPr>
+            <w:r>
+              <w:t xml:space="preserve">0.033</w:t>
+            </w:r>
+          </w:p>
+        </w:tc>
+        <w:tc>
+          <w:tcPr/>
+          <w:p>
+            <w:pPr>
+              <w:pStyle w:val="Compact"/>
+              <w:jc w:val="left"/>
+            </w:pPr>
+            <w:r>
+              <w:t xml:space="preserve">0.120</w:t>
+            </w:r>
+          </w:p>
+        </w:tc>
+      </w:tr>
+      <w:tr>
+        <w:tc>
+          <w:tcPr/>
+          <w:p>
+            <w:pPr>
+              <w:pStyle w:val="Compact"/>
+              <w:jc w:val="left"/>
+            </w:pPr>
+            <w:r>
+              <w:t xml:space="preserve">4</w:t>
+            </w:r>
+          </w:p>
+        </w:tc>
+        <w:tc>
+          <w:tcPr/>
+          <w:p>
+            <w:pPr>
+              <w:pStyle w:val="Compact"/>
+              <w:jc w:val="left"/>
+            </w:pPr>
+            <w:r>
+              <w:t xml:space="preserve">all</w:t>
+            </w:r>
+          </w:p>
+        </w:tc>
+        <w:tc>
+          <w:tcPr/>
+          <w:p>
+            <w:pPr>
+              <w:pStyle w:val="Compact"/>
+              <w:jc w:val="left"/>
+            </w:pPr>
+            <w:r>
+              <w:t xml:space="preserve">0.164</w:t>
+            </w:r>
+          </w:p>
+        </w:tc>
+        <w:tc>
+          <w:tcPr/>
+          <w:p>
+            <w:pPr>
+              <w:pStyle w:val="Compact"/>
+              <w:jc w:val="left"/>
+            </w:pPr>
+            <w:r>
+              <w:t xml:space="preserve">0.247</w:t>
+            </w:r>
+          </w:p>
+        </w:tc>
+        <w:tc>
+          <w:tcPr/>
+          <w:p>
+            <w:pPr>
+              <w:pStyle w:val="Compact"/>
+              <w:jc w:val="left"/>
+            </w:pPr>
+            <w:r>
+              <w:t xml:space="preserve">0.040</w:t>
+            </w:r>
+          </w:p>
+        </w:tc>
+        <w:tc>
+          <w:tcPr/>
+          <w:p>
+            <w:pPr>
+              <w:pStyle w:val="Compact"/>
+              <w:jc w:val="left"/>
+            </w:pPr>
+            <w:r>
+              <w:t xml:space="preserve">0.186</w:t>
+            </w:r>
+          </w:p>
+        </w:tc>
+        <w:tc>
+          <w:tcPr/>
+          <w:p>
+            <w:pPr>
+              <w:pStyle w:val="Compact"/>
+              <w:jc w:val="left"/>
+            </w:pPr>
+            <w:r>
+              <w:t xml:space="preserve">0.140</w:t>
+            </w:r>
+          </w:p>
+        </w:tc>
+        <w:tc>
+          <w:tcPr/>
+          <w:p>
+            <w:pPr>
+              <w:pStyle w:val="Compact"/>
+              <w:jc w:val="left"/>
+            </w:pPr>
+            <w:r>
+              <w:t xml:space="preserve">0.212</w:t>
+            </w:r>
+          </w:p>
+        </w:tc>
+        <w:tc>
+          <w:tcPr/>
+          <w:p>
+            <w:pPr>
+              <w:pStyle w:val="Compact"/>
+              <w:jc w:val="left"/>
+            </w:pPr>
+            <w:r>
+              <w:t xml:space="preserve">0.059</w:t>
+            </w:r>
+          </w:p>
+        </w:tc>
+        <w:tc>
+          <w:tcPr/>
+          <w:p>
+            <w:pPr>
+              <w:pStyle w:val="Compact"/>
+              <w:jc w:val="left"/>
+            </w:pPr>
+            <w:r>
+              <w:t xml:space="preserve">0.148</w:t>
+            </w:r>
+          </w:p>
+        </w:tc>
+      </w:tr>
+      <w:tr>
+        <w:tc>
+          <w:tcPr/>
+          <w:p>
+            <w:pPr>
+              <w:pStyle w:val="Compact"/>
+              <w:jc w:val="left"/>
+            </w:pPr>
+            <w:r>
+              <w:t xml:space="preserve">7</w:t>
+            </w:r>
+          </w:p>
+        </w:tc>
+        <w:tc>
+          <w:tcPr/>
+          <w:p>
+            <w:pPr>
+              <w:pStyle w:val="Compact"/>
+              <w:jc w:val="left"/>
+            </w:pPr>
+            <w:r>
+              <w:t xml:space="preserve">15</w:t>
+            </w:r>
+          </w:p>
+        </w:tc>
+        <w:tc>
+          <w:tcPr/>
+          <w:p>
+            <w:pPr>
+              <w:pStyle w:val="Compact"/>
+              <w:jc w:val="left"/>
+            </w:pPr>
+            <w:r>
+              <w:t xml:space="preserve">0.094</w:t>
+            </w:r>
+          </w:p>
+        </w:tc>
+        <w:tc>
+          <w:tcPr/>
+          <w:p>
+            <w:pPr>
+              <w:pStyle w:val="Compact"/>
+              <w:jc w:val="left"/>
+            </w:pPr>
+            <w:r>
+              <w:t xml:space="preserve">0.174</w:t>
+            </w:r>
+          </w:p>
+        </w:tc>
+        <w:tc>
+          <w:tcPr/>
+          <w:p>
+            <w:pPr>
+              <w:pStyle w:val="Compact"/>
+              <w:jc w:val="left"/>
+            </w:pPr>
+            <w:r>
+              <w:t xml:space="preserve">0.057</w:t>
+            </w:r>
+          </w:p>
+        </w:tc>
+        <w:tc>
+          <w:tcPr/>
+          <w:p>
+            <w:pPr>
+              <w:pStyle w:val="Compact"/>
+              <w:jc w:val="left"/>
+            </w:pPr>
+            <w:r>
+              <w:t xml:space="preserve">0.221</w:t>
+            </w:r>
+          </w:p>
+        </w:tc>
+        <w:tc>
+          <w:tcPr/>
+          <w:p>
+            <w:pPr>
+              <w:pStyle w:val="Compact"/>
+              <w:jc w:val="left"/>
+            </w:pPr>
+            <w:r>
+              <w:t xml:space="preserve">0.140</w:t>
+            </w:r>
+          </w:p>
+        </w:tc>
+        <w:tc>
+          <w:tcPr/>
+          <w:p>
+            <w:pPr>
+              <w:pStyle w:val="Compact"/>
+              <w:jc w:val="left"/>
+            </w:pPr>
+            <w:r>
+              <w:t xml:space="preserve">0.185</w:t>
+            </w:r>
+          </w:p>
+        </w:tc>
+        <w:tc>
+          <w:tcPr/>
+          <w:p>
+            <w:pPr>
+              <w:pStyle w:val="Compact"/>
+              <w:jc w:val="left"/>
+            </w:pPr>
+            <w:r>
+              <w:t xml:space="preserve">0.008</w:t>
+            </w:r>
+          </w:p>
+        </w:tc>
+        <w:tc>
+          <w:tcPr/>
+          <w:p>
+            <w:pPr>
+              <w:pStyle w:val="Compact"/>
+              <w:jc w:val="left"/>
+            </w:pPr>
+            <w:r>
+              <w:t xml:space="preserve">0.073</w:t>
+            </w:r>
+          </w:p>
+        </w:tc>
+      </w:tr>
+      <w:tr>
+        <w:tc>
+          <w:tcPr/>
+          <w:p>
+            <w:pPr>
+              <w:pStyle w:val="Compact"/>
+              <w:jc w:val="left"/>
+            </w:pPr>
+            <w:r>
+              <w:t xml:space="preserve">7</w:t>
+            </w:r>
+          </w:p>
+        </w:tc>
+        <w:tc>
+          <w:tcPr/>
+          <w:p>
+            <w:pPr>
+              <w:pStyle w:val="Compact"/>
+              <w:jc w:val="left"/>
+            </w:pPr>
+            <w:r>
+              <w:t xml:space="preserve">50</w:t>
+            </w:r>
+          </w:p>
+        </w:tc>
+        <w:tc>
+          <w:tcPr/>
+          <w:p>
+            <w:pPr>
+              <w:pStyle w:val="Compact"/>
+              <w:jc w:val="left"/>
+            </w:pPr>
+            <w:r>
+              <w:t xml:space="preserve">0.220</w:t>
+            </w:r>
+          </w:p>
+        </w:tc>
+        <w:tc>
+          <w:tcPr/>
+          <w:p>
+            <w:pPr>
+              <w:pStyle w:val="Compact"/>
+              <w:jc w:val="left"/>
+            </w:pPr>
+            <w:r>
+              <w:t xml:space="preserve">0.180</w:t>
             </w:r>
           </w:p>
         </w:tc>
@@ -2690,17 +3746,77 @@
             </w:r>
           </w:p>
         </w:tc>
-      </w:tr>
-      <w:tr>
-        <w:tc>
-          <w:tcPr/>
-          <w:p>
-            <w:pPr>
-              <w:pStyle w:val="Compact"/>
-              <w:jc w:val="left"/>
-            </w:pPr>
-            <w:r>
-              <w:t xml:space="preserve">1</w:t>
+        <w:tc>
+          <w:tcPr/>
+          <w:p>
+            <w:pPr>
+              <w:pStyle w:val="Compact"/>
+              <w:jc w:val="left"/>
+            </w:pPr>
+            <w:r>
+              <w:t xml:space="preserve">0.246</w:t>
+            </w:r>
+          </w:p>
+        </w:tc>
+        <w:tc>
+          <w:tcPr/>
+          <w:p>
+            <w:pPr>
+              <w:pStyle w:val="Compact"/>
+              <w:jc w:val="left"/>
+            </w:pPr>
+            <w:r>
+              <w:t xml:space="preserve">0.220</w:t>
+            </w:r>
+          </w:p>
+        </w:tc>
+        <w:tc>
+          <w:tcPr/>
+          <w:p>
+            <w:pPr>
+              <w:pStyle w:val="Compact"/>
+              <w:jc w:val="left"/>
+            </w:pPr>
+            <w:r>
+              <w:t xml:space="preserve">0.230</w:t>
+            </w:r>
+          </w:p>
+        </w:tc>
+        <w:tc>
+          <w:tcPr/>
+          <w:p>
+            <w:pPr>
+              <w:pStyle w:val="Compact"/>
+              <w:jc w:val="left"/>
+            </w:pPr>
+            <w:r>
+              <w:t xml:space="preserve">0.029</w:t>
+            </w:r>
+          </w:p>
+        </w:tc>
+        <w:tc>
+          <w:tcPr/>
+          <w:p>
+            <w:pPr>
+              <w:pStyle w:val="Compact"/>
+              <w:jc w:val="left"/>
+            </w:pPr>
+            <w:r>
+              <w:t xml:space="preserve">0.221</w:t>
+            </w:r>
+          </w:p>
+        </w:tc>
+      </w:tr>
+      <w:tr>
+        <w:tc>
+          <w:tcPr/>
+          <w:p>
+            <w:pPr>
+              <w:pStyle w:val="Compact"/>
+              <w:jc w:val="left"/>
+            </w:pPr>
+            <w:r>
+              <w:t xml:space="preserve">7</w:t>
             </w:r>
           </w:p>
         </w:tc>
@@ -2724,1189 +3840,91 @@
               <w:jc w:val="left"/>
             </w:pPr>
             <w:r>
-              <w:t xml:space="preserve">0.071</w:t>
-            </w:r>
-          </w:p>
-        </w:tc>
-        <w:tc>
-          <w:tcPr/>
-          <w:p>
-            <w:pPr>
-              <w:pStyle w:val="Compact"/>
-              <w:jc w:val="left"/>
-            </w:pPr>
-            <w:r>
-              <w:t xml:space="preserve">0.097</w:t>
-            </w:r>
-          </w:p>
-        </w:tc>
-        <w:tc>
-          <w:tcPr/>
-          <w:p>
-            <w:pPr>
-              <w:pStyle w:val="Compact"/>
-              <w:jc w:val="left"/>
-            </w:pPr>
-            <w:r>
-              <w:t xml:space="preserve">0.033</w:t>
-            </w:r>
-          </w:p>
-        </w:tc>
-        <w:tc>
-          <w:tcPr/>
-          <w:p>
-            <w:pPr>
-              <w:pStyle w:val="Compact"/>
-              <w:jc w:val="left"/>
-            </w:pPr>
-            <w:r>
-              <w:t xml:space="preserve">0.045</w:t>
-            </w:r>
-          </w:p>
-        </w:tc>
-        <w:tc>
-          <w:tcPr/>
-          <w:p>
-            <w:pPr>
-              <w:pStyle w:val="Compact"/>
-              <w:jc w:val="left"/>
-            </w:pPr>
-            <w:r>
-              <w:t xml:space="preserve">0.122</w:t>
-            </w:r>
-          </w:p>
-        </w:tc>
-        <w:tc>
-          <w:tcPr/>
-          <w:p>
-            <w:pPr>
-              <w:pStyle w:val="Compact"/>
-              <w:jc w:val="left"/>
-            </w:pPr>
-            <w:r>
-              <w:t xml:space="preserve">0.068</w:t>
-            </w:r>
-          </w:p>
-        </w:tc>
-        <w:tc>
-          <w:tcPr/>
-          <w:p>
-            <w:pPr>
-              <w:pStyle w:val="Compact"/>
-              <w:jc w:val="left"/>
-            </w:pPr>
-            <w:r>
-              <w:t xml:space="preserve">0.133</w:t>
-            </w:r>
-          </w:p>
-        </w:tc>
-        <w:tc>
-          <w:tcPr/>
-          <w:p>
-            <w:pPr>
-              <w:pStyle w:val="Compact"/>
-              <w:jc w:val="left"/>
-            </w:pPr>
-            <w:r>
-              <w:t xml:space="preserve">0.086</w:t>
-            </w:r>
-          </w:p>
-        </w:tc>
-      </w:tr>
-      <w:tr>
-        <w:tc>
-          <w:tcPr/>
-          <w:p>
-            <w:pPr>
-              <w:pStyle w:val="Compact"/>
-              <w:jc w:val="left"/>
-            </w:pPr>
-            <w:r>
-              <w:t xml:space="preserve">2</w:t>
-            </w:r>
-          </w:p>
-        </w:tc>
-        <w:tc>
-          <w:tcPr/>
-          <w:p>
-            <w:pPr>
-              <w:pStyle w:val="Compact"/>
-              <w:jc w:val="left"/>
-            </w:pPr>
-            <w:r>
-              <w:t xml:space="preserve">15</w:t>
-            </w:r>
-          </w:p>
-        </w:tc>
-        <w:tc>
-          <w:tcPr/>
-          <w:p>
-            <w:pPr>
-              <w:pStyle w:val="Compact"/>
-              <w:jc w:val="left"/>
-            </w:pPr>
-            <w:r>
-              <w:t xml:space="preserve">0.069</w:t>
-            </w:r>
-          </w:p>
-        </w:tc>
-        <w:tc>
-          <w:tcPr/>
-          <w:p>
-            <w:pPr>
-              <w:pStyle w:val="Compact"/>
-              <w:jc w:val="left"/>
-            </w:pPr>
-            <w:r>
-              <w:t xml:space="preserve">0.081</w:t>
-            </w:r>
-          </w:p>
-        </w:tc>
-        <w:tc>
-          <w:tcPr/>
-          <w:p>
-            <w:pPr>
-              <w:pStyle w:val="Compact"/>
-              <w:jc w:val="left"/>
-            </w:pPr>
-            <w:r>
-              <w:t xml:space="preserve">0.016</w:t>
-            </w:r>
-          </w:p>
-        </w:tc>
-        <w:tc>
-          <w:tcPr/>
-          <w:p>
-            <w:pPr>
-              <w:pStyle w:val="Compact"/>
-              <w:jc w:val="left"/>
-            </w:pPr>
-            <w:r>
-              <w:t xml:space="preserve">0.130</w:t>
-            </w:r>
-          </w:p>
-        </w:tc>
-        <w:tc>
-          <w:tcPr/>
-          <w:p>
-            <w:pPr>
-              <w:pStyle w:val="Compact"/>
-              <w:jc w:val="left"/>
-            </w:pPr>
-            <w:r>
-              <w:t xml:space="preserve">0.066</w:t>
-            </w:r>
-          </w:p>
-        </w:tc>
-        <w:tc>
-          <w:tcPr/>
-          <w:p>
-            <w:pPr>
-              <w:pStyle w:val="Compact"/>
-              <w:jc w:val="left"/>
-            </w:pPr>
-            <w:r>
-              <w:t xml:space="preserve">0.054</w:t>
-            </w:r>
-          </w:p>
-        </w:tc>
-        <w:tc>
-          <w:tcPr/>
-          <w:p>
-            <w:pPr>
-              <w:pStyle w:val="Compact"/>
-              <w:jc w:val="left"/>
-            </w:pPr>
-            <w:r>
-              <w:t xml:space="preserve">0.014</w:t>
-            </w:r>
-          </w:p>
-        </w:tc>
-        <w:tc>
-          <w:tcPr/>
-          <w:p>
-            <w:pPr>
-              <w:pStyle w:val="Compact"/>
-              <w:jc w:val="left"/>
-            </w:pPr>
-            <w:r>
-              <w:t xml:space="preserve">0.127</w:t>
-            </w:r>
-          </w:p>
-        </w:tc>
-      </w:tr>
-      <w:tr>
-        <w:tc>
-          <w:tcPr/>
-          <w:p>
-            <w:pPr>
-              <w:pStyle w:val="Compact"/>
-              <w:jc w:val="left"/>
-            </w:pPr>
-            <w:r>
-              <w:t xml:space="preserve">2</w:t>
-            </w:r>
-          </w:p>
-        </w:tc>
-        <w:tc>
-          <w:tcPr/>
-          <w:p>
-            <w:pPr>
-              <w:pStyle w:val="Compact"/>
-              <w:jc w:val="left"/>
-            </w:pPr>
-            <w:r>
-              <w:t xml:space="preserve">50</w:t>
-            </w:r>
-          </w:p>
-        </w:tc>
-        <w:tc>
-          <w:tcPr/>
-          <w:p>
-            <w:pPr>
-              <w:pStyle w:val="Compact"/>
-              <w:jc w:val="left"/>
-            </w:pPr>
-            <w:r>
-              <w:t xml:space="preserve">0.097</w:t>
-            </w:r>
-          </w:p>
-        </w:tc>
-        <w:tc>
-          <w:tcPr/>
-          <w:p>
-            <w:pPr>
-              <w:pStyle w:val="Compact"/>
-              <w:jc w:val="left"/>
-            </w:pPr>
-            <w:r>
-              <w:t xml:space="preserve">0.150</w:t>
-            </w:r>
-          </w:p>
-        </w:tc>
-        <w:tc>
-          <w:tcPr/>
-          <w:p>
-            <w:pPr>
-              <w:pStyle w:val="Compact"/>
-              <w:jc w:val="left"/>
-            </w:pPr>
-            <w:r>
-              <w:t xml:space="preserve">0.029</w:t>
-            </w:r>
-          </w:p>
-        </w:tc>
-        <w:tc>
-          <w:tcPr/>
-          <w:p>
-            <w:pPr>
-              <w:pStyle w:val="Compact"/>
-              <w:jc w:val="left"/>
-            </w:pPr>
-            <w:r>
-              <w:t xml:space="preserve">0.190</w:t>
-            </w:r>
-          </w:p>
-        </w:tc>
-        <w:tc>
-          <w:tcPr/>
-          <w:p>
-            <w:pPr>
-              <w:pStyle w:val="Compact"/>
-              <w:jc w:val="left"/>
-            </w:pPr>
-            <w:r>
-              <w:t xml:space="preserve">0.113</w:t>
-            </w:r>
-          </w:p>
-        </w:tc>
-        <w:tc>
-          <w:tcPr/>
-          <w:p>
-            <w:pPr>
-              <w:pStyle w:val="Compact"/>
-              <w:jc w:val="left"/>
-            </w:pPr>
-            <w:r>
-              <w:t xml:space="preserve">0.107</w:t>
-            </w:r>
-          </w:p>
-        </w:tc>
-        <w:tc>
-          <w:tcPr/>
-          <w:p>
-            <w:pPr>
-              <w:pStyle w:val="Compact"/>
-              <w:jc w:val="left"/>
-            </w:pPr>
-            <w:r>
-              <w:t xml:space="preserve">0.025</w:t>
-            </w:r>
-          </w:p>
-        </w:tc>
-        <w:tc>
-          <w:tcPr/>
-          <w:p>
-            <w:pPr>
-              <w:pStyle w:val="Compact"/>
-              <w:jc w:val="left"/>
-            </w:pPr>
-            <w:r>
-              <w:t xml:space="preserve">0.121</w:t>
-            </w:r>
-          </w:p>
-        </w:tc>
-      </w:tr>
-      <w:tr>
-        <w:tc>
-          <w:tcPr/>
-          <w:p>
-            <w:pPr>
-              <w:pStyle w:val="Compact"/>
-              <w:jc w:val="left"/>
-            </w:pPr>
-            <w:r>
-              <w:t xml:space="preserve">2</w:t>
-            </w:r>
-          </w:p>
-        </w:tc>
-        <w:tc>
-          <w:tcPr/>
-          <w:p>
-            <w:pPr>
-              <w:pStyle w:val="Compact"/>
-              <w:jc w:val="left"/>
-            </w:pPr>
-            <w:r>
-              <w:t xml:space="preserve">all</w:t>
-            </w:r>
-          </w:p>
-        </w:tc>
-        <w:tc>
-          <w:tcPr/>
-          <w:p>
-            <w:pPr>
-              <w:pStyle w:val="Compact"/>
-              <w:jc w:val="left"/>
-            </w:pPr>
-            <w:r>
-              <w:t xml:space="preserve">0.105</w:t>
-            </w:r>
-          </w:p>
-        </w:tc>
-        <w:tc>
-          <w:tcPr/>
-          <w:p>
-            <w:pPr>
-              <w:pStyle w:val="Compact"/>
-              <w:jc w:val="left"/>
-            </w:pPr>
-            <w:r>
-              <w:t xml:space="preserve">0.305</w:t>
-            </w:r>
-          </w:p>
-        </w:tc>
-        <w:tc>
-          <w:tcPr/>
-          <w:p>
-            <w:pPr>
-              <w:pStyle w:val="Compact"/>
-              <w:jc w:val="left"/>
-            </w:pPr>
-            <w:r>
-              <w:t xml:space="preserve">0.073</w:t>
-            </w:r>
-          </w:p>
-        </w:tc>
-        <w:tc>
-          <w:tcPr/>
-          <w:p>
-            <w:pPr>
-              <w:pStyle w:val="Compact"/>
-              <w:jc w:val="left"/>
-            </w:pPr>
-            <w:r>
-              <w:t xml:space="preserve">0.189</w:t>
-            </w:r>
-          </w:p>
-        </w:tc>
-        <w:tc>
-          <w:tcPr/>
-          <w:p>
-            <w:pPr>
-              <w:pStyle w:val="Compact"/>
-              <w:jc w:val="left"/>
-            </w:pPr>
-            <w:r>
-              <w:t xml:space="preserve">0.118</w:t>
-            </w:r>
-          </w:p>
-        </w:tc>
-        <w:tc>
-          <w:tcPr/>
-          <w:p>
-            <w:pPr>
-              <w:pStyle w:val="Compact"/>
-              <w:jc w:val="left"/>
-            </w:pPr>
-            <w:r>
-              <w:t xml:space="preserve">0.167</w:t>
-            </w:r>
-          </w:p>
-        </w:tc>
-        <w:tc>
-          <w:tcPr/>
-          <w:p>
-            <w:pPr>
-              <w:pStyle w:val="Compact"/>
-              <w:jc w:val="left"/>
-            </w:pPr>
-            <w:r>
-              <w:t xml:space="preserve">0.038</w:t>
-            </w:r>
-          </w:p>
-        </w:tc>
-        <w:tc>
-          <w:tcPr/>
-          <w:p>
-            <w:pPr>
-              <w:pStyle w:val="Compact"/>
-              <w:jc w:val="left"/>
-            </w:pPr>
-            <w:r>
-              <w:t xml:space="preserve">0.189</w:t>
-            </w:r>
-          </w:p>
-        </w:tc>
-      </w:tr>
-      <w:tr>
-        <w:tc>
-          <w:tcPr/>
-          <w:p>
-            <w:pPr>
-              <w:pStyle w:val="Compact"/>
-              <w:jc w:val="left"/>
-            </w:pPr>
-            <w:r>
-              <w:t xml:space="preserve">4</w:t>
-            </w:r>
-          </w:p>
-        </w:tc>
-        <w:tc>
-          <w:tcPr/>
-          <w:p>
-            <w:pPr>
-              <w:pStyle w:val="Compact"/>
-              <w:jc w:val="left"/>
-            </w:pPr>
-            <w:r>
-              <w:t xml:space="preserve">15</w:t>
-            </w:r>
-          </w:p>
-        </w:tc>
-        <w:tc>
-          <w:tcPr/>
-          <w:p>
-            <w:pPr>
-              <w:pStyle w:val="Compact"/>
-              <w:jc w:val="left"/>
-            </w:pPr>
-            <w:r>
-              <w:t xml:space="preserve">0.083</w:t>
-            </w:r>
-          </w:p>
-        </w:tc>
-        <w:tc>
-          <w:tcPr/>
-          <w:p>
-            <w:pPr>
-              <w:pStyle w:val="Compact"/>
-              <w:jc w:val="left"/>
-            </w:pPr>
-            <w:r>
-              <w:t xml:space="preserve">0.101</w:t>
-            </w:r>
-          </w:p>
-        </w:tc>
-        <w:tc>
-          <w:tcPr/>
-          <w:p>
-            <w:pPr>
-              <w:pStyle w:val="Compact"/>
-              <w:jc w:val="left"/>
-            </w:pPr>
-            <w:r>
-              <w:t xml:space="preserve">0.028</w:t>
-            </w:r>
-          </w:p>
-        </w:tc>
-        <w:tc>
-          <w:tcPr/>
-          <w:p>
-            <w:pPr>
-              <w:pStyle w:val="Compact"/>
-              <w:jc w:val="left"/>
-            </w:pPr>
-            <w:r>
-              <w:t xml:space="preserve">0.078</w:t>
-            </w:r>
-          </w:p>
-        </w:tc>
-        <w:tc>
-          <w:tcPr/>
-          <w:p>
-            <w:pPr>
-              <w:pStyle w:val="Compact"/>
-              <w:jc w:val="left"/>
-            </w:pPr>
-            <w:r>
-              <w:t xml:space="preserve">0.098</w:t>
-            </w:r>
-          </w:p>
-        </w:tc>
-        <w:tc>
-          <w:tcPr/>
-          <w:p>
-            <w:pPr>
-              <w:pStyle w:val="Compact"/>
-              <w:jc w:val="left"/>
-            </w:pPr>
-            <w:r>
-              <w:t xml:space="preserve">0.148</w:t>
-            </w:r>
-          </w:p>
-        </w:tc>
-        <w:tc>
-          <w:tcPr/>
-          <w:p>
-            <w:pPr>
-              <w:pStyle w:val="Compact"/>
-              <w:jc w:val="left"/>
-            </w:pPr>
-            <w:r>
-              <w:t xml:space="preserve">0.044</w:t>
-            </w:r>
-          </w:p>
-        </w:tc>
-        <w:tc>
-          <w:tcPr/>
-          <w:p>
-            <w:pPr>
-              <w:pStyle w:val="Compact"/>
-              <w:jc w:val="left"/>
-            </w:pPr>
-            <w:r>
-              <w:t xml:space="preserve">0.110</w:t>
-            </w:r>
-          </w:p>
-        </w:tc>
-      </w:tr>
-      <w:tr>
-        <w:tc>
-          <w:tcPr/>
-          <w:p>
-            <w:pPr>
-              <w:pStyle w:val="Compact"/>
-              <w:jc w:val="left"/>
-            </w:pPr>
-            <w:r>
-              <w:t xml:space="preserve">4</w:t>
-            </w:r>
-          </w:p>
-        </w:tc>
-        <w:tc>
-          <w:tcPr/>
-          <w:p>
-            <w:pPr>
-              <w:pStyle w:val="Compact"/>
-              <w:jc w:val="left"/>
-            </w:pPr>
-            <w:r>
-              <w:t xml:space="preserve">50</w:t>
-            </w:r>
-          </w:p>
-        </w:tc>
-        <w:tc>
-          <w:tcPr/>
-          <w:p>
-            <w:pPr>
-              <w:pStyle w:val="Compact"/>
-              <w:jc w:val="left"/>
-            </w:pPr>
-            <w:r>
-              <w:t xml:space="preserve">0.123</w:t>
-            </w:r>
-          </w:p>
-        </w:tc>
-        <w:tc>
-          <w:tcPr/>
-          <w:p>
-            <w:pPr>
-              <w:pStyle w:val="Compact"/>
-              <w:jc w:val="left"/>
-            </w:pPr>
-            <w:r>
-              <w:t xml:space="preserve">0.135</w:t>
-            </w:r>
-          </w:p>
-        </w:tc>
-        <w:tc>
-          <w:tcPr/>
-          <w:p>
-            <w:pPr>
-              <w:pStyle w:val="Compact"/>
-              <w:jc w:val="left"/>
-            </w:pPr>
-            <w:r>
-              <w:t xml:space="preserve">0.038</w:t>
-            </w:r>
-          </w:p>
-        </w:tc>
-        <w:tc>
-          <w:tcPr/>
-          <w:p>
-            <w:pPr>
-              <w:pStyle w:val="Compact"/>
-              <w:jc w:val="left"/>
-            </w:pPr>
-            <w:r>
-              <w:t xml:space="preserve">0.199</w:t>
-            </w:r>
-          </w:p>
-        </w:tc>
-        <w:tc>
-          <w:tcPr/>
-          <w:p>
-            <w:pPr>
-              <w:pStyle w:val="Compact"/>
-              <w:jc w:val="left"/>
-            </w:pPr>
-            <w:r>
-              <w:t xml:space="preserve">0.124</w:t>
-            </w:r>
-          </w:p>
-        </w:tc>
-        <w:tc>
-          <w:tcPr/>
-          <w:p>
-            <w:pPr>
-              <w:pStyle w:val="Compact"/>
-              <w:jc w:val="left"/>
-            </w:pPr>
-            <w:r>
-              <w:t xml:space="preserve">0.168</w:t>
-            </w:r>
-          </w:p>
-        </w:tc>
-        <w:tc>
-          <w:tcPr/>
-          <w:p>
-            <w:pPr>
-              <w:pStyle w:val="Compact"/>
-              <w:jc w:val="left"/>
-            </w:pPr>
-            <w:r>
-              <w:t xml:space="preserve">0.050</w:t>
-            </w:r>
-          </w:p>
-        </w:tc>
-        <w:tc>
-          <w:tcPr/>
-          <w:p>
-            <w:pPr>
-              <w:pStyle w:val="Compact"/>
-              <w:jc w:val="left"/>
-            </w:pPr>
-            <w:r>
-              <w:t xml:space="preserve">0.088</w:t>
-            </w:r>
-          </w:p>
-        </w:tc>
-      </w:tr>
-      <w:tr>
-        <w:tc>
-          <w:tcPr/>
-          <w:p>
-            <w:pPr>
-              <w:pStyle w:val="Compact"/>
-              <w:jc w:val="left"/>
-            </w:pPr>
-            <w:r>
-              <w:t xml:space="preserve">4</w:t>
-            </w:r>
-          </w:p>
-        </w:tc>
-        <w:tc>
-          <w:tcPr/>
-          <w:p>
-            <w:pPr>
-              <w:pStyle w:val="Compact"/>
-              <w:jc w:val="left"/>
-            </w:pPr>
-            <w:r>
-              <w:t xml:space="preserve">all</w:t>
-            </w:r>
-          </w:p>
-        </w:tc>
-        <w:tc>
-          <w:tcPr/>
-          <w:p>
-            <w:pPr>
-              <w:pStyle w:val="Compact"/>
-              <w:jc w:val="left"/>
-            </w:pPr>
-            <w:r>
-              <w:t xml:space="preserve">0.136</w:t>
-            </w:r>
-          </w:p>
-        </w:tc>
-        <w:tc>
-          <w:tcPr/>
-          <w:p>
-            <w:pPr>
-              <w:pStyle w:val="Compact"/>
-              <w:jc w:val="left"/>
-            </w:pPr>
-            <w:r>
-              <w:t xml:space="preserve">0.273</w:t>
-            </w:r>
-          </w:p>
-        </w:tc>
-        <w:tc>
-          <w:tcPr/>
-          <w:p>
-            <w:pPr>
-              <w:pStyle w:val="Compact"/>
-              <w:jc w:val="left"/>
-            </w:pPr>
-            <w:r>
-              <w:t xml:space="preserve">0.047</w:t>
-            </w:r>
-          </w:p>
-        </w:tc>
-        <w:tc>
-          <w:tcPr/>
-          <w:p>
-            <w:pPr>
-              <w:pStyle w:val="Compact"/>
-              <w:jc w:val="left"/>
-            </w:pPr>
-            <w:r>
-              <w:t xml:space="preserve">0.187</w:t>
-            </w:r>
-          </w:p>
-        </w:tc>
-        <w:tc>
-          <w:tcPr/>
-          <w:p>
-            <w:pPr>
-              <w:pStyle w:val="Compact"/>
-              <w:jc w:val="left"/>
-            </w:pPr>
-            <w:r>
-              <w:t xml:space="preserve">0.136</w:t>
-            </w:r>
-          </w:p>
-        </w:tc>
-        <w:tc>
-          <w:tcPr/>
-          <w:p>
-            <w:pPr>
-              <w:pStyle w:val="Compact"/>
-              <w:jc w:val="left"/>
-            </w:pPr>
-            <w:r>
-              <w:t xml:space="preserve">0.222</w:t>
-            </w:r>
-          </w:p>
-        </w:tc>
-        <w:tc>
-          <w:tcPr/>
-          <w:p>
-            <w:pPr>
-              <w:pStyle w:val="Compact"/>
-              <w:jc w:val="left"/>
-            </w:pPr>
-            <w:r>
-              <w:t xml:space="preserve">0.056</w:t>
-            </w:r>
-          </w:p>
-        </w:tc>
-        <w:tc>
-          <w:tcPr/>
-          <w:p>
-            <w:pPr>
-              <w:pStyle w:val="Compact"/>
-              <w:jc w:val="left"/>
-            </w:pPr>
-            <w:r>
-              <w:t xml:space="preserve">0.143</w:t>
-            </w:r>
-          </w:p>
-        </w:tc>
-      </w:tr>
-      <w:tr>
-        <w:tc>
-          <w:tcPr/>
-          <w:p>
-            <w:pPr>
-              <w:pStyle w:val="Compact"/>
-              <w:jc w:val="left"/>
-            </w:pPr>
-            <w:r>
-              <w:t xml:space="preserve">7</w:t>
-            </w:r>
-          </w:p>
-        </w:tc>
-        <w:tc>
-          <w:tcPr/>
-          <w:p>
-            <w:pPr>
-              <w:pStyle w:val="Compact"/>
-              <w:jc w:val="left"/>
-            </w:pPr>
-            <w:r>
-              <w:t xml:space="preserve">15</w:t>
-            </w:r>
-          </w:p>
-        </w:tc>
-        <w:tc>
-          <w:tcPr/>
-          <w:p>
-            <w:pPr>
-              <w:pStyle w:val="Compact"/>
-              <w:jc w:val="left"/>
-            </w:pPr>
-            <w:r>
-              <w:t xml:space="preserve">0.100</w:t>
-            </w:r>
-          </w:p>
-        </w:tc>
-        <w:tc>
-          <w:tcPr/>
-          <w:p>
-            <w:pPr>
-              <w:pStyle w:val="Compact"/>
-              <w:jc w:val="left"/>
-            </w:pPr>
-            <w:r>
-              <w:t xml:space="preserve">0.168</w:t>
-            </w:r>
-          </w:p>
-        </w:tc>
-        <w:tc>
-          <w:tcPr/>
-          <w:p>
-            <w:pPr>
-              <w:pStyle w:val="Compact"/>
-              <w:jc w:val="left"/>
-            </w:pPr>
-            <w:r>
-              <w:t xml:space="preserve">0.063</w:t>
-            </w:r>
-          </w:p>
-        </w:tc>
-        <w:tc>
-          <w:tcPr/>
-          <w:p>
-            <w:pPr>
-              <w:pStyle w:val="Compact"/>
-              <w:jc w:val="left"/>
-            </w:pPr>
-            <w:r>
-              <w:t xml:space="preserve">0.251</w:t>
-            </w:r>
-          </w:p>
-        </w:tc>
-        <w:tc>
-          <w:tcPr/>
-          <w:p>
-            <w:pPr>
-              <w:pStyle w:val="Compact"/>
-              <w:jc w:val="left"/>
-            </w:pPr>
-            <w:r>
-              <w:t xml:space="preserve">0.110</w:t>
-            </w:r>
-          </w:p>
-        </w:tc>
-        <w:tc>
-          <w:tcPr/>
-          <w:p>
-            <w:pPr>
-              <w:pStyle w:val="Compact"/>
-              <w:jc w:val="left"/>
-            </w:pPr>
-            <w:r>
-              <w:t xml:space="preserve">0.192</w:t>
-            </w:r>
-          </w:p>
-        </w:tc>
-        <w:tc>
-          <w:tcPr/>
-          <w:p>
-            <w:pPr>
-              <w:pStyle w:val="Compact"/>
-              <w:jc w:val="left"/>
-            </w:pPr>
-            <w:r>
-              <w:t xml:space="preserve">0.017</w:t>
-            </w:r>
-          </w:p>
-        </w:tc>
-        <w:tc>
-          <w:tcPr/>
-          <w:p>
-            <w:pPr>
-              <w:pStyle w:val="Compact"/>
-              <w:jc w:val="left"/>
-            </w:pPr>
-            <w:r>
-              <w:t xml:space="preserve">0.157</w:t>
-            </w:r>
-          </w:p>
-        </w:tc>
-      </w:tr>
-      <w:tr>
-        <w:tc>
-          <w:tcPr/>
-          <w:p>
-            <w:pPr>
-              <w:pStyle w:val="Compact"/>
-              <w:jc w:val="left"/>
-            </w:pPr>
-            <w:r>
-              <w:t xml:space="preserve">7</w:t>
-            </w:r>
-          </w:p>
-        </w:tc>
-        <w:tc>
-          <w:tcPr/>
-          <w:p>
-            <w:pPr>
-              <w:pStyle w:val="Compact"/>
-              <w:jc w:val="left"/>
-            </w:pPr>
-            <w:r>
-              <w:t xml:space="preserve">50</w:t>
-            </w:r>
-          </w:p>
-        </w:tc>
-        <w:tc>
-          <w:tcPr/>
-          <w:p>
-            <w:pPr>
-              <w:pStyle w:val="Compact"/>
-              <w:jc w:val="left"/>
-            </w:pPr>
-            <w:r>
-              <w:t xml:space="preserve">0.211</w:t>
-            </w:r>
-          </w:p>
-        </w:tc>
-        <w:tc>
-          <w:tcPr/>
-          <w:p>
-            <w:pPr>
-              <w:pStyle w:val="Compact"/>
-              <w:jc w:val="left"/>
-            </w:pPr>
-            <w:r>
-              <w:t xml:space="preserve">0.338</w:t>
-            </w:r>
-          </w:p>
-        </w:tc>
-        <w:tc>
-          <w:tcPr/>
-          <w:p>
-            <w:pPr>
-              <w:pStyle w:val="Compact"/>
-              <w:jc w:val="left"/>
-            </w:pPr>
-            <w:r>
-              <w:t xml:space="preserve">0.112</w:t>
-            </w:r>
-          </w:p>
-        </w:tc>
-        <w:tc>
-          <w:tcPr/>
-          <w:p>
-            <w:pPr>
-              <w:pStyle w:val="Compact"/>
-              <w:jc w:val="left"/>
-            </w:pPr>
-            <w:r>
-              <w:t xml:space="preserve">0.305</w:t>
-            </w:r>
-          </w:p>
-        </w:tc>
-        <w:tc>
-          <w:tcPr/>
-          <w:p>
-            <w:pPr>
-              <w:pStyle w:val="Compact"/>
-              <w:jc w:val="left"/>
-            </w:pPr>
-            <w:r>
-              <w:t xml:space="preserve">0.214</w:t>
-            </w:r>
-          </w:p>
-        </w:tc>
-        <w:tc>
-          <w:tcPr/>
-          <w:p>
-            <w:pPr>
-              <w:pStyle w:val="Compact"/>
-              <w:jc w:val="left"/>
-            </w:pPr>
-            <w:r>
-              <w:t xml:space="preserve">0.201</w:t>
-            </w:r>
-          </w:p>
-        </w:tc>
-        <w:tc>
-          <w:tcPr/>
-          <w:p>
-            <w:pPr>
-              <w:pStyle w:val="Compact"/>
-              <w:jc w:val="left"/>
-            </w:pPr>
-            <w:r>
-              <w:t xml:space="preserve">0.025</w:t>
-            </w:r>
-          </w:p>
-        </w:tc>
-        <w:tc>
-          <w:tcPr/>
-          <w:p>
-            <w:pPr>
-              <w:pStyle w:val="Compact"/>
-              <w:jc w:val="left"/>
-            </w:pPr>
-            <w:r>
-              <w:t xml:space="preserve">0.244</w:t>
-            </w:r>
-          </w:p>
-        </w:tc>
-      </w:tr>
-      <w:tr>
-        <w:tc>
-          <w:tcPr/>
-          <w:p>
-            <w:pPr>
-              <w:pStyle w:val="Compact"/>
-              <w:jc w:val="left"/>
-            </w:pPr>
-            <w:r>
-              <w:t xml:space="preserve">7</w:t>
-            </w:r>
-          </w:p>
-        </w:tc>
-        <w:tc>
-          <w:tcPr/>
-          <w:p>
-            <w:pPr>
-              <w:pStyle w:val="Compact"/>
-              <w:jc w:val="left"/>
-            </w:pPr>
-            <w:r>
-              <w:t xml:space="preserve">all</w:t>
-            </w:r>
-          </w:p>
-        </w:tc>
-        <w:tc>
-          <w:tcPr/>
-          <w:p>
-            <w:pPr>
-              <w:pStyle w:val="Compact"/>
-              <w:jc w:val="left"/>
-            </w:pPr>
-            <w:r>
-              <w:t xml:space="preserve">0.224</w:t>
-            </w:r>
-          </w:p>
-        </w:tc>
-        <w:tc>
-          <w:tcPr/>
-          <w:p>
-            <w:pPr>
-              <w:pStyle w:val="Compact"/>
-              <w:jc w:val="left"/>
-            </w:pPr>
-            <w:r>
-              <w:t xml:space="preserve">0.433</w:t>
-            </w:r>
-          </w:p>
-        </w:tc>
-        <w:tc>
-          <w:tcPr/>
-          <w:p>
-            <w:pPr>
-              <w:pStyle w:val="Compact"/>
-              <w:jc w:val="left"/>
-            </w:pPr>
-            <w:r>
-              <w:t xml:space="preserve">0.101</w:t>
-            </w:r>
-          </w:p>
-        </w:tc>
-        <w:tc>
-          <w:tcPr/>
-          <w:p>
-            <w:pPr>
-              <w:pStyle w:val="Compact"/>
-              <w:jc w:val="left"/>
-            </w:pPr>
-            <w:r>
-              <w:t xml:space="preserve">0.328</w:t>
-            </w:r>
-          </w:p>
-        </w:tc>
-        <w:tc>
-          <w:tcPr/>
-          <w:p>
-            <w:pPr>
-              <w:pStyle w:val="Compact"/>
-              <w:jc w:val="left"/>
-            </w:pPr>
-            <w:r>
-              <w:t xml:space="preserve">0.202</w:t>
-            </w:r>
-          </w:p>
-        </w:tc>
-        <w:tc>
-          <w:tcPr/>
-          <w:p>
-            <w:pPr>
-              <w:pStyle w:val="Compact"/>
-              <w:jc w:val="left"/>
-            </w:pPr>
-            <w:r>
-              <w:t xml:space="preserve">0.210</w:t>
-            </w:r>
-          </w:p>
-        </w:tc>
-        <w:tc>
-          <w:tcPr/>
-          <w:p>
-            <w:pPr>
-              <w:pStyle w:val="Compact"/>
-              <w:jc w:val="left"/>
-            </w:pPr>
-            <w:r>
-              <w:t xml:space="preserve">0.093</w:t>
-            </w:r>
-          </w:p>
-        </w:tc>
-        <w:tc>
-          <w:tcPr/>
-          <w:p>
-            <w:pPr>
-              <w:pStyle w:val="Compact"/>
-              <w:jc w:val="left"/>
-            </w:pPr>
-            <w:r>
-              <w:t xml:space="preserve">0.251</w:t>
+              <w:t xml:space="preserve">0.207</w:t>
+            </w:r>
+          </w:p>
+        </w:tc>
+        <w:tc>
+          <w:tcPr/>
+          <w:p>
+            <w:pPr>
+              <w:pStyle w:val="Compact"/>
+              <w:jc w:val="left"/>
+            </w:pPr>
+            <w:r>
+              <w:t xml:space="preserve">0.444</w:t>
+            </w:r>
+          </w:p>
+        </w:tc>
+        <w:tc>
+          <w:tcPr/>
+          <w:p>
+            <w:pPr>
+              <w:pStyle w:val="Compact"/>
+              <w:jc w:val="left"/>
+            </w:pPr>
+            <w:r>
+              <w:t xml:space="preserve">0.154</w:t>
+            </w:r>
+          </w:p>
+        </w:tc>
+        <w:tc>
+          <w:tcPr/>
+          <w:p>
+            <w:pPr>
+              <w:pStyle w:val="Compact"/>
+              <w:jc w:val="left"/>
+            </w:pPr>
+            <w:r>
+              <w:t xml:space="preserve">0.319</w:t>
+            </w:r>
+          </w:p>
+        </w:tc>
+        <w:tc>
+          <w:tcPr/>
+          <w:p>
+            <w:pPr>
+              <w:pStyle w:val="Compact"/>
+              <w:jc w:val="left"/>
+            </w:pPr>
+            <w:r>
+              <w:t xml:space="preserve">0.197</w:t>
+            </w:r>
+          </w:p>
+        </w:tc>
+        <w:tc>
+          <w:tcPr/>
+          <w:p>
+            <w:pPr>
+              <w:pStyle w:val="Compact"/>
+              <w:jc w:val="left"/>
+            </w:pPr>
+            <w:r>
+              <w:t xml:space="preserve">0.221</w:t>
+            </w:r>
+          </w:p>
+        </w:tc>
+        <w:tc>
+          <w:tcPr/>
+          <w:p>
+            <w:pPr>
+              <w:pStyle w:val="Compact"/>
+              <w:jc w:val="left"/>
+            </w:pPr>
+            <w:r>
+              <w:t xml:space="preserve">0.099</w:t>
+            </w:r>
+          </w:p>
+        </w:tc>
+        <w:tc>
+          <w:tcPr/>
+          <w:p>
+            <w:pPr>
+              <w:pStyle w:val="Compact"/>
+              <w:jc w:val="left"/>
+            </w:pPr>
+            <w:r>
+              <w:t xml:space="preserve">0.236</w:t>
             </w:r>
           </w:p>
         </w:tc>
@@ -4029,19 +4047,19 @@
               <w:jc w:val="left"/>
             </w:pPr>
             <w:r>
-              <w:t xml:space="preserve">0.030</w:t>
-            </w:r>
-          </w:p>
-        </w:tc>
-        <w:tc>
-          <w:tcPr/>
-          <w:p>
-            <w:pPr>
-              <w:pStyle w:val="Compact"/>
-              <w:jc w:val="left"/>
-            </w:pPr>
-            <w:r>
-              <w:t xml:space="preserve">0.130</w:t>
+              <w:t xml:space="preserve">0.021</w:t>
+            </w:r>
+          </w:p>
+        </w:tc>
+        <w:tc>
+          <w:tcPr/>
+          <w:p>
+            <w:pPr>
+              <w:pStyle w:val="Compact"/>
+              <w:jc w:val="left"/>
+            </w:pPr>
+            <w:r>
+              <w:t xml:space="preserve">0.114</w:t>
             </w:r>
           </w:p>
         </w:tc>
@@ -4079,19 +4097,19 @@
               <w:jc w:val="left"/>
             </w:pPr>
             <w:r>
-              <w:t xml:space="preserve">0.056</w:t>
-            </w:r>
-          </w:p>
-        </w:tc>
-        <w:tc>
-          <w:tcPr/>
-          <w:p>
-            <w:pPr>
-              <w:pStyle w:val="Compact"/>
-              <w:jc w:val="left"/>
-            </w:pPr>
-            <w:r>
-              <w:t xml:space="preserve">0.197</w:t>
+              <w:t xml:space="preserve">0.029</w:t>
+            </w:r>
+          </w:p>
+        </w:tc>
+        <w:tc>
+          <w:tcPr/>
+          <w:p>
+            <w:pPr>
+              <w:pStyle w:val="Compact"/>
+              <w:jc w:val="left"/>
+            </w:pPr>
+            <w:r>
+              <w:t xml:space="preserve">0.152</w:t>
             </w:r>
           </w:p>
         </w:tc>
@@ -4141,7 +4159,7 @@
               <w:jc w:val="left"/>
             </w:pPr>
             <w:r>
-              <w:t xml:space="preserve">0.184</w:t>
+              <w:t xml:space="preserve">0.180</w:t>
             </w:r>
           </w:p>
         </w:tc>
@@ -4179,19 +4197,19 @@
               <w:jc w:val="left"/>
             </w:pPr>
             <w:r>
-              <w:t xml:space="preserve">0.018</w:t>
-            </w:r>
-          </w:p>
-        </w:tc>
-        <w:tc>
-          <w:tcPr/>
-          <w:p>
-            <w:pPr>
-              <w:pStyle w:val="Compact"/>
-              <w:jc w:val="left"/>
-            </w:pPr>
-            <w:r>
-              <w:t xml:space="preserve">0.087</w:t>
+              <w:t xml:space="preserve">0.027</w:t>
+            </w:r>
+          </w:p>
+        </w:tc>
+        <w:tc>
+          <w:tcPr/>
+          <w:p>
+            <w:pPr>
+              <w:pStyle w:val="Compact"/>
+              <w:jc w:val="left"/>
+            </w:pPr>
+            <w:r>
+              <w:t xml:space="preserve">0.075</w:t>
             </w:r>
           </w:p>
         </w:tc>
@@ -4229,19 +4247,19 @@
               <w:jc w:val="left"/>
             </w:pPr>
             <w:r>
-              <w:t xml:space="preserve">0.028</w:t>
-            </w:r>
-          </w:p>
-        </w:tc>
-        <w:tc>
-          <w:tcPr/>
-          <w:p>
-            <w:pPr>
-              <w:pStyle w:val="Compact"/>
-              <w:jc w:val="left"/>
-            </w:pPr>
-            <w:r>
-              <w:t xml:space="preserve">0.120</w:t>
+              <w:t xml:space="preserve">0.039</w:t>
+            </w:r>
+          </w:p>
+        </w:tc>
+        <w:tc>
+          <w:tcPr/>
+          <w:p>
+            <w:pPr>
+              <w:pStyle w:val="Compact"/>
+              <w:jc w:val="left"/>
+            </w:pPr>
+            <w:r>
+              <w:t xml:space="preserve">0.088</w:t>
             </w:r>
           </w:p>
         </w:tc>
@@ -4279,19 +4297,19 @@
               <w:jc w:val="left"/>
             </w:pPr>
             <w:r>
-              <w:t xml:space="preserve">0.062</w:t>
-            </w:r>
-          </w:p>
-        </w:tc>
-        <w:tc>
-          <w:tcPr/>
-          <w:p>
-            <w:pPr>
-              <w:pStyle w:val="Compact"/>
-              <w:jc w:val="left"/>
-            </w:pPr>
-            <w:r>
-              <w:t xml:space="preserve">0.154</w:t>
+              <w:t xml:space="preserve">0.065</w:t>
+            </w:r>
+          </w:p>
+        </w:tc>
+        <w:tc>
+          <w:tcPr/>
+          <w:p>
+            <w:pPr>
+              <w:pStyle w:val="Compact"/>
+              <w:jc w:val="left"/>
+            </w:pPr>
+            <w:r>
+              <w:t xml:space="preserve">0.088</w:t>
             </w:r>
           </w:p>
         </w:tc>
@@ -4329,19 +4347,19 @@
               <w:jc w:val="left"/>
             </w:pPr>
             <w:r>
-              <w:t xml:space="preserve">0.024</w:t>
-            </w:r>
-          </w:p>
-        </w:tc>
-        <w:tc>
-          <w:tcPr/>
-          <w:p>
-            <w:pPr>
-              <w:pStyle w:val="Compact"/>
-              <w:jc w:val="left"/>
-            </w:pPr>
-            <w:r>
-              <w:t xml:space="preserve">0.097</w:t>
+              <w:t xml:space="preserve">0.031</w:t>
+            </w:r>
+          </w:p>
+        </w:tc>
+        <w:tc>
+          <w:tcPr/>
+          <w:p>
+            <w:pPr>
+              <w:pStyle w:val="Compact"/>
+              <w:jc w:val="left"/>
+            </w:pPr>
+            <w:r>
+              <w:t xml:space="preserve">0.061</w:t>
             </w:r>
           </w:p>
         </w:tc>
@@ -4379,19 +4397,19 @@
               <w:jc w:val="left"/>
             </w:pPr>
             <w:r>
-              <w:t xml:space="preserve">0.032</w:t>
-            </w:r>
-          </w:p>
-        </w:tc>
-        <w:tc>
-          <w:tcPr/>
-          <w:p>
-            <w:pPr>
-              <w:pStyle w:val="Compact"/>
-              <w:jc w:val="left"/>
-            </w:pPr>
-            <w:r>
-              <w:t xml:space="preserve">0.084</w:t>
+              <w:t xml:space="preserve">0.052</w:t>
+            </w:r>
+          </w:p>
+        </w:tc>
+        <w:tc>
+          <w:tcPr/>
+          <w:p>
+            <w:pPr>
+              <w:pStyle w:val="Compact"/>
+              <w:jc w:val="left"/>
+            </w:pPr>
+            <w:r>
+              <w:t xml:space="preserve">0.074</w:t>
             </w:r>
           </w:p>
         </w:tc>
@@ -4429,26 +4447,1803 @@
               <w:jc w:val="left"/>
             </w:pPr>
             <w:r>
-              <w:t xml:space="preserve">0.031</w:t>
-            </w:r>
-          </w:p>
-        </w:tc>
-        <w:tc>
-          <w:tcPr/>
-          <w:p>
-            <w:pPr>
-              <w:pStyle w:val="Compact"/>
-              <w:jc w:val="left"/>
-            </w:pPr>
-            <w:r>
-              <w:t xml:space="preserve">0.058</w:t>
+              <w:t xml:space="preserve">0.036</w:t>
+            </w:r>
+          </w:p>
+        </w:tc>
+        <w:tc>
+          <w:tcPr/>
+          <w:p>
+            <w:pPr>
+              <w:pStyle w:val="Compact"/>
+              <w:jc w:val="left"/>
+            </w:pPr>
+            <w:r>
+              <w:t xml:space="preserve">0.049</w:t>
             </w:r>
           </w:p>
         </w:tc>
       </w:tr>
     </w:tbl>
     <w:bookmarkEnd w:id="25"/>
-    <w:bookmarkStart w:id="26" w:name="X3e7b674873395f1af3d1c8fabb471b5ded398c0"/>
+    <w:bookmarkStart w:id="26" w:name="Xd67c0f33044733a9ea2dd368e8d7521b516e986"/>
+    <w:p>
+      <w:pPr>
+        <w:pStyle w:val="Heading2"/>
+      </w:pPr>
+      <w:r>
+        <w:t xml:space="preserve">Table S6. Step-wise paired contrasts in the data-budget experiment</w:t>
+      </w:r>
+    </w:p>
+    <w:p>
+      <w:pPr>
+        <w:pStyle w:val="FirstParagraph"/>
+      </w:pPr>
+      <w:r>
+        <w:t xml:space="preserve">Change in unseen-farm mAP50 for one step in the number of training farms (at fixed images per farm) or in images per farm (at fixed farms), paired by held-out farm; 90% bootstrap interval over held-out farms, and the number of farms on which the step helped.</w:t>
+      </w:r>
+    </w:p>
+    <w:tbl>
+      <w:tblPr>
+        <w:tblStyle w:val="Table"/>
+        <w:tblW w:type="auto" w:w="0"/>
+        <w:tblLook w:firstRow="1" w:lastRow="0" w:firstColumn="0" w:lastColumn="0" w:noHBand="0" w:noVBand="0" w:val="0020"/>
+        <w:jc w:val="start"/>
+      </w:tblPr>
+      <w:tblGrid>
+        <w:gridCol w:w="1980"/>
+        <w:gridCol w:w="1980"/>
+        <w:gridCol w:w="1980"/>
+        <w:gridCol w:w="1980"/>
+      </w:tblGrid>
+      <w:tr>
+        <w:trPr>
+          <w:tblHeader w:val="true"/>
+        </w:trPr>
+        <w:tc>
+          <w:tcPr/>
+          <w:p>
+            <w:pPr>
+              <w:pStyle w:val="Compact"/>
+              <w:jc w:val="left"/>
+            </w:pPr>
+            <w:r>
+              <w:t xml:space="preserve">Step</w:t>
+            </w:r>
+          </w:p>
+        </w:tc>
+        <w:tc>
+          <w:tcPr/>
+          <w:p>
+            <w:pPr>
+              <w:pStyle w:val="Compact"/>
+              <w:jc w:val="left"/>
+            </w:pPr>
+            <w:r>
+              <w:t xml:space="preserve">At</w:t>
+            </w:r>
+          </w:p>
+        </w:tc>
+        <w:tc>
+          <w:tcPr/>
+          <w:p>
+            <w:pPr>
+              <w:pStyle w:val="Compact"/>
+              <w:jc w:val="left"/>
+            </w:pPr>
+            <w:r>
+              <w:t xml:space="preserve">Change [90% CI]</w:t>
+            </w:r>
+          </w:p>
+        </w:tc>
+        <w:tc>
+          <w:tcPr/>
+          <w:p>
+            <w:pPr>
+              <w:pStyle w:val="Compact"/>
+              <w:jc w:val="left"/>
+            </w:pPr>
+            <w:r>
+              <w:t xml:space="preserve">Farms improved</w:t>
+            </w:r>
+          </w:p>
+        </w:tc>
+      </w:tr>
+      <w:tr>
+        <w:tc>
+          <w:tcPr/>
+          <w:p>
+            <w:pPr>
+              <w:pStyle w:val="Compact"/>
+              <w:jc w:val="left"/>
+            </w:pPr>
+            <w:r>
+              <w:t xml:space="preserve">farms 1 → 2</w:t>
+            </w:r>
+          </w:p>
+        </w:tc>
+        <w:tc>
+          <w:tcPr/>
+          <w:p>
+            <w:pPr>
+              <w:pStyle w:val="Compact"/>
+              <w:jc w:val="left"/>
+            </w:pPr>
+            <w:r>
+              <w:t xml:space="preserve">15 images per farm</w:t>
+            </w:r>
+          </w:p>
+        </w:tc>
+        <w:tc>
+          <w:tcPr/>
+          <w:p>
+            <w:pPr>
+              <w:pStyle w:val="Compact"/>
+              <w:jc w:val="left"/>
+            </w:pPr>
+            <w:r>
+              <w:t xml:space="preserve">0.021 [0.001, 0.040]</w:t>
+            </w:r>
+          </w:p>
+        </w:tc>
+        <w:tc>
+          <w:tcPr/>
+          <w:p>
+            <w:pPr>
+              <w:pStyle w:val="Compact"/>
+              <w:jc w:val="left"/>
+            </w:pPr>
+            <w:r>
+              <w:t xml:space="preserve">6 of 8</w:t>
+            </w:r>
+          </w:p>
+        </w:tc>
+      </w:tr>
+      <w:tr>
+        <w:tc>
+          <w:tcPr/>
+          <w:p>
+            <w:pPr>
+              <w:pStyle w:val="Compact"/>
+              <w:jc w:val="left"/>
+            </w:pPr>
+            <w:r>
+              <w:t xml:space="preserve">farms 2 → 4</w:t>
+            </w:r>
+          </w:p>
+        </w:tc>
+        <w:tc>
+          <w:tcPr/>
+          <w:p>
+            <w:pPr>
+              <w:pStyle w:val="Compact"/>
+              <w:jc w:val="left"/>
+            </w:pPr>
+            <w:r>
+              <w:t xml:space="preserve">15 images per farm</w:t>
+            </w:r>
+          </w:p>
+        </w:tc>
+        <w:tc>
+          <w:tcPr/>
+          <w:p>
+            <w:pPr>
+              <w:pStyle w:val="Compact"/>
+              <w:jc w:val="left"/>
+            </w:pPr>
+            <w:r>
+              <w:t xml:space="preserve">0.018 [−0.001, 0.039]</w:t>
+            </w:r>
+          </w:p>
+        </w:tc>
+        <w:tc>
+          <w:tcPr/>
+          <w:p>
+            <w:pPr>
+              <w:pStyle w:val="Compact"/>
+              <w:jc w:val="left"/>
+            </w:pPr>
+            <w:r>
+              <w:t xml:space="preserve">6 of 8</w:t>
+            </w:r>
+          </w:p>
+        </w:tc>
+      </w:tr>
+      <w:tr>
+        <w:tc>
+          <w:tcPr/>
+          <w:p>
+            <w:pPr>
+              <w:pStyle w:val="Compact"/>
+              <w:jc w:val="left"/>
+            </w:pPr>
+            <w:r>
+              <w:t xml:space="preserve">farms 4 → 7</w:t>
+            </w:r>
+          </w:p>
+        </w:tc>
+        <w:tc>
+          <w:tcPr/>
+          <w:p>
+            <w:pPr>
+              <w:pStyle w:val="Compact"/>
+              <w:jc w:val="left"/>
+            </w:pPr>
+            <w:r>
+              <w:t xml:space="preserve">15 images per farm</w:t>
+            </w:r>
+          </w:p>
+        </w:tc>
+        <w:tc>
+          <w:tcPr/>
+          <w:p>
+            <w:pPr>
+              <w:pStyle w:val="Compact"/>
+              <w:jc w:val="left"/>
+            </w:pPr>
+            <w:r>
+              <w:t xml:space="preserve">0.051 [0.018, 0.087]</w:t>
+            </w:r>
+          </w:p>
+        </w:tc>
+        <w:tc>
+          <w:tcPr/>
+          <w:p>
+            <w:pPr>
+              <w:pStyle w:val="Compact"/>
+              <w:jc w:val="left"/>
+            </w:pPr>
+            <w:r>
+              <w:t xml:space="preserve">6 of 8</w:t>
+            </w:r>
+          </w:p>
+        </w:tc>
+      </w:tr>
+      <w:tr>
+        <w:tc>
+          <w:tcPr/>
+          <w:p>
+            <w:pPr>
+              <w:pStyle w:val="Compact"/>
+              <w:jc w:val="left"/>
+            </w:pPr>
+            <w:r>
+              <w:t xml:space="preserve">farms 1 → 2</w:t>
+            </w:r>
+          </w:p>
+        </w:tc>
+        <w:tc>
+          <w:tcPr/>
+          <w:p>
+            <w:pPr>
+              <w:pStyle w:val="Compact"/>
+              <w:jc w:val="left"/>
+            </w:pPr>
+            <w:r>
+              <w:t xml:space="preserve">50 images per farm</w:t>
+            </w:r>
+          </w:p>
+        </w:tc>
+        <w:tc>
+          <w:tcPr/>
+          <w:p>
+            <w:pPr>
+              <w:pStyle w:val="Compact"/>
+              <w:jc w:val="left"/>
+            </w:pPr>
+            <w:r>
+              <w:t xml:space="preserve">0.042 [0.019, 0.067]</w:t>
+            </w:r>
+          </w:p>
+        </w:tc>
+        <w:tc>
+          <w:tcPr/>
+          <w:p>
+            <w:pPr>
+              <w:pStyle w:val="Compact"/>
+              <w:jc w:val="left"/>
+            </w:pPr>
+            <w:r>
+              <w:t xml:space="preserve">7 of 8</w:t>
+            </w:r>
+          </w:p>
+        </w:tc>
+      </w:tr>
+      <w:tr>
+        <w:tc>
+          <w:tcPr/>
+          <w:p>
+            <w:pPr>
+              <w:pStyle w:val="Compact"/>
+              <w:jc w:val="left"/>
+            </w:pPr>
+            <w:r>
+              <w:t xml:space="preserve">farms 2 → 4</w:t>
+            </w:r>
+          </w:p>
+        </w:tc>
+        <w:tc>
+          <w:tcPr/>
+          <w:p>
+            <w:pPr>
+              <w:pStyle w:val="Compact"/>
+              <w:jc w:val="left"/>
+            </w:pPr>
+            <w:r>
+              <w:t xml:space="preserve">50 images per farm</w:t>
+            </w:r>
+          </w:p>
+        </w:tc>
+        <w:tc>
+          <w:tcPr/>
+          <w:p>
+            <w:pPr>
+              <w:pStyle w:val="Compact"/>
+              <w:jc w:val="left"/>
+            </w:pPr>
+            <w:r>
+              <w:t xml:space="preserve">0.021 [0.010, 0.035]</w:t>
+            </w:r>
+          </w:p>
+        </w:tc>
+        <w:tc>
+          <w:tcPr/>
+          <w:p>
+            <w:pPr>
+              <w:pStyle w:val="Compact"/>
+              <w:jc w:val="left"/>
+            </w:pPr>
+            <w:r>
+              <w:t xml:space="preserve">7 of 8</w:t>
+            </w:r>
+          </w:p>
+        </w:tc>
+      </w:tr>
+      <w:tr>
+        <w:tc>
+          <w:tcPr/>
+          <w:p>
+            <w:pPr>
+              <w:pStyle w:val="Compact"/>
+              <w:jc w:val="left"/>
+            </w:pPr>
+            <w:r>
+              <w:t xml:space="preserve">farms 4 → 7</w:t>
+            </w:r>
+          </w:p>
+        </w:tc>
+        <w:tc>
+          <w:tcPr/>
+          <w:p>
+            <w:pPr>
+              <w:pStyle w:val="Compact"/>
+              <w:jc w:val="left"/>
+            </w:pPr>
+            <w:r>
+              <w:t xml:space="preserve">50 images per farm</w:t>
+            </w:r>
+          </w:p>
+        </w:tc>
+        <w:tc>
+          <w:tcPr/>
+          <w:p>
+            <w:pPr>
+              <w:pStyle w:val="Compact"/>
+              <w:jc w:val="left"/>
+            </w:pPr>
+            <w:r>
+              <w:t xml:space="preserve">0.073 [0.050, 0.094]</w:t>
+            </w:r>
+          </w:p>
+        </w:tc>
+        <w:tc>
+          <w:tcPr/>
+          <w:p>
+            <w:pPr>
+              <w:pStyle w:val="Compact"/>
+              <w:jc w:val="left"/>
+            </w:pPr>
+            <w:r>
+              <w:t xml:space="preserve">7 of 8</w:t>
+            </w:r>
+          </w:p>
+        </w:tc>
+      </w:tr>
+      <w:tr>
+        <w:tc>
+          <w:tcPr/>
+          <w:p>
+            <w:pPr>
+              <w:pStyle w:val="Compact"/>
+              <w:jc w:val="left"/>
+            </w:pPr>
+            <w:r>
+              <w:t xml:space="preserve">farms 1 → 2</w:t>
+            </w:r>
+          </w:p>
+        </w:tc>
+        <w:tc>
+          <w:tcPr/>
+          <w:p>
+            <w:pPr>
+              <w:pStyle w:val="Compact"/>
+              <w:jc w:val="left"/>
+            </w:pPr>
+            <w:r>
+              <w:t xml:space="preserve">all images per farm</w:t>
+            </w:r>
+          </w:p>
+        </w:tc>
+        <w:tc>
+          <w:tcPr/>
+          <w:p>
+            <w:pPr>
+              <w:pStyle w:val="Compact"/>
+              <w:jc w:val="left"/>
+            </w:pPr>
+            <w:r>
+              <w:t xml:space="preserve">0.067 [0.018, 0.115]</w:t>
+            </w:r>
+          </w:p>
+        </w:tc>
+        <w:tc>
+          <w:tcPr/>
+          <w:p>
+            <w:pPr>
+              <w:pStyle w:val="Compact"/>
+              <w:jc w:val="left"/>
+            </w:pPr>
+            <w:r>
+              <w:t xml:space="preserve">7 of 8</w:t>
+            </w:r>
+          </w:p>
+        </w:tc>
+      </w:tr>
+      <w:tr>
+        <w:tc>
+          <w:tcPr/>
+          <w:p>
+            <w:pPr>
+              <w:pStyle w:val="Compact"/>
+              <w:jc w:val="left"/>
+            </w:pPr>
+            <w:r>
+              <w:t xml:space="preserve">farms 2 → 4</w:t>
+            </w:r>
+          </w:p>
+        </w:tc>
+        <w:tc>
+          <w:tcPr/>
+          <w:p>
+            <w:pPr>
+              <w:pStyle w:val="Compact"/>
+              <w:jc w:val="left"/>
+            </w:pPr>
+            <w:r>
+              <w:t xml:space="preserve">all images per farm</w:t>
+            </w:r>
+          </w:p>
+        </w:tc>
+        <w:tc>
+          <w:tcPr/>
+          <w:p>
+            <w:pPr>
+              <w:pStyle w:val="Compact"/>
+              <w:jc w:val="left"/>
+            </w:pPr>
+            <w:r>
+              <w:t xml:space="preserve">0.008 [−0.013, 0.029]</w:t>
+            </w:r>
+          </w:p>
+        </w:tc>
+        <w:tc>
+          <w:tcPr/>
+          <w:p>
+            <w:pPr>
+              <w:pStyle w:val="Compact"/>
+              <w:jc w:val="left"/>
+            </w:pPr>
+            <w:r>
+              <w:t xml:space="preserve">5 of 8</w:t>
+            </w:r>
+          </w:p>
+        </w:tc>
+      </w:tr>
+      <w:tr>
+        <w:tc>
+          <w:tcPr/>
+          <w:p>
+            <w:pPr>
+              <w:pStyle w:val="Compact"/>
+              <w:jc w:val="left"/>
+            </w:pPr>
+            <w:r>
+              <w:t xml:space="preserve">farms 4 → 7</w:t>
+            </w:r>
+          </w:p>
+        </w:tc>
+        <w:tc>
+          <w:tcPr/>
+          <w:p>
+            <w:pPr>
+              <w:pStyle w:val="Compact"/>
+              <w:jc w:val="left"/>
+            </w:pPr>
+            <w:r>
+              <w:t xml:space="preserve">all images per farm</w:t>
+            </w:r>
+          </w:p>
+        </w:tc>
+        <w:tc>
+          <w:tcPr/>
+          <w:p>
+            <w:pPr>
+              <w:pStyle w:val="Compact"/>
+              <w:jc w:val="left"/>
+            </w:pPr>
+            <w:r>
+              <w:t xml:space="preserve">0.085 [0.054, 0.120]</w:t>
+            </w:r>
+          </w:p>
+        </w:tc>
+        <w:tc>
+          <w:tcPr/>
+          <w:p>
+            <w:pPr>
+              <w:pStyle w:val="Compact"/>
+              <w:jc w:val="left"/>
+            </w:pPr>
+            <w:r>
+              <w:t xml:space="preserve">8 of 8</w:t>
+            </w:r>
+          </w:p>
+        </w:tc>
+      </w:tr>
+      <w:tr>
+        <w:tc>
+          <w:tcPr/>
+          <w:p>
+            <w:pPr>
+              <w:pStyle w:val="Compact"/>
+              <w:jc w:val="left"/>
+            </w:pPr>
+            <w:r>
+              <w:t xml:space="preserve">images per farm 15 → 50</w:t>
+            </w:r>
+          </w:p>
+        </w:tc>
+        <w:tc>
+          <w:tcPr/>
+          <w:p>
+            <w:pPr>
+              <w:pStyle w:val="Compact"/>
+              <w:jc w:val="left"/>
+            </w:pPr>
+            <w:r>
+              <w:t xml:space="preserve">1 farms</w:t>
+            </w:r>
+          </w:p>
+        </w:tc>
+        <w:tc>
+          <w:tcPr/>
+          <w:p>
+            <w:pPr>
+              <w:pStyle w:val="Compact"/>
+              <w:jc w:val="left"/>
+            </w:pPr>
+            <w:r>
+              <w:t xml:space="preserve">0.016 [0.008, 0.026]</w:t>
+            </w:r>
+          </w:p>
+        </w:tc>
+        <w:tc>
+          <w:tcPr/>
+          <w:p>
+            <w:pPr>
+              <w:pStyle w:val="Compact"/>
+              <w:jc w:val="left"/>
+            </w:pPr>
+            <w:r>
+              <w:t xml:space="preserve">7 of 8</w:t>
+            </w:r>
+          </w:p>
+        </w:tc>
+      </w:tr>
+      <w:tr>
+        <w:tc>
+          <w:tcPr/>
+          <w:p>
+            <w:pPr>
+              <w:pStyle w:val="Compact"/>
+              <w:jc w:val="left"/>
+            </w:pPr>
+            <w:r>
+              <w:t xml:space="preserve">images per farm 50 → all</w:t>
+            </w:r>
+          </w:p>
+        </w:tc>
+        <w:tc>
+          <w:tcPr/>
+          <w:p>
+            <w:pPr>
+              <w:pStyle w:val="Compact"/>
+              <w:jc w:val="left"/>
+            </w:pPr>
+            <w:r>
+              <w:t xml:space="preserve">1 farms</w:t>
+            </w:r>
+          </w:p>
+        </w:tc>
+        <w:tc>
+          <w:tcPr/>
+          <w:p>
+            <w:pPr>
+              <w:pStyle w:val="Compact"/>
+              <w:jc w:val="left"/>
+            </w:pPr>
+            <w:r>
+              <w:t xml:space="preserve">0.029 [0.015, 0.046]</w:t>
+            </w:r>
+          </w:p>
+        </w:tc>
+        <w:tc>
+          <w:tcPr/>
+          <w:p>
+            <w:pPr>
+              <w:pStyle w:val="Compact"/>
+              <w:jc w:val="left"/>
+            </w:pPr>
+            <w:r>
+              <w:t xml:space="preserve">7 of 8</w:t>
+            </w:r>
+          </w:p>
+        </w:tc>
+      </w:tr>
+      <w:tr>
+        <w:tc>
+          <w:tcPr/>
+          <w:p>
+            <w:pPr>
+              <w:pStyle w:val="Compact"/>
+              <w:jc w:val="left"/>
+            </w:pPr>
+            <w:r>
+              <w:t xml:space="preserve">images per farm 15 → 50</w:t>
+            </w:r>
+          </w:p>
+        </w:tc>
+        <w:tc>
+          <w:tcPr/>
+          <w:p>
+            <w:pPr>
+              <w:pStyle w:val="Compact"/>
+              <w:jc w:val="left"/>
+            </w:pPr>
+            <w:r>
+              <w:t xml:space="preserve">2 farms</w:t>
+            </w:r>
+          </w:p>
+        </w:tc>
+        <w:tc>
+          <w:tcPr/>
+          <w:p>
+            <w:pPr>
+              <w:pStyle w:val="Compact"/>
+              <w:jc w:val="left"/>
+            </w:pPr>
+            <w:r>
+              <w:t xml:space="preserve">0.037 [0.023, 0.050]</w:t>
+            </w:r>
+          </w:p>
+        </w:tc>
+        <w:tc>
+          <w:tcPr/>
+          <w:p>
+            <w:pPr>
+              <w:pStyle w:val="Compact"/>
+              <w:jc w:val="left"/>
+            </w:pPr>
+            <w:r>
+              <w:t xml:space="preserve">8 of 8</w:t>
+            </w:r>
+          </w:p>
+        </w:tc>
+      </w:tr>
+      <w:tr>
+        <w:tc>
+          <w:tcPr/>
+          <w:p>
+            <w:pPr>
+              <w:pStyle w:val="Compact"/>
+              <w:jc w:val="left"/>
+            </w:pPr>
+            <w:r>
+              <w:t xml:space="preserve">images per farm 50 → all</w:t>
+            </w:r>
+          </w:p>
+        </w:tc>
+        <w:tc>
+          <w:tcPr/>
+          <w:p>
+            <w:pPr>
+              <w:pStyle w:val="Compact"/>
+              <w:jc w:val="left"/>
+            </w:pPr>
+            <w:r>
+              <w:t xml:space="preserve">2 farms</w:t>
+            </w:r>
+          </w:p>
+        </w:tc>
+        <w:tc>
+          <w:tcPr/>
+          <w:p>
+            <w:pPr>
+              <w:pStyle w:val="Compact"/>
+              <w:jc w:val="left"/>
+            </w:pPr>
+            <w:r>
+              <w:t xml:space="preserve">0.055 [0.032, 0.092]</w:t>
+            </w:r>
+          </w:p>
+        </w:tc>
+        <w:tc>
+          <w:tcPr/>
+          <w:p>
+            <w:pPr>
+              <w:pStyle w:val="Compact"/>
+              <w:jc w:val="left"/>
+            </w:pPr>
+            <w:r>
+              <w:t xml:space="preserve">8 of 8</w:t>
+            </w:r>
+          </w:p>
+        </w:tc>
+      </w:tr>
+      <w:tr>
+        <w:tc>
+          <w:tcPr/>
+          <w:p>
+            <w:pPr>
+              <w:pStyle w:val="Compact"/>
+              <w:jc w:val="left"/>
+            </w:pPr>
+            <w:r>
+              <w:t xml:space="preserve">images per farm 15 → 50</w:t>
+            </w:r>
+          </w:p>
+        </w:tc>
+        <w:tc>
+          <w:tcPr/>
+          <w:p>
+            <w:pPr>
+              <w:pStyle w:val="Compact"/>
+              <w:jc w:val="left"/>
+            </w:pPr>
+            <w:r>
+              <w:t xml:space="preserve">4 farms</w:t>
+            </w:r>
+          </w:p>
+        </w:tc>
+        <w:tc>
+          <w:tcPr/>
+          <w:p>
+            <w:pPr>
+              <w:pStyle w:val="Compact"/>
+              <w:jc w:val="left"/>
+            </w:pPr>
+            <w:r>
+              <w:t xml:space="preserve">0.040 [0.022, 0.058]</w:t>
+            </w:r>
+          </w:p>
+        </w:tc>
+        <w:tc>
+          <w:tcPr/>
+          <w:p>
+            <w:pPr>
+              <w:pStyle w:val="Compact"/>
+              <w:jc w:val="left"/>
+            </w:pPr>
+            <w:r>
+              <w:t xml:space="preserve">7 of 8</w:t>
+            </w:r>
+          </w:p>
+        </w:tc>
+      </w:tr>
+      <w:tr>
+        <w:tc>
+          <w:tcPr/>
+          <w:p>
+            <w:pPr>
+              <w:pStyle w:val="Compact"/>
+              <w:jc w:val="left"/>
+            </w:pPr>
+            <w:r>
+              <w:t xml:space="preserve">images per farm 50 → all</w:t>
+            </w:r>
+          </w:p>
+        </w:tc>
+        <w:tc>
+          <w:tcPr/>
+          <w:p>
+            <w:pPr>
+              <w:pStyle w:val="Compact"/>
+              <w:jc w:val="left"/>
+            </w:pPr>
+            <w:r>
+              <w:t xml:space="preserve">4 farms</w:t>
+            </w:r>
+          </w:p>
+        </w:tc>
+        <w:tc>
+          <w:tcPr/>
+          <w:p>
+            <w:pPr>
+              <w:pStyle w:val="Compact"/>
+              <w:jc w:val="left"/>
+            </w:pPr>
+            <w:r>
+              <w:t xml:space="preserve">0.041 [0.026, 0.061]</w:t>
+            </w:r>
+          </w:p>
+        </w:tc>
+        <w:tc>
+          <w:tcPr/>
+          <w:p>
+            <w:pPr>
+              <w:pStyle w:val="Compact"/>
+              <w:jc w:val="left"/>
+            </w:pPr>
+            <w:r>
+              <w:t xml:space="preserve">8 of 8</w:t>
+            </w:r>
+          </w:p>
+        </w:tc>
+      </w:tr>
+      <w:tr>
+        <w:tc>
+          <w:tcPr/>
+          <w:p>
+            <w:pPr>
+              <w:pStyle w:val="Compact"/>
+              <w:jc w:val="left"/>
+            </w:pPr>
+            <w:r>
+              <w:t xml:space="preserve">images per farm 15 → 50</w:t>
+            </w:r>
+          </w:p>
+        </w:tc>
+        <w:tc>
+          <w:tcPr/>
+          <w:p>
+            <w:pPr>
+              <w:pStyle w:val="Compact"/>
+              <w:jc w:val="left"/>
+            </w:pPr>
+            <w:r>
+              <w:t xml:space="preserve">7 farms</w:t>
+            </w:r>
+          </w:p>
+        </w:tc>
+        <w:tc>
+          <w:tcPr/>
+          <w:p>
+            <w:pPr>
+              <w:pStyle w:val="Compact"/>
+              <w:jc w:val="left"/>
+            </w:pPr>
+            <w:r>
+              <w:t xml:space="preserve">0.061 [0.035, 0.091]</w:t>
+            </w:r>
+          </w:p>
+        </w:tc>
+        <w:tc>
+          <w:tcPr/>
+          <w:p>
+            <w:pPr>
+              <w:pStyle w:val="Compact"/>
+              <w:jc w:val="left"/>
+            </w:pPr>
+            <w:r>
+              <w:t xml:space="preserve">8 of 8</w:t>
+            </w:r>
+          </w:p>
+        </w:tc>
+      </w:tr>
+      <w:tr>
+        <w:tc>
+          <w:tcPr/>
+          <w:p>
+            <w:pPr>
+              <w:pStyle w:val="Compact"/>
+              <w:jc w:val="left"/>
+            </w:pPr>
+            <w:r>
+              <w:t xml:space="preserve">images per farm 50 → all</w:t>
+            </w:r>
+          </w:p>
+        </w:tc>
+        <w:tc>
+          <w:tcPr/>
+          <w:p>
+            <w:pPr>
+              <w:pStyle w:val="Compact"/>
+              <w:jc w:val="left"/>
+            </w:pPr>
+            <w:r>
+              <w:t xml:space="preserve">7 farms</w:t>
+            </w:r>
+          </w:p>
+        </w:tc>
+        <w:tc>
+          <w:tcPr/>
+          <w:p>
+            <w:pPr>
+              <w:pStyle w:val="Compact"/>
+              <w:jc w:val="left"/>
+            </w:pPr>
+            <w:r>
+              <w:t xml:space="preserve">0.054 [0.011, 0.111]</w:t>
+            </w:r>
+          </w:p>
+        </w:tc>
+        <w:tc>
+          <w:tcPr/>
+          <w:p>
+            <w:pPr>
+              <w:pStyle w:val="Compact"/>
+              <w:jc w:val="left"/>
+            </w:pPr>
+            <w:r>
+              <w:t xml:space="preserve">5 of 8</w:t>
+            </w:r>
+          </w:p>
+        </w:tc>
+      </w:tr>
+    </w:tbl>
+    <w:bookmarkEnd w:id="26"/>
+    <w:bookmarkStart w:id="27" w:name="X486c258e9ded244b354963d7501fefbaa361485"/>
+    <w:p>
+      <w:pPr>
+        <w:pStyle w:val="Heading2"/>
+      </w:pPr>
+      <w:r>
+        <w:t xml:space="preserve">Table S7. Earlier, epoch-capped schedule versus fixed iterations</w:t>
+      </w:r>
+    </w:p>
+    <w:p>
+      <w:pPr>
+        <w:pStyle w:val="FirstParagraph"/>
+      </w:pPr>
+      <w:r>
+        <w:t xml:space="preserve">The same farm draws and image subsets trained with epochs = clamp(round(2000 × b / n), 100, 300), b = min(32, n), which gives small budgets far fewer iterations, and with the fixed-iteration schedule used in the paper (seed 42 in both). Mean unseen-farm mAP50 over held-out farms.</w:t>
+      </w:r>
+    </w:p>
+    <w:tbl>
+      <w:tblPr>
+        <w:tblStyle w:val="Table"/>
+        <w:tblW w:type="pct" w:w="5000"/>
+        <w:tblLook w:firstRow="1" w:lastRow="0" w:firstColumn="0" w:lastColumn="0" w:noHBand="0" w:noVBand="0" w:val="0020"/>
+        <w:jc w:val="start"/>
+      </w:tblPr>
+      <w:tblGrid>
+        <w:gridCol w:w="1584"/>
+        <w:gridCol w:w="1584"/>
+        <w:gridCol w:w="1584"/>
+        <w:gridCol w:w="1584"/>
+        <w:gridCol w:w="1584"/>
+      </w:tblGrid>
+      <w:tr>
+        <w:trPr>
+          <w:tblHeader w:val="true"/>
+        </w:trPr>
+        <w:tc>
+          <w:tcPr/>
+          <w:p>
+            <w:pPr>
+              <w:pStyle w:val="Compact"/>
+              <w:jc w:val="left"/>
+            </w:pPr>
+            <w:r>
+              <w:t xml:space="preserve">Farms</w:t>
+            </w:r>
+          </w:p>
+        </w:tc>
+        <w:tc>
+          <w:tcPr/>
+          <w:p>
+            <w:pPr>
+              <w:pStyle w:val="Compact"/>
+              <w:jc w:val="left"/>
+            </w:pPr>
+            <w:r>
+              <w:t xml:space="preserve">Images per farm</w:t>
+            </w:r>
+          </w:p>
+        </w:tc>
+        <w:tc>
+          <w:tcPr/>
+          <w:p>
+            <w:pPr>
+              <w:pStyle w:val="Compact"/>
+              <w:jc w:val="left"/>
+            </w:pPr>
+            <w:r>
+              <w:t xml:space="preserve">Iterations (capped)</w:t>
+            </w:r>
+          </w:p>
+        </w:tc>
+        <w:tc>
+          <w:tcPr/>
+          <w:p>
+            <w:pPr>
+              <w:pStyle w:val="Compact"/>
+              <w:jc w:val="left"/>
+            </w:pPr>
+            <w:r>
+              <w:t xml:space="preserve">mAP50 (capped)</w:t>
+            </w:r>
+          </w:p>
+        </w:tc>
+        <w:tc>
+          <w:tcPr/>
+          <w:p>
+            <w:pPr>
+              <w:pStyle w:val="Compact"/>
+              <w:jc w:val="left"/>
+            </w:pPr>
+            <w:r>
+              <w:t xml:space="preserve">mAP50 (fixed iterations)</w:t>
+            </w:r>
+          </w:p>
+        </w:tc>
+      </w:tr>
+      <w:tr>
+        <w:tc>
+          <w:tcPr/>
+          <w:p>
+            <w:pPr>
+              <w:pStyle w:val="Compact"/>
+              <w:jc w:val="left"/>
+            </w:pPr>
+            <w:r>
+              <w:t xml:space="preserve">1</w:t>
+            </w:r>
+          </w:p>
+        </w:tc>
+        <w:tc>
+          <w:tcPr/>
+          <w:p>
+            <w:pPr>
+              <w:pStyle w:val="Compact"/>
+              <w:jc w:val="left"/>
+            </w:pPr>
+            <w:r>
+              <w:t xml:space="preserve">15</w:t>
+            </w:r>
+          </w:p>
+        </w:tc>
+        <w:tc>
+          <w:tcPr/>
+          <w:p>
+            <w:pPr>
+              <w:pStyle w:val="Compact"/>
+              <w:jc w:val="left"/>
+            </w:pPr>
+            <w:r>
+              <w:t xml:space="preserve">300–300</w:t>
+            </w:r>
+          </w:p>
+        </w:tc>
+        <w:tc>
+          <w:tcPr/>
+          <w:p>
+            <w:pPr>
+              <w:pStyle w:val="Compact"/>
+              <w:jc w:val="left"/>
+            </w:pPr>
+            <w:r>
+              <w:t xml:space="preserve">0.035</w:t>
+            </w:r>
+          </w:p>
+        </w:tc>
+        <w:tc>
+          <w:tcPr/>
+          <w:p>
+            <w:pPr>
+              <w:pStyle w:val="Compact"/>
+              <w:jc w:val="left"/>
+            </w:pPr>
+            <w:r>
+              <w:t xml:space="preserve">0.029</w:t>
+            </w:r>
+          </w:p>
+        </w:tc>
+      </w:tr>
+      <w:tr>
+        <w:tc>
+          <w:tcPr/>
+          <w:p>
+            <w:pPr>
+              <w:pStyle w:val="Compact"/>
+              <w:jc w:val="left"/>
+            </w:pPr>
+            <w:r>
+              <w:t xml:space="preserve">1</w:t>
+            </w:r>
+          </w:p>
+        </w:tc>
+        <w:tc>
+          <w:tcPr/>
+          <w:p>
+            <w:pPr>
+              <w:pStyle w:val="Compact"/>
+              <w:jc w:val="left"/>
+            </w:pPr>
+            <w:r>
+              <w:t xml:space="preserve">50</w:t>
+            </w:r>
+          </w:p>
+        </w:tc>
+        <w:tc>
+          <w:tcPr/>
+          <w:p>
+            <w:pPr>
+              <w:pStyle w:val="Compact"/>
+              <w:jc w:val="left"/>
+            </w:pPr>
+            <w:r>
+              <w:t xml:space="preserve">600–600</w:t>
+            </w:r>
+          </w:p>
+        </w:tc>
+        <w:tc>
+          <w:tcPr/>
+          <w:p>
+            <w:pPr>
+              <w:pStyle w:val="Compact"/>
+              <w:jc w:val="left"/>
+            </w:pPr>
+            <w:r>
+              <w:t xml:space="preserve">0.055</w:t>
+            </w:r>
+          </w:p>
+        </w:tc>
+        <w:tc>
+          <w:tcPr/>
+          <w:p>
+            <w:pPr>
+              <w:pStyle w:val="Compact"/>
+              <w:jc w:val="left"/>
+            </w:pPr>
+            <w:r>
+              <w:t xml:space="preserve">0.045</w:t>
+            </w:r>
+          </w:p>
+        </w:tc>
+      </w:tr>
+      <w:tr>
+        <w:tc>
+          <w:tcPr/>
+          <w:p>
+            <w:pPr>
+              <w:pStyle w:val="Compact"/>
+              <w:jc w:val="left"/>
+            </w:pPr>
+            <w:r>
+              <w:t xml:space="preserve">1</w:t>
+            </w:r>
+          </w:p>
+        </w:tc>
+        <w:tc>
+          <w:tcPr/>
+          <w:p>
+            <w:pPr>
+              <w:pStyle w:val="Compact"/>
+              <w:jc w:val="left"/>
+            </w:pPr>
+            <w:r>
+              <w:t xml:space="preserve">all</w:t>
+            </w:r>
+          </w:p>
+        </w:tc>
+        <w:tc>
+          <w:tcPr/>
+          <w:p>
+            <w:pPr>
+              <w:pStyle w:val="Compact"/>
+              <w:jc w:val="left"/>
+            </w:pPr>
+            <w:r>
+              <w:t xml:space="preserve">600–1500</w:t>
+            </w:r>
+          </w:p>
+        </w:tc>
+        <w:tc>
+          <w:tcPr/>
+          <w:p>
+            <w:pPr>
+              <w:pStyle w:val="Compact"/>
+              <w:jc w:val="left"/>
+            </w:pPr>
+            <w:r>
+              <w:t xml:space="preserve">0.082</w:t>
+            </w:r>
+          </w:p>
+        </w:tc>
+        <w:tc>
+          <w:tcPr/>
+          <w:p>
+            <w:pPr>
+              <w:pStyle w:val="Compact"/>
+              <w:jc w:val="left"/>
+            </w:pPr>
+            <w:r>
+              <w:t xml:space="preserve">0.074</w:t>
+            </w:r>
+          </w:p>
+        </w:tc>
+      </w:tr>
+      <w:tr>
+        <w:tc>
+          <w:tcPr/>
+          <w:p>
+            <w:pPr>
+              <w:pStyle w:val="Compact"/>
+              <w:jc w:val="left"/>
+            </w:pPr>
+            <w:r>
+              <w:t xml:space="preserve">2</w:t>
+            </w:r>
+          </w:p>
+        </w:tc>
+        <w:tc>
+          <w:tcPr/>
+          <w:p>
+            <w:pPr>
+              <w:pStyle w:val="Compact"/>
+              <w:jc w:val="left"/>
+            </w:pPr>
+            <w:r>
+              <w:t xml:space="preserve">15</w:t>
+            </w:r>
+          </w:p>
+        </w:tc>
+        <w:tc>
+          <w:tcPr/>
+          <w:p>
+            <w:pPr>
+              <w:pStyle w:val="Compact"/>
+              <w:jc w:val="left"/>
+            </w:pPr>
+            <w:r>
+              <w:t xml:space="preserve">300–300</w:t>
+            </w:r>
+          </w:p>
+        </w:tc>
+        <w:tc>
+          <w:tcPr/>
+          <w:p>
+            <w:pPr>
+              <w:pStyle w:val="Compact"/>
+              <w:jc w:val="left"/>
+            </w:pPr>
+            <w:r>
+              <w:t xml:space="preserve">0.070</w:t>
+            </w:r>
+          </w:p>
+        </w:tc>
+        <w:tc>
+          <w:tcPr/>
+          <w:p>
+            <w:pPr>
+              <w:pStyle w:val="Compact"/>
+              <w:jc w:val="left"/>
+            </w:pPr>
+            <w:r>
+              <w:t xml:space="preserve">0.050</w:t>
+            </w:r>
+          </w:p>
+        </w:tc>
+      </w:tr>
+      <w:tr>
+        <w:tc>
+          <w:tcPr/>
+          <w:p>
+            <w:pPr>
+              <w:pStyle w:val="Compact"/>
+              <w:jc w:val="left"/>
+            </w:pPr>
+            <w:r>
+              <w:t xml:space="preserve">2</w:t>
+            </w:r>
+          </w:p>
+        </w:tc>
+        <w:tc>
+          <w:tcPr/>
+          <w:p>
+            <w:pPr>
+              <w:pStyle w:val="Compact"/>
+              <w:jc w:val="left"/>
+            </w:pPr>
+            <w:r>
+              <w:t xml:space="preserve">50</w:t>
+            </w:r>
+          </w:p>
+        </w:tc>
+        <w:tc>
+          <w:tcPr/>
+          <w:p>
+            <w:pPr>
+              <w:pStyle w:val="Compact"/>
+              <w:jc w:val="left"/>
+            </w:pPr>
+            <w:r>
+              <w:t xml:space="preserve">1200–1200</w:t>
+            </w:r>
+          </w:p>
+        </w:tc>
+        <w:tc>
+          <w:tcPr/>
+          <w:p>
+            <w:pPr>
+              <w:pStyle w:val="Compact"/>
+              <w:jc w:val="left"/>
+            </w:pPr>
+            <w:r>
+              <w:t xml:space="preserve">0.104</w:t>
+            </w:r>
+          </w:p>
+        </w:tc>
+        <w:tc>
+          <w:tcPr/>
+          <w:p>
+            <w:pPr>
+              <w:pStyle w:val="Compact"/>
+              <w:jc w:val="left"/>
+            </w:pPr>
+            <w:r>
+              <w:t xml:space="preserve">0.087</w:t>
+            </w:r>
+          </w:p>
+        </w:tc>
+      </w:tr>
+      <w:tr>
+        <w:tc>
+          <w:tcPr/>
+          <w:p>
+            <w:pPr>
+              <w:pStyle w:val="Compact"/>
+              <w:jc w:val="left"/>
+            </w:pPr>
+            <w:r>
+              <w:t xml:space="preserve">2</w:t>
+            </w:r>
+          </w:p>
+        </w:tc>
+        <w:tc>
+          <w:tcPr/>
+          <w:p>
+            <w:pPr>
+              <w:pStyle w:val="Compact"/>
+              <w:jc w:val="left"/>
+            </w:pPr>
+            <w:r>
+              <w:t xml:space="preserve">all</w:t>
+            </w:r>
+          </w:p>
+        </w:tc>
+        <w:tc>
+          <w:tcPr/>
+          <w:p>
+            <w:pPr>
+              <w:pStyle w:val="Compact"/>
+              <w:jc w:val="left"/>
+            </w:pPr>
+            <w:r>
+              <w:t xml:space="preserve">1200–2168</w:t>
+            </w:r>
+          </w:p>
+        </w:tc>
+        <w:tc>
+          <w:tcPr/>
+          <w:p>
+            <w:pPr>
+              <w:pStyle w:val="Compact"/>
+              <w:jc w:val="left"/>
+            </w:pPr>
+            <w:r>
+              <w:t xml:space="preserve">0.148</w:t>
+            </w:r>
+          </w:p>
+        </w:tc>
+        <w:tc>
+          <w:tcPr/>
+          <w:p>
+            <w:pPr>
+              <w:pStyle w:val="Compact"/>
+              <w:jc w:val="left"/>
+            </w:pPr>
+            <w:r>
+              <w:t xml:space="preserve">0.141</w:t>
+            </w:r>
+          </w:p>
+        </w:tc>
+      </w:tr>
+      <w:tr>
+        <w:tc>
+          <w:tcPr/>
+          <w:p>
+            <w:pPr>
+              <w:pStyle w:val="Compact"/>
+              <w:jc w:val="left"/>
+            </w:pPr>
+            <w:r>
+              <w:t xml:space="preserve">4</w:t>
+            </w:r>
+          </w:p>
+        </w:tc>
+        <w:tc>
+          <w:tcPr/>
+          <w:p>
+            <w:pPr>
+              <w:pStyle w:val="Compact"/>
+              <w:jc w:val="left"/>
+            </w:pPr>
+            <w:r>
+              <w:t xml:space="preserve">15</w:t>
+            </w:r>
+          </w:p>
+        </w:tc>
+        <w:tc>
+          <w:tcPr/>
+          <w:p>
+            <w:pPr>
+              <w:pStyle w:val="Compact"/>
+              <w:jc w:val="left"/>
+            </w:pPr>
+            <w:r>
+              <w:t xml:space="preserve">600–600</w:t>
+            </w:r>
+          </w:p>
+        </w:tc>
+        <w:tc>
+          <w:tcPr/>
+          <w:p>
+            <w:pPr>
+              <w:pStyle w:val="Compact"/>
+              <w:jc w:val="left"/>
+            </w:pPr>
+            <w:r>
+              <w:t xml:space="preserve">0.086</w:t>
+            </w:r>
+          </w:p>
+        </w:tc>
+        <w:tc>
+          <w:tcPr/>
+          <w:p>
+            <w:pPr>
+              <w:pStyle w:val="Compact"/>
+              <w:jc w:val="left"/>
+            </w:pPr>
+            <w:r>
+              <w:t xml:space="preserve">0.068</w:t>
+            </w:r>
+          </w:p>
+        </w:tc>
+      </w:tr>
+      <w:tr>
+        <w:tc>
+          <w:tcPr/>
+          <w:p>
+            <w:pPr>
+              <w:pStyle w:val="Compact"/>
+              <w:jc w:val="left"/>
+            </w:pPr>
+            <w:r>
+              <w:t xml:space="preserve">4</w:t>
+            </w:r>
+          </w:p>
+        </w:tc>
+        <w:tc>
+          <w:tcPr/>
+          <w:p>
+            <w:pPr>
+              <w:pStyle w:val="Compact"/>
+              <w:jc w:val="left"/>
+            </w:pPr>
+            <w:r>
+              <w:t xml:space="preserve">50</w:t>
+            </w:r>
+          </w:p>
+        </w:tc>
+        <w:tc>
+          <w:tcPr/>
+          <w:p>
+            <w:pPr>
+              <w:pStyle w:val="Compact"/>
+              <w:jc w:val="left"/>
+            </w:pPr>
+            <w:r>
+              <w:t xml:space="preserve">2100–2100</w:t>
+            </w:r>
+          </w:p>
+        </w:tc>
+        <w:tc>
+          <w:tcPr/>
+          <w:p>
+            <w:pPr>
+              <w:pStyle w:val="Compact"/>
+              <w:jc w:val="left"/>
+            </w:pPr>
+            <w:r>
+              <w:t xml:space="preserve">0.116</w:t>
+            </w:r>
+          </w:p>
+        </w:tc>
+        <w:tc>
+          <w:tcPr/>
+          <w:p>
+            <w:pPr>
+              <w:pStyle w:val="Compact"/>
+              <w:jc w:val="left"/>
+            </w:pPr>
+            <w:r>
+              <w:t xml:space="preserve">0.108</w:t>
+            </w:r>
+          </w:p>
+        </w:tc>
+      </w:tr>
+      <w:tr>
+        <w:tc>
+          <w:tcPr/>
+          <w:p>
+            <w:pPr>
+              <w:pStyle w:val="Compact"/>
+              <w:jc w:val="left"/>
+            </w:pPr>
+            <w:r>
+              <w:t xml:space="preserve">4</w:t>
+            </w:r>
+          </w:p>
+        </w:tc>
+        <w:tc>
+          <w:tcPr/>
+          <w:p>
+            <w:pPr>
+              <w:pStyle w:val="Compact"/>
+              <w:jc w:val="left"/>
+            </w:pPr>
+            <w:r>
+              <w:t xml:space="preserve">all</w:t>
+            </w:r>
+          </w:p>
+        </w:tc>
+        <w:tc>
+          <w:tcPr/>
+          <w:p>
+            <w:pPr>
+              <w:pStyle w:val="Compact"/>
+              <w:jc w:val="left"/>
+            </w:pPr>
+            <w:r>
+              <w:t xml:space="preserve">2002–2145</w:t>
+            </w:r>
+          </w:p>
+        </w:tc>
+        <w:tc>
+          <w:tcPr/>
+          <w:p>
+            <w:pPr>
+              <w:pStyle w:val="Compact"/>
+              <w:jc w:val="left"/>
+            </w:pPr>
+            <w:r>
+              <w:t xml:space="preserve">0.150</w:t>
+            </w:r>
+          </w:p>
+        </w:tc>
+        <w:tc>
+          <w:tcPr/>
+          <w:p>
+            <w:pPr>
+              <w:pStyle w:val="Compact"/>
+              <w:jc w:val="left"/>
+            </w:pPr>
+            <w:r>
+              <w:t xml:space="preserve">0.149</w:t>
+            </w:r>
+          </w:p>
+        </w:tc>
+      </w:tr>
+      <w:tr>
+        <w:tc>
+          <w:tcPr/>
+          <w:p>
+            <w:pPr>
+              <w:pStyle w:val="Compact"/>
+              <w:jc w:val="left"/>
+            </w:pPr>
+            <w:r>
+              <w:t xml:space="preserve">7</w:t>
+            </w:r>
+          </w:p>
+        </w:tc>
+        <w:tc>
+          <w:tcPr/>
+          <w:p>
+            <w:pPr>
+              <w:pStyle w:val="Compact"/>
+              <w:jc w:val="left"/>
+            </w:pPr>
+            <w:r>
+              <w:t xml:space="preserve">15</w:t>
+            </w:r>
+          </w:p>
+        </w:tc>
+        <w:tc>
+          <w:tcPr/>
+          <w:p>
+            <w:pPr>
+              <w:pStyle w:val="Compact"/>
+              <w:jc w:val="left"/>
+            </w:pPr>
+            <w:r>
+              <w:t xml:space="preserve">1200–1200</w:t>
+            </w:r>
+          </w:p>
+        </w:tc>
+        <w:tc>
+          <w:tcPr/>
+          <w:p>
+            <w:pPr>
+              <w:pStyle w:val="Compact"/>
+              <w:jc w:val="left"/>
+            </w:pPr>
+            <w:r>
+              <w:t xml:space="preserve">0.132</w:t>
+            </w:r>
+          </w:p>
+        </w:tc>
+        <w:tc>
+          <w:tcPr/>
+          <w:p>
+            <w:pPr>
+              <w:pStyle w:val="Compact"/>
+              <w:jc w:val="left"/>
+            </w:pPr>
+            <w:r>
+              <w:t xml:space="preserve">0.119</w:t>
+            </w:r>
+          </w:p>
+        </w:tc>
+      </w:tr>
+      <w:tr>
+        <w:tc>
+          <w:tcPr/>
+          <w:p>
+            <w:pPr>
+              <w:pStyle w:val="Compact"/>
+              <w:jc w:val="left"/>
+            </w:pPr>
+            <w:r>
+              <w:t xml:space="preserve">7</w:t>
+            </w:r>
+          </w:p>
+        </w:tc>
+        <w:tc>
+          <w:tcPr/>
+          <w:p>
+            <w:pPr>
+              <w:pStyle w:val="Compact"/>
+              <w:jc w:val="left"/>
+            </w:pPr>
+            <w:r>
+              <w:t xml:space="preserve">50</w:t>
+            </w:r>
+          </w:p>
+        </w:tc>
+        <w:tc>
+          <w:tcPr/>
+          <w:p>
+            <w:pPr>
+              <w:pStyle w:val="Compact"/>
+              <w:jc w:val="left"/>
+            </w:pPr>
+            <w:r>
+              <w:t xml:space="preserve">2013–2013</w:t>
+            </w:r>
+          </w:p>
+        </w:tc>
+        <w:tc>
+          <w:tcPr/>
+          <w:p>
+            <w:pPr>
+              <w:pStyle w:val="Compact"/>
+              <w:jc w:val="left"/>
+            </w:pPr>
+            <w:r>
+              <w:t xml:space="preserve">0.206</w:t>
+            </w:r>
+          </w:p>
+        </w:tc>
+        <w:tc>
+          <w:tcPr/>
+          <w:p>
+            <w:pPr>
+              <w:pStyle w:val="Compact"/>
+              <w:jc w:val="left"/>
+            </w:pPr>
+            <w:r>
+              <w:t xml:space="preserve">0.181</w:t>
+            </w:r>
+          </w:p>
+        </w:tc>
+      </w:tr>
+      <w:tr>
+        <w:tc>
+          <w:tcPr/>
+          <w:p>
+            <w:pPr>
+              <w:pStyle w:val="Compact"/>
+              <w:jc w:val="left"/>
+            </w:pPr>
+            <w:r>
+              <w:t xml:space="preserve">7</w:t>
+            </w:r>
+          </w:p>
+        </w:tc>
+        <w:tc>
+          <w:tcPr/>
+          <w:p>
+            <w:pPr>
+              <w:pStyle w:val="Compact"/>
+              <w:jc w:val="left"/>
+            </w:pPr>
+            <w:r>
+              <w:t xml:space="preserve">all</w:t>
+            </w:r>
+          </w:p>
+        </w:tc>
+        <w:tc>
+          <w:tcPr/>
+          <w:p>
+            <w:pPr>
+              <w:pStyle w:val="Compact"/>
+              <w:jc w:val="left"/>
+            </w:pPr>
+            <w:r>
+              <w:t xml:space="preserve">2200–2500</w:t>
+            </w:r>
+          </w:p>
+        </w:tc>
+        <w:tc>
+          <w:tcPr/>
+          <w:p>
+            <w:pPr>
+              <w:pStyle w:val="Compact"/>
+              <w:jc w:val="left"/>
+            </w:pPr>
+            <w:r>
+              <w:t xml:space="preserve">0.230</w:t>
+            </w:r>
+          </w:p>
+        </w:tc>
+        <w:tc>
+          <w:tcPr/>
+          <w:p>
+            <w:pPr>
+              <w:pStyle w:val="Compact"/>
+              <w:jc w:val="left"/>
+            </w:pPr>
+            <w:r>
+              <w:t xml:space="preserve">0.235</w:t>
+            </w:r>
+          </w:p>
+        </w:tc>
+      </w:tr>
+    </w:tbl>
+    <w:bookmarkEnd w:id="27"/>
+    <w:bookmarkStart w:id="28" w:name="X3e7b674873395f1af3d1c8fabb471b5ded398c0"/>
     <w:p>
       <w:pPr>
         <w:pStyle w:val="Heading2"/>
@@ -4462,11 +6257,11 @@
         <w:pStyle w:val="FirstParagraph"/>
       </w:pPr>
       <w:r>
-        <w:t xml:space="preserve">Farm identity was first joined to annotated images by filename. Two field visits produced overlapping camera counters, and a resize step dropped the suffixes that had distinguished them, so 50 images of the 560-image pool then in use (8.9%) carried another photograph’s metadata; 49 of them were labelled farm 0 and had been taken at farm 6. Every annotated image was therefore re-matched to its original photograph by a 64-bit difference hash (median Hamming distance 0 on the 570 images whose filenames still matched an original) and assigned that original’s farm, accepted only when no original from a different farm lay within three bits. This recovered 303 images whose filenames the annotation platform had replaced and attributed 829 of 1,033 annotated peninsular images. The 204 images that could not be attributed over-represent one class and under-represent another and are excluded from every analysis.</w:t>
+        <w:t xml:space="preserve">Farm identity was first joined to annotated images by filename. Two field visits produced overlapping camera counters, and a resize step dropped the suffixes that had distinguished them, so 50 images of the 560-image pool then in use (8.9%) carried another photograph’s metadata; 49 of them were labelled farm 0 and had been taken at farm 6. Every annotated image was therefore re-matched to its original photograph by a 64-bit difference hash and assigned that original’s farm, accepted only when no original from a different farm lay within three bits. On the 570 images whose filenames still matched an original, the hash recovered that same original (median Hamming distance 0); it also recovered originals for 303 images whose filenames the annotation platform had replaced. Because some originals themselves carry neither a location nor a located image within 30 minutes, 829 of the 1,033 annotated peninsular images could be assigned a farm. The 204 that could not be over-represent one class (56% of boxes against 41%) and under-represent another (4% against 17%), and are excluded from every analysis.</w:t>
       </w:r>
     </w:p>
-    <w:bookmarkEnd w:id="26"/>
-    <w:bookmarkEnd w:id="27"/>
+    <w:bookmarkEnd w:id="28"/>
+    <w:bookmarkEnd w:id="29"/>
     <w:sectPr>
       <w:footerReference w:type="default" r:id="rId9"/>
       <w:lnNumType w:countBy="1" w:restart="continuous"/>

--- a/paper/supplementary.docx
+++ b/paper/supplementary.docx
@@ -20,7 +20,7 @@
           <w:bCs/>
           <w:b/>
         </w:rPr>
-        <w:t xml:space="preserve">What a new orchard costs: farm-level generalisation and data budgets for on-device durian disease and pest detection</w:t>
+        <w:t xml:space="preserve">What a new orchard costs: farm-level generalisation and data budgets for durian disease and pest detection</w:t>
       </w:r>
     </w:p>
     <w:p>
@@ -1844,7 +1844,7 @@
         <w:pStyle w:val="FirstParagraph"/>
       </w:pPr>
       <w:r>
-        <w:t xml:space="preserve">Data-budget experiment, all photographs per farm, YOLO11n; held-out farms weighted equally.</w:t>
+        <w:t xml:space="preserve">Data-budget experiment, all images per farm, YOLO11n; held-out farms weighted equally.</w:t>
       </w:r>
     </w:p>
     <w:tbl>
@@ -5415,7 +5415,7 @@
         <w:pStyle w:val="FirstParagraph"/>
       </w:pPr>
       <w:r>
-        <w:t xml:space="preserve">The same farm draws and image subsets trained with epochs = clamp(round(2000 × b / n), 100, 300), b = min(32, n), which gives small budgets far fewer iterations, and with the fixed-iteration schedule used in the paper (seed 42 in both). Mean unseen-farm mAP50 over held-out farms.</w:t>
+        <w:t xml:space="preserve">The same farm draws and image subsets trained under two schedules (seed 42 in both). Capped: epochs = clamp(round(2000 × b / n), 100, 300) with batch b = min(32, n), the Ultralytics nominal batch of 64 (so gradients were accumulated over more batches, and fewer optimiser steps taken, for small n), the training list not repeated, and mosaic switched off for the last 10 epochs. Fixed iterations (the paper): batch 32, the list repeated so that an epoch has at least 20 batches, about 2,000 iterations, and mosaic switched off for the last 10% of epochs. Mean unseen-farm mAP50 over held-out farms.</w:t>
       </w:r>
     </w:p>
     <w:tbl>

--- a/paper/supplementary.docx
+++ b/paper/supplementary.docx
@@ -1947,7 +1947,7 @@
               <w:jc w:val="left"/>
             </w:pPr>
             <w:r>
-              <w:t xml:space="preserve">0.052</w:t>
+              <w:t xml:space="preserve">0.056</w:t>
             </w:r>
           </w:p>
         </w:tc>
@@ -1971,19 +1971,19 @@
               <w:jc w:val="left"/>
             </w:pPr>
             <w:r>
-              <w:t xml:space="preserve">0.210</w:t>
-            </w:r>
-          </w:p>
-        </w:tc>
-        <w:tc>
-          <w:tcPr/>
-          <w:p>
-            <w:pPr>
-              <w:pStyle w:val="Compact"/>
-              <w:jc w:val="left"/>
-            </w:pPr>
-            <w:r>
-              <w:t xml:space="preserve">0.248</w:t>
+              <w:t xml:space="preserve">0.211</w:t>
+            </w:r>
+          </w:p>
+        </w:tc>
+        <w:tc>
+          <w:tcPr/>
+          <w:p>
+            <w:pPr>
+              <w:pStyle w:val="Compact"/>
+              <w:jc w:val="left"/>
+            </w:pPr>
+            <w:r>
+              <w:t xml:space="preserve">0.256</w:t>
             </w:r>
           </w:p>
         </w:tc>
@@ -2009,43 +2009,43 @@
               <w:jc w:val="left"/>
             </w:pPr>
             <w:r>
-              <w:t xml:space="preserve">0.089</w:t>
-            </w:r>
-          </w:p>
-        </w:tc>
-        <w:tc>
-          <w:tcPr/>
-          <w:p>
-            <w:pPr>
-              <w:pStyle w:val="Compact"/>
-              <w:jc w:val="left"/>
-            </w:pPr>
-            <w:r>
-              <w:t xml:space="preserve">0.162</w:t>
-            </w:r>
-          </w:p>
-        </w:tc>
-        <w:tc>
-          <w:tcPr/>
-          <w:p>
-            <w:pPr>
-              <w:pStyle w:val="Compact"/>
-              <w:jc w:val="left"/>
-            </w:pPr>
-            <w:r>
-              <w:t xml:space="preserve">0.165</w:t>
-            </w:r>
-          </w:p>
-        </w:tc>
-        <w:tc>
-          <w:tcPr/>
-          <w:p>
-            <w:pPr>
-              <w:pStyle w:val="Compact"/>
-              <w:jc w:val="left"/>
-            </w:pPr>
-            <w:r>
-              <w:t xml:space="preserve">0.298</w:t>
+              <w:t xml:space="preserve">0.095</w:t>
+            </w:r>
+          </w:p>
+        </w:tc>
+        <w:tc>
+          <w:tcPr/>
+          <w:p>
+            <w:pPr>
+              <w:pStyle w:val="Compact"/>
+              <w:jc w:val="left"/>
+            </w:pPr>
+            <w:r>
+              <w:t xml:space="preserve">0.156</w:t>
+            </w:r>
+          </w:p>
+        </w:tc>
+        <w:tc>
+          <w:tcPr/>
+          <w:p>
+            <w:pPr>
+              <w:pStyle w:val="Compact"/>
+              <w:jc w:val="left"/>
+            </w:pPr>
+            <w:r>
+              <w:t xml:space="preserve">0.161</w:t>
+            </w:r>
+          </w:p>
+        </w:tc>
+        <w:tc>
+          <w:tcPr/>
+          <w:p>
+            <w:pPr>
+              <w:pStyle w:val="Compact"/>
+              <w:jc w:val="left"/>
+            </w:pPr>
+            <w:r>
+              <w:t xml:space="preserve">0.279</w:t>
             </w:r>
           </w:p>
         </w:tc>
@@ -2075,7 +2075,7 @@
               <w:jc w:val="left"/>
             </w:pPr>
             <w:r>
-              <w:t xml:space="preserve">0.046</w:t>
+              <w:t xml:space="preserve">0.048</w:t>
             </w:r>
           </w:p>
         </w:tc>
@@ -2099,19 +2099,19 @@
               <w:jc w:val="left"/>
             </w:pPr>
             <w:r>
-              <w:t xml:space="preserve">0.200</w:t>
-            </w:r>
-          </w:p>
-        </w:tc>
-        <w:tc>
-          <w:tcPr/>
-          <w:p>
-            <w:pPr>
-              <w:pStyle w:val="Compact"/>
-              <w:jc w:val="left"/>
-            </w:pPr>
-            <w:r>
-              <w:t xml:space="preserve">0.222</w:t>
+              <w:t xml:space="preserve">0.194</w:t>
+            </w:r>
+          </w:p>
+        </w:tc>
+        <w:tc>
+          <w:tcPr/>
+          <w:p>
+            <w:pPr>
+              <w:pStyle w:val="Compact"/>
+              <w:jc w:val="left"/>
+            </w:pPr>
+            <w:r>
+              <w:t xml:space="preserve">0.217</w:t>
             </w:r>
           </w:p>
         </w:tc>
@@ -2137,43 +2137,43 @@
               <w:jc w:val="left"/>
             </w:pPr>
             <w:r>
-              <w:t xml:space="preserve">0.052</w:t>
-            </w:r>
-          </w:p>
-        </w:tc>
-        <w:tc>
-          <w:tcPr/>
-          <w:p>
-            <w:pPr>
-              <w:pStyle w:val="Compact"/>
-              <w:jc w:val="left"/>
-            </w:pPr>
-            <w:r>
-              <w:t xml:space="preserve">0.062</w:t>
-            </w:r>
-          </w:p>
-        </w:tc>
-        <w:tc>
-          <w:tcPr/>
-          <w:p>
-            <w:pPr>
-              <w:pStyle w:val="Compact"/>
-              <w:jc w:val="left"/>
-            </w:pPr>
-            <w:r>
-              <w:t xml:space="preserve">0.063</w:t>
-            </w:r>
-          </w:p>
-        </w:tc>
-        <w:tc>
-          <w:tcPr/>
-          <w:p>
-            <w:pPr>
-              <w:pStyle w:val="Compact"/>
-              <w:jc w:val="left"/>
-            </w:pPr>
-            <w:r>
-              <w:t xml:space="preserve">0.103</w:t>
+              <w:t xml:space="preserve">0.048</w:t>
+            </w:r>
+          </w:p>
+        </w:tc>
+        <w:tc>
+          <w:tcPr/>
+          <w:p>
+            <w:pPr>
+              <w:pStyle w:val="Compact"/>
+              <w:jc w:val="left"/>
+            </w:pPr>
+            <w:r>
+              <w:t xml:space="preserve">0.061</w:t>
+            </w:r>
+          </w:p>
+        </w:tc>
+        <w:tc>
+          <w:tcPr/>
+          <w:p>
+            <w:pPr>
+              <w:pStyle w:val="Compact"/>
+              <w:jc w:val="left"/>
+            </w:pPr>
+            <w:r>
+              <w:t xml:space="preserve">0.065</w:t>
+            </w:r>
+          </w:p>
+        </w:tc>
+        <w:tc>
+          <w:tcPr/>
+          <w:p>
+            <w:pPr>
+              <w:pStyle w:val="Compact"/>
+              <w:jc w:val="left"/>
+            </w:pPr>
+            <w:r>
+              <w:t xml:space="preserve">0.108</w:t>
             </w:r>
           </w:p>
         </w:tc>
@@ -2211,6 +2211,18 @@
               <w:jc w:val="left"/>
             </w:pPr>
             <w:r>
+              <w:t xml:space="preserve">0.040</w:t>
+            </w:r>
+          </w:p>
+        </w:tc>
+        <w:tc>
+          <w:tcPr/>
+          <w:p>
+            <w:pPr>
+              <w:pStyle w:val="Compact"/>
+              <w:jc w:val="left"/>
+            </w:pPr>
+            <w:r>
               <w:t xml:space="preserve">0.039</w:t>
             </w:r>
           </w:p>
@@ -2223,19 +2235,7 @@
               <w:jc w:val="left"/>
             </w:pPr>
             <w:r>
-              <w:t xml:space="preserve">0.042</w:t>
-            </w:r>
-          </w:p>
-        </w:tc>
-        <w:tc>
-          <w:tcPr/>
-          <w:p>
-            <w:pPr>
-              <w:pStyle w:val="Compact"/>
-              <w:jc w:val="left"/>
-            </w:pPr>
-            <w:r>
-              <w:t xml:space="preserve">0.055</w:t>
+              <w:t xml:space="preserve">0.058</w:t>
             </w:r>
           </w:p>
         </w:tc>
@@ -2261,43 +2261,43 @@
               <w:jc w:val="left"/>
             </w:pPr>
             <w:r>
-              <w:t xml:space="preserve">0.153</w:t>
-            </w:r>
-          </w:p>
-        </w:tc>
-        <w:tc>
-          <w:tcPr/>
-          <w:p>
-            <w:pPr>
-              <w:pStyle w:val="Compact"/>
-              <w:jc w:val="left"/>
-            </w:pPr>
-            <w:r>
-              <w:t xml:space="preserve">0.258</w:t>
-            </w:r>
-          </w:p>
-        </w:tc>
-        <w:tc>
-          <w:tcPr/>
-          <w:p>
-            <w:pPr>
-              <w:pStyle w:val="Compact"/>
-              <w:jc w:val="left"/>
-            </w:pPr>
-            <w:r>
-              <w:t xml:space="preserve">0.219</w:t>
-            </w:r>
-          </w:p>
-        </w:tc>
-        <w:tc>
-          <w:tcPr/>
-          <w:p>
-            <w:pPr>
-              <w:pStyle w:val="Compact"/>
-              <w:jc w:val="left"/>
-            </w:pPr>
-            <w:r>
-              <w:t xml:space="preserve">0.408</w:t>
+              <w:t xml:space="preserve">0.158</w:t>
+            </w:r>
+          </w:p>
+        </w:tc>
+        <w:tc>
+          <w:tcPr/>
+          <w:p>
+            <w:pPr>
+              <w:pStyle w:val="Compact"/>
+              <w:jc w:val="left"/>
+            </w:pPr>
+            <w:r>
+              <w:t xml:space="preserve">0.232</w:t>
+            </w:r>
+          </w:p>
+        </w:tc>
+        <w:tc>
+          <w:tcPr/>
+          <w:p>
+            <w:pPr>
+              <w:pStyle w:val="Compact"/>
+              <w:jc w:val="left"/>
+            </w:pPr>
+            <w:r>
+              <w:t xml:space="preserve">0.209</w:t>
+            </w:r>
+          </w:p>
+        </w:tc>
+        <w:tc>
+          <w:tcPr/>
+          <w:p>
+            <w:pPr>
+              <w:pStyle w:val="Compact"/>
+              <w:jc w:val="left"/>
+            </w:pPr>
+            <w:r>
+              <w:t xml:space="preserve">0.388</w:t>
             </w:r>
           </w:p>
         </w:tc>
@@ -2364,7 +2364,7 @@
               <w:jc w:val="left"/>
             </w:pPr>
             <w:r>
-              <w:t xml:space="preserve">Photos per farm</w:t>
+              <w:t xml:space="preserve">Images per farm</w:t>
             </w:r>
           </w:p>
         </w:tc>
@@ -2498,6 +2498,1298 @@
               <w:jc w:val="left"/>
             </w:pPr>
             <w:r>
+              <w:t xml:space="preserve">0.025</w:t>
+            </w:r>
+          </w:p>
+        </w:tc>
+        <w:tc>
+          <w:tcPr/>
+          <w:p>
+            <w:pPr>
+              <w:pStyle w:val="Compact"/>
+              <w:jc w:val="left"/>
+            </w:pPr>
+            <w:r>
+              <w:t xml:space="preserve">0.012</w:t>
+            </w:r>
+          </w:p>
+        </w:tc>
+        <w:tc>
+          <w:tcPr/>
+          <w:p>
+            <w:pPr>
+              <w:pStyle w:val="Compact"/>
+              <w:jc w:val="left"/>
+            </w:pPr>
+            <w:r>
+              <w:t xml:space="preserve">0.001</w:t>
+            </w:r>
+          </w:p>
+        </w:tc>
+        <w:tc>
+          <w:tcPr/>
+          <w:p>
+            <w:pPr>
+              <w:pStyle w:val="Compact"/>
+              <w:jc w:val="left"/>
+            </w:pPr>
+            <w:r>
+              <w:t xml:space="preserve">0.016</w:t>
+            </w:r>
+          </w:p>
+        </w:tc>
+        <w:tc>
+          <w:tcPr/>
+          <w:p>
+            <w:pPr>
+              <w:pStyle w:val="Compact"/>
+              <w:jc w:val="left"/>
+            </w:pPr>
+            <w:r>
+              <w:t xml:space="preserve">0.074</w:t>
+            </w:r>
+          </w:p>
+        </w:tc>
+        <w:tc>
+          <w:tcPr/>
+          <w:p>
+            <w:pPr>
+              <w:pStyle w:val="Compact"/>
+              <w:jc w:val="left"/>
+            </w:pPr>
+            <w:r>
+              <w:t xml:space="preserve">0.020</w:t>
+            </w:r>
+          </w:p>
+        </w:tc>
+        <w:tc>
+          <w:tcPr/>
+          <w:p>
+            <w:pPr>
+              <w:pStyle w:val="Compact"/>
+              <w:jc w:val="left"/>
+            </w:pPr>
+            <w:r>
+              <w:t xml:space="preserve">0.027</w:t>
+            </w:r>
+          </w:p>
+        </w:tc>
+        <w:tc>
+          <w:tcPr/>
+          <w:p>
+            <w:pPr>
+              <w:pStyle w:val="Compact"/>
+              <w:jc w:val="left"/>
+            </w:pPr>
+            <w:r>
+              <w:t xml:space="preserve">0.052</w:t>
+            </w:r>
+          </w:p>
+        </w:tc>
+      </w:tr>
+      <w:tr>
+        <w:tc>
+          <w:tcPr/>
+          <w:p>
+            <w:pPr>
+              <w:pStyle w:val="Compact"/>
+              <w:jc w:val="left"/>
+            </w:pPr>
+            <w:r>
+              <w:t xml:space="preserve">1</w:t>
+            </w:r>
+          </w:p>
+        </w:tc>
+        <w:tc>
+          <w:tcPr/>
+          <w:p>
+            <w:pPr>
+              <w:pStyle w:val="Compact"/>
+              <w:jc w:val="left"/>
+            </w:pPr>
+            <w:r>
+              <w:t xml:space="preserve">50</w:t>
+            </w:r>
+          </w:p>
+        </w:tc>
+        <w:tc>
+          <w:tcPr/>
+          <w:p>
+            <w:pPr>
+              <w:pStyle w:val="Compact"/>
+              <w:jc w:val="left"/>
+            </w:pPr>
+            <w:r>
+              <w:t xml:space="preserve">0.063</w:t>
+            </w:r>
+          </w:p>
+        </w:tc>
+        <w:tc>
+          <w:tcPr/>
+          <w:p>
+            <w:pPr>
+              <w:pStyle w:val="Compact"/>
+              <w:jc w:val="left"/>
+            </w:pPr>
+            <w:r>
+              <w:t xml:space="preserve">0.058</w:t>
+            </w:r>
+          </w:p>
+        </w:tc>
+        <w:tc>
+          <w:tcPr/>
+          <w:p>
+            <w:pPr>
+              <w:pStyle w:val="Compact"/>
+              <w:jc w:val="left"/>
+            </w:pPr>
+            <w:r>
+              <w:t xml:space="preserve">0.008</w:t>
+            </w:r>
+          </w:p>
+        </w:tc>
+        <w:tc>
+          <w:tcPr/>
+          <w:p>
+            <w:pPr>
+              <w:pStyle w:val="Compact"/>
+              <w:jc w:val="left"/>
+            </w:pPr>
+            <w:r>
+              <w:t xml:space="preserve">0.016</w:t>
+            </w:r>
+          </w:p>
+        </w:tc>
+        <w:tc>
+          <w:tcPr/>
+          <w:p>
+            <w:pPr>
+              <w:pStyle w:val="Compact"/>
+              <w:jc w:val="left"/>
+            </w:pPr>
+            <w:r>
+              <w:t xml:space="preserve">0.078</w:t>
+            </w:r>
+          </w:p>
+        </w:tc>
+        <w:tc>
+          <w:tcPr/>
+          <w:p>
+            <w:pPr>
+              <w:pStyle w:val="Compact"/>
+              <w:jc w:val="left"/>
+            </w:pPr>
+            <w:r>
+              <w:t xml:space="preserve">0.027</w:t>
+            </w:r>
+          </w:p>
+        </w:tc>
+        <w:tc>
+          <w:tcPr/>
+          <w:p>
+            <w:pPr>
+              <w:pStyle w:val="Compact"/>
+              <w:jc w:val="left"/>
+            </w:pPr>
+            <w:r>
+              <w:t xml:space="preserve">0.033</w:t>
+            </w:r>
+          </w:p>
+        </w:tc>
+        <w:tc>
+          <w:tcPr/>
+          <w:p>
+            <w:pPr>
+              <w:pStyle w:val="Compact"/>
+              <w:jc w:val="left"/>
+            </w:pPr>
+            <w:r>
+              <w:t xml:space="preserve">0.088</w:t>
+            </w:r>
+          </w:p>
+        </w:tc>
+      </w:tr>
+      <w:tr>
+        <w:tc>
+          <w:tcPr/>
+          <w:p>
+            <w:pPr>
+              <w:pStyle w:val="Compact"/>
+              <w:jc w:val="left"/>
+            </w:pPr>
+            <w:r>
+              <w:t xml:space="preserve">1</w:t>
+            </w:r>
+          </w:p>
+        </w:tc>
+        <w:tc>
+          <w:tcPr/>
+          <w:p>
+            <w:pPr>
+              <w:pStyle w:val="Compact"/>
+              <w:jc w:val="left"/>
+            </w:pPr>
+            <w:r>
+              <w:t xml:space="preserve">all</w:t>
+            </w:r>
+          </w:p>
+        </w:tc>
+        <w:tc>
+          <w:tcPr/>
+          <w:p>
+            <w:pPr>
+              <w:pStyle w:val="Compact"/>
+              <w:jc w:val="left"/>
+            </w:pPr>
+            <w:r>
+              <w:t xml:space="preserve">0.071</w:t>
+            </w:r>
+          </w:p>
+        </w:tc>
+        <w:tc>
+          <w:tcPr/>
+          <w:p>
+            <w:pPr>
+              <w:pStyle w:val="Compact"/>
+              <w:jc w:val="left"/>
+            </w:pPr>
+            <w:r>
+              <w:t xml:space="preserve">0.115</w:t>
+            </w:r>
+          </w:p>
+        </w:tc>
+        <w:tc>
+          <w:tcPr/>
+          <w:p>
+            <w:pPr>
+              <w:pStyle w:val="Compact"/>
+              <w:jc w:val="left"/>
+            </w:pPr>
+            <w:r>
+              <w:t xml:space="preserve">0.029</w:t>
+            </w:r>
+          </w:p>
+        </w:tc>
+        <w:tc>
+          <w:tcPr/>
+          <w:p>
+            <w:pPr>
+              <w:pStyle w:val="Compact"/>
+              <w:jc w:val="left"/>
+            </w:pPr>
+            <w:r>
+              <w:t xml:space="preserve">0.030</w:t>
+            </w:r>
+          </w:p>
+        </w:tc>
+        <w:tc>
+          <w:tcPr/>
+          <w:p>
+            <w:pPr>
+              <w:pStyle w:val="Compact"/>
+              <w:jc w:val="left"/>
+            </w:pPr>
+            <w:r>
+              <w:t xml:space="preserve">0.100</w:t>
+            </w:r>
+          </w:p>
+        </w:tc>
+        <w:tc>
+          <w:tcPr/>
+          <w:p>
+            <w:pPr>
+              <w:pStyle w:val="Compact"/>
+              <w:jc w:val="left"/>
+            </w:pPr>
+            <w:r>
+              <w:t xml:space="preserve">0.054</w:t>
+            </w:r>
+          </w:p>
+        </w:tc>
+        <w:tc>
+          <w:tcPr/>
+          <w:p>
+            <w:pPr>
+              <w:pStyle w:val="Compact"/>
+              <w:jc w:val="left"/>
+            </w:pPr>
+            <w:r>
+              <w:t xml:space="preserve">0.145</w:t>
+            </w:r>
+          </w:p>
+        </w:tc>
+        <w:tc>
+          <w:tcPr/>
+          <w:p>
+            <w:pPr>
+              <w:pStyle w:val="Compact"/>
+              <w:jc w:val="left"/>
+            </w:pPr>
+            <w:r>
+              <w:t xml:space="preserve">0.076</w:t>
+            </w:r>
+          </w:p>
+        </w:tc>
+      </w:tr>
+      <w:tr>
+        <w:tc>
+          <w:tcPr/>
+          <w:p>
+            <w:pPr>
+              <w:pStyle w:val="Compact"/>
+              <w:jc w:val="left"/>
+            </w:pPr>
+            <w:r>
+              <w:t xml:space="preserve">2</w:t>
+            </w:r>
+          </w:p>
+        </w:tc>
+        <w:tc>
+          <w:tcPr/>
+          <w:p>
+            <w:pPr>
+              <w:pStyle w:val="Compact"/>
+              <w:jc w:val="left"/>
+            </w:pPr>
+            <w:r>
+              <w:t xml:space="preserve">15</w:t>
+            </w:r>
+          </w:p>
+        </w:tc>
+        <w:tc>
+          <w:tcPr/>
+          <w:p>
+            <w:pPr>
+              <w:pStyle w:val="Compact"/>
+              <w:jc w:val="left"/>
+            </w:pPr>
+            <w:r>
+              <w:t xml:space="preserve">0.047</w:t>
+            </w:r>
+          </w:p>
+        </w:tc>
+        <w:tc>
+          <w:tcPr/>
+          <w:p>
+            <w:pPr>
+              <w:pStyle w:val="Compact"/>
+              <w:jc w:val="left"/>
+            </w:pPr>
+            <w:r>
+              <w:t xml:space="preserve">0.072</w:t>
+            </w:r>
+          </w:p>
+        </w:tc>
+        <w:tc>
+          <w:tcPr/>
+          <w:p>
+            <w:pPr>
+              <w:pStyle w:val="Compact"/>
+              <w:jc w:val="left"/>
+            </w:pPr>
+            <w:r>
+              <w:t xml:space="preserve">0.015</w:t>
+            </w:r>
+          </w:p>
+        </w:tc>
+        <w:tc>
+          <w:tcPr/>
+          <w:p>
+            <w:pPr>
+              <w:pStyle w:val="Compact"/>
+              <w:jc w:val="left"/>
+            </w:pPr>
+            <w:r>
+              <w:t xml:space="preserve">0.081</w:t>
+            </w:r>
+          </w:p>
+        </w:tc>
+        <w:tc>
+          <w:tcPr/>
+          <w:p>
+            <w:pPr>
+              <w:pStyle w:val="Compact"/>
+              <w:jc w:val="left"/>
+            </w:pPr>
+            <w:r>
+              <w:t xml:space="preserve">0.034</w:t>
+            </w:r>
+          </w:p>
+        </w:tc>
+        <w:tc>
+          <w:tcPr/>
+          <w:p>
+            <w:pPr>
+              <w:pStyle w:val="Compact"/>
+              <w:jc w:val="left"/>
+            </w:pPr>
+            <w:r>
+              <w:t xml:space="preserve">0.039</w:t>
+            </w:r>
+          </w:p>
+        </w:tc>
+        <w:tc>
+          <w:tcPr/>
+          <w:p>
+            <w:pPr>
+              <w:pStyle w:val="Compact"/>
+              <w:jc w:val="left"/>
+            </w:pPr>
+            <w:r>
+              <w:t xml:space="preserve">0.014</w:t>
+            </w:r>
+          </w:p>
+        </w:tc>
+        <w:tc>
+          <w:tcPr/>
+          <w:p>
+            <w:pPr>
+              <w:pStyle w:val="Compact"/>
+              <w:jc w:val="left"/>
+            </w:pPr>
+            <w:r>
+              <w:t xml:space="preserve">0.113</w:t>
+            </w:r>
+          </w:p>
+        </w:tc>
+      </w:tr>
+      <w:tr>
+        <w:tc>
+          <w:tcPr/>
+          <w:p>
+            <w:pPr>
+              <w:pStyle w:val="Compact"/>
+              <w:jc w:val="left"/>
+            </w:pPr>
+            <w:r>
+              <w:t xml:space="preserve">2</w:t>
+            </w:r>
+          </w:p>
+        </w:tc>
+        <w:tc>
+          <w:tcPr/>
+          <w:p>
+            <w:pPr>
+              <w:pStyle w:val="Compact"/>
+              <w:jc w:val="left"/>
+            </w:pPr>
+            <w:r>
+              <w:t xml:space="preserve">50</w:t>
+            </w:r>
+          </w:p>
+        </w:tc>
+        <w:tc>
+          <w:tcPr/>
+          <w:p>
+            <w:pPr>
+              <w:pStyle w:val="Compact"/>
+              <w:jc w:val="left"/>
+            </w:pPr>
+            <w:r>
+              <w:t xml:space="preserve">0.079</w:t>
+            </w:r>
+          </w:p>
+        </w:tc>
+        <w:tc>
+          <w:tcPr/>
+          <w:p>
+            <w:pPr>
+              <w:pStyle w:val="Compact"/>
+              <w:jc w:val="left"/>
+            </w:pPr>
+            <w:r>
+              <w:t xml:space="preserve">0.105</w:t>
+            </w:r>
+          </w:p>
+        </w:tc>
+        <w:tc>
+          <w:tcPr/>
+          <w:p>
+            <w:pPr>
+              <w:pStyle w:val="Compact"/>
+              <w:jc w:val="left"/>
+            </w:pPr>
+            <w:r>
+              <w:t xml:space="preserve">0.019</w:t>
+            </w:r>
+          </w:p>
+        </w:tc>
+        <w:tc>
+          <w:tcPr/>
+          <w:p>
+            <w:pPr>
+              <w:pStyle w:val="Compact"/>
+              <w:jc w:val="left"/>
+            </w:pPr>
+            <w:r>
+              <w:t xml:space="preserve">0.140</w:t>
+            </w:r>
+          </w:p>
+        </w:tc>
+        <w:tc>
+          <w:tcPr/>
+          <w:p>
+            <w:pPr>
+              <w:pStyle w:val="Compact"/>
+              <w:jc w:val="left"/>
+            </w:pPr>
+            <w:r>
+              <w:t xml:space="preserve">0.093</w:t>
+            </w:r>
+          </w:p>
+        </w:tc>
+        <w:tc>
+          <w:tcPr/>
+          <w:p>
+            <w:pPr>
+              <w:pStyle w:val="Compact"/>
+              <w:jc w:val="left"/>
+            </w:pPr>
+            <w:r>
+              <w:t xml:space="preserve">0.095</w:t>
+            </w:r>
+          </w:p>
+        </w:tc>
+        <w:tc>
+          <w:tcPr/>
+          <w:p>
+            <w:pPr>
+              <w:pStyle w:val="Compact"/>
+              <w:jc w:val="left"/>
+            </w:pPr>
+            <w:r>
+              <w:t xml:space="preserve">0.023</w:t>
+            </w:r>
+          </w:p>
+        </w:tc>
+        <w:tc>
+          <w:tcPr/>
+          <w:p>
+            <w:pPr>
+              <w:pStyle w:val="Compact"/>
+              <w:jc w:val="left"/>
+            </w:pPr>
+            <w:r>
+              <w:t xml:space="preserve">0.107</w:t>
+            </w:r>
+          </w:p>
+        </w:tc>
+      </w:tr>
+      <w:tr>
+        <w:tc>
+          <w:tcPr/>
+          <w:p>
+            <w:pPr>
+              <w:pStyle w:val="Compact"/>
+              <w:jc w:val="left"/>
+            </w:pPr>
+            <w:r>
+              <w:t xml:space="preserve">2</w:t>
+            </w:r>
+          </w:p>
+        </w:tc>
+        <w:tc>
+          <w:tcPr/>
+          <w:p>
+            <w:pPr>
+              <w:pStyle w:val="Compact"/>
+              <w:jc w:val="left"/>
+            </w:pPr>
+            <w:r>
+              <w:t xml:space="preserve">all</w:t>
+            </w:r>
+          </w:p>
+        </w:tc>
+        <w:tc>
+          <w:tcPr/>
+          <w:p>
+            <w:pPr>
+              <w:pStyle w:val="Compact"/>
+              <w:jc w:val="left"/>
+            </w:pPr>
+            <w:r>
+              <w:t xml:space="preserve">0.117</w:t>
+            </w:r>
+          </w:p>
+        </w:tc>
+        <w:tc>
+          <w:tcPr/>
+          <w:p>
+            <w:pPr>
+              <w:pStyle w:val="Compact"/>
+              <w:jc w:val="left"/>
+            </w:pPr>
+            <w:r>
+              <w:t xml:space="preserve">0.272</w:t>
+            </w:r>
+          </w:p>
+        </w:tc>
+        <w:tc>
+          <w:tcPr/>
+          <w:p>
+            <w:pPr>
+              <w:pStyle w:val="Compact"/>
+              <w:jc w:val="left"/>
+            </w:pPr>
+            <w:r>
+              <w:t xml:space="preserve">0.052</w:t>
+            </w:r>
+          </w:p>
+        </w:tc>
+        <w:tc>
+          <w:tcPr/>
+          <w:p>
+            <w:pPr>
+              <w:pStyle w:val="Compact"/>
+              <w:jc w:val="left"/>
+            </w:pPr>
+            <w:r>
+              <w:t xml:space="preserve">0.173</w:t>
+            </w:r>
+          </w:p>
+        </w:tc>
+        <w:tc>
+          <w:tcPr/>
+          <w:p>
+            <w:pPr>
+              <w:pStyle w:val="Compact"/>
+              <w:jc w:val="left"/>
+            </w:pPr>
+            <w:r>
+              <w:t xml:space="preserve">0.135</w:t>
+            </w:r>
+          </w:p>
+        </w:tc>
+        <w:tc>
+          <w:tcPr/>
+          <w:p>
+            <w:pPr>
+              <w:pStyle w:val="Compact"/>
+              <w:jc w:val="left"/>
+            </w:pPr>
+            <w:r>
+              <w:t xml:space="preserve">0.135</w:t>
+            </w:r>
+          </w:p>
+        </w:tc>
+        <w:tc>
+          <w:tcPr/>
+          <w:p>
+            <w:pPr>
+              <w:pStyle w:val="Compact"/>
+              <w:jc w:val="left"/>
+            </w:pPr>
+            <w:r>
+              <w:t xml:space="preserve">0.037</w:t>
+            </w:r>
+          </w:p>
+        </w:tc>
+        <w:tc>
+          <w:tcPr/>
+          <w:p>
+            <w:pPr>
+              <w:pStyle w:val="Compact"/>
+              <w:jc w:val="left"/>
+            </w:pPr>
+            <w:r>
+              <w:t xml:space="preserve">0.162</w:t>
+            </w:r>
+          </w:p>
+        </w:tc>
+      </w:tr>
+      <w:tr>
+        <w:tc>
+          <w:tcPr/>
+          <w:p>
+            <w:pPr>
+              <w:pStyle w:val="Compact"/>
+              <w:jc w:val="left"/>
+            </w:pPr>
+            <w:r>
+              <w:t xml:space="preserve">4</w:t>
+            </w:r>
+          </w:p>
+        </w:tc>
+        <w:tc>
+          <w:tcPr/>
+          <w:p>
+            <w:pPr>
+              <w:pStyle w:val="Compact"/>
+              <w:jc w:val="left"/>
+            </w:pPr>
+            <w:r>
+              <w:t xml:space="preserve">15</w:t>
+            </w:r>
+          </w:p>
+        </w:tc>
+        <w:tc>
+          <w:tcPr/>
+          <w:p>
+            <w:pPr>
+              <w:pStyle w:val="Compact"/>
+              <w:jc w:val="left"/>
+            </w:pPr>
+            <w:r>
+              <w:t xml:space="preserve">0.068</w:t>
+            </w:r>
+          </w:p>
+        </w:tc>
+        <w:tc>
+          <w:tcPr/>
+          <w:p>
+            <w:pPr>
+              <w:pStyle w:val="Compact"/>
+              <w:jc w:val="left"/>
+            </w:pPr>
+            <w:r>
+              <w:t xml:space="preserve">0.060</w:t>
+            </w:r>
+          </w:p>
+        </w:tc>
+        <w:tc>
+          <w:tcPr/>
+          <w:p>
+            <w:pPr>
+              <w:pStyle w:val="Compact"/>
+              <w:jc w:val="left"/>
+            </w:pPr>
+            <w:r>
+              <w:t xml:space="preserve">0.016</w:t>
+            </w:r>
+          </w:p>
+        </w:tc>
+        <w:tc>
+          <w:tcPr/>
+          <w:p>
+            <w:pPr>
+              <w:pStyle w:val="Compact"/>
+              <w:jc w:val="left"/>
+            </w:pPr>
+            <w:r>
+              <w:t xml:space="preserve">0.064</w:t>
+            </w:r>
+          </w:p>
+        </w:tc>
+        <w:tc>
+          <w:tcPr/>
+          <w:p>
+            <w:pPr>
+              <w:pStyle w:val="Compact"/>
+              <w:jc w:val="left"/>
+            </w:pPr>
+            <w:r>
+              <w:t xml:space="preserve">0.087</w:t>
+            </w:r>
+          </w:p>
+        </w:tc>
+        <w:tc>
+          <w:tcPr/>
+          <w:p>
+            <w:pPr>
+              <w:pStyle w:val="Compact"/>
+              <w:jc w:val="left"/>
+            </w:pPr>
+            <w:r>
+              <w:t xml:space="preserve">0.124</w:t>
+            </w:r>
+          </w:p>
+        </w:tc>
+        <w:tc>
+          <w:tcPr/>
+          <w:p>
+            <w:pPr>
+              <w:pStyle w:val="Compact"/>
+              <w:jc w:val="left"/>
+            </w:pPr>
+            <w:r>
+              <w:t xml:space="preserve">0.040</w:t>
+            </w:r>
+          </w:p>
+        </w:tc>
+        <w:tc>
+          <w:tcPr/>
+          <w:p>
+            <w:pPr>
+              <w:pStyle w:val="Compact"/>
+              <w:jc w:val="left"/>
+            </w:pPr>
+            <w:r>
+              <w:t xml:space="preserve">0.099</w:t>
+            </w:r>
+          </w:p>
+        </w:tc>
+      </w:tr>
+      <w:tr>
+        <w:tc>
+          <w:tcPr/>
+          <w:p>
+            <w:pPr>
+              <w:pStyle w:val="Compact"/>
+              <w:jc w:val="left"/>
+            </w:pPr>
+            <w:r>
+              <w:t xml:space="preserve">4</w:t>
+            </w:r>
+          </w:p>
+        </w:tc>
+        <w:tc>
+          <w:tcPr/>
+          <w:p>
+            <w:pPr>
+              <w:pStyle w:val="Compact"/>
+              <w:jc w:val="left"/>
+            </w:pPr>
+            <w:r>
+              <w:t xml:space="preserve">50</w:t>
+            </w:r>
+          </w:p>
+        </w:tc>
+        <w:tc>
+          <w:tcPr/>
+          <w:p>
+            <w:pPr>
+              <w:pStyle w:val="Compact"/>
+              <w:jc w:val="left"/>
+            </w:pPr>
+            <w:r>
+              <w:t xml:space="preserve">0.116</w:t>
+            </w:r>
+          </w:p>
+        </w:tc>
+        <w:tc>
+          <w:tcPr/>
+          <w:p>
+            <w:pPr>
+              <w:pStyle w:val="Compact"/>
+              <w:jc w:val="left"/>
+            </w:pPr>
+            <w:r>
+              <w:t xml:space="preserve">0.114</w:t>
+            </w:r>
+          </w:p>
+        </w:tc>
+        <w:tc>
+          <w:tcPr/>
+          <w:p>
+            <w:pPr>
+              <w:pStyle w:val="Compact"/>
+              <w:jc w:val="left"/>
+            </w:pPr>
+            <w:r>
+              <w:t xml:space="preserve">0.030</w:t>
+            </w:r>
+          </w:p>
+        </w:tc>
+        <w:tc>
+          <w:tcPr/>
+          <w:p>
+            <w:pPr>
+              <w:pStyle w:val="Compact"/>
+              <w:jc w:val="left"/>
+            </w:pPr>
+            <w:r>
+              <w:t xml:space="preserve">0.140</w:t>
+            </w:r>
+          </w:p>
+        </w:tc>
+        <w:tc>
+          <w:tcPr/>
+          <w:p>
+            <w:pPr>
+              <w:pStyle w:val="Compact"/>
+              <w:jc w:val="left"/>
+            </w:pPr>
+            <w:r>
+              <w:t xml:space="preserve">0.107</w:t>
+            </w:r>
+          </w:p>
+        </w:tc>
+        <w:tc>
+          <w:tcPr/>
+          <w:p>
+            <w:pPr>
+              <w:pStyle w:val="Compact"/>
+              <w:jc w:val="left"/>
+            </w:pPr>
+            <w:r>
+              <w:t xml:space="preserve">0.168</w:t>
+            </w:r>
+          </w:p>
+        </w:tc>
+        <w:tc>
+          <w:tcPr/>
+          <w:p>
+            <w:pPr>
+              <w:pStyle w:val="Compact"/>
+              <w:jc w:val="left"/>
+            </w:pPr>
+            <w:r>
+              <w:t xml:space="preserve">0.033</w:t>
+            </w:r>
+          </w:p>
+        </w:tc>
+        <w:tc>
+          <w:tcPr/>
+          <w:p>
+            <w:pPr>
+              <w:pStyle w:val="Compact"/>
+              <w:jc w:val="left"/>
+            </w:pPr>
+            <w:r>
+              <w:t xml:space="preserve">0.114</w:t>
+            </w:r>
+          </w:p>
+        </w:tc>
+      </w:tr>
+      <w:tr>
+        <w:tc>
+          <w:tcPr/>
+          <w:p>
+            <w:pPr>
+              <w:pStyle w:val="Compact"/>
+              <w:jc w:val="left"/>
+            </w:pPr>
+            <w:r>
+              <w:t xml:space="preserve">4</w:t>
+            </w:r>
+          </w:p>
+        </w:tc>
+        <w:tc>
+          <w:tcPr/>
+          <w:p>
+            <w:pPr>
+              <w:pStyle w:val="Compact"/>
+              <w:jc w:val="left"/>
+            </w:pPr>
+            <w:r>
+              <w:t xml:space="preserve">all</w:t>
+            </w:r>
+          </w:p>
+        </w:tc>
+        <w:tc>
+          <w:tcPr/>
+          <w:p>
+            <w:pPr>
+              <w:pStyle w:val="Compact"/>
+              <w:jc w:val="left"/>
+            </w:pPr>
+            <w:r>
+              <w:t xml:space="preserve">0.151</w:t>
+            </w:r>
+          </w:p>
+        </w:tc>
+        <w:tc>
+          <w:tcPr/>
+          <w:p>
+            <w:pPr>
+              <w:pStyle w:val="Compact"/>
+              <w:jc w:val="left"/>
+            </w:pPr>
+            <w:r>
+              <w:t xml:space="preserve">0.252</w:t>
+            </w:r>
+          </w:p>
+        </w:tc>
+        <w:tc>
+          <w:tcPr/>
+          <w:p>
+            <w:pPr>
+              <w:pStyle w:val="Compact"/>
+              <w:jc w:val="left"/>
+            </w:pPr>
+            <w:r>
+              <w:t xml:space="preserve">0.038</w:t>
+            </w:r>
+          </w:p>
+        </w:tc>
+        <w:tc>
+          <w:tcPr/>
+          <w:p>
+            <w:pPr>
+              <w:pStyle w:val="Compact"/>
+              <w:jc w:val="left"/>
+            </w:pPr>
+            <w:r>
+              <w:t xml:space="preserve">0.194</w:t>
+            </w:r>
+          </w:p>
+        </w:tc>
+        <w:tc>
+          <w:tcPr/>
+          <w:p>
+            <w:pPr>
+              <w:pStyle w:val="Compact"/>
+              <w:jc w:val="left"/>
+            </w:pPr>
+            <w:r>
+              <w:t xml:space="preserve">0.137</w:t>
+            </w:r>
+          </w:p>
+        </w:tc>
+        <w:tc>
+          <w:tcPr/>
+          <w:p>
+            <w:pPr>
+              <w:pStyle w:val="Compact"/>
+              <w:jc w:val="left"/>
+            </w:pPr>
+            <w:r>
+              <w:t xml:space="preserve">0.209</w:t>
+            </w:r>
+          </w:p>
+        </w:tc>
+        <w:tc>
+          <w:tcPr/>
+          <w:p>
+            <w:pPr>
+              <w:pStyle w:val="Compact"/>
+              <w:jc w:val="left"/>
+            </w:pPr>
+            <w:r>
+              <w:t xml:space="preserve">0.055</w:t>
+            </w:r>
+          </w:p>
+        </w:tc>
+        <w:tc>
+          <w:tcPr/>
+          <w:p>
+            <w:pPr>
+              <w:pStyle w:val="Compact"/>
+              <w:jc w:val="left"/>
+            </w:pPr>
+            <w:r>
+              <w:t xml:space="preserve">0.132</w:t>
+            </w:r>
+          </w:p>
+        </w:tc>
+      </w:tr>
+      <w:tr>
+        <w:tc>
+          <w:tcPr/>
+          <w:p>
+            <w:pPr>
+              <w:pStyle w:val="Compact"/>
+              <w:jc w:val="left"/>
+            </w:pPr>
+            <w:r>
+              <w:t xml:space="preserve">7</w:t>
+            </w:r>
+          </w:p>
+        </w:tc>
+        <w:tc>
+          <w:tcPr/>
+          <w:p>
+            <w:pPr>
+              <w:pStyle w:val="Compact"/>
+              <w:jc w:val="left"/>
+            </w:pPr>
+            <w:r>
+              <w:t xml:space="preserve">15</w:t>
+            </w:r>
+          </w:p>
+        </w:tc>
+        <w:tc>
+          <w:tcPr/>
+          <w:p>
+            <w:pPr>
+              <w:pStyle w:val="Compact"/>
+              <w:jc w:val="left"/>
+            </w:pPr>
+            <w:r>
+              <w:t xml:space="preserve">0.090</w:t>
+            </w:r>
+          </w:p>
+        </w:tc>
+        <w:tc>
+          <w:tcPr/>
+          <w:p>
+            <w:pPr>
+              <w:pStyle w:val="Compact"/>
+              <w:jc w:val="left"/>
+            </w:pPr>
+            <w:r>
+              <w:t xml:space="preserve">0.187</w:t>
+            </w:r>
+          </w:p>
+        </w:tc>
+        <w:tc>
+          <w:tcPr/>
+          <w:p>
+            <w:pPr>
+              <w:pStyle w:val="Compact"/>
+              <w:jc w:val="left"/>
+            </w:pPr>
+            <w:r>
+              <w:t xml:space="preserve">0.046</w:t>
+            </w:r>
+          </w:p>
+        </w:tc>
+        <w:tc>
+          <w:tcPr/>
+          <w:p>
+            <w:pPr>
+              <w:pStyle w:val="Compact"/>
+              <w:jc w:val="left"/>
+            </w:pPr>
+            <w:r>
+              <w:t xml:space="preserve">0.285</w:t>
+            </w:r>
+          </w:p>
+        </w:tc>
+        <w:tc>
+          <w:tcPr/>
+          <w:p>
+            <w:pPr>
+              <w:pStyle w:val="Compact"/>
+              <w:jc w:val="left"/>
+            </w:pPr>
+            <w:r>
+              <w:t xml:space="preserve">0.140</w:t>
+            </w:r>
+          </w:p>
+        </w:tc>
+        <w:tc>
+          <w:tcPr/>
+          <w:p>
+            <w:pPr>
+              <w:pStyle w:val="Compact"/>
+              <w:jc w:val="left"/>
+            </w:pPr>
+            <w:r>
+              <w:t xml:space="preserve">0.174</w:t>
+            </w:r>
+          </w:p>
+        </w:tc>
+        <w:tc>
+          <w:tcPr/>
+          <w:p>
+            <w:pPr>
+              <w:pStyle w:val="Compact"/>
+              <w:jc w:val="left"/>
+            </w:pPr>
+            <w:r>
+              <w:t xml:space="preserve">0.010</w:t>
+            </w:r>
+          </w:p>
+        </w:tc>
+        <w:tc>
+          <w:tcPr/>
+          <w:p>
+            <w:pPr>
+              <w:pStyle w:val="Compact"/>
+              <w:jc w:val="left"/>
+            </w:pPr>
+            <w:r>
+              <w:t xml:space="preserve">0.081</w:t>
+            </w:r>
+          </w:p>
+        </w:tc>
+      </w:tr>
+      <w:tr>
+        <w:tc>
+          <w:tcPr/>
+          <w:p>
+            <w:pPr>
+              <w:pStyle w:val="Compact"/>
+              <w:jc w:val="left"/>
+            </w:pPr>
+            <w:r>
+              <w:t xml:space="preserve">7</w:t>
+            </w:r>
+          </w:p>
+        </w:tc>
+        <w:tc>
+          <w:tcPr/>
+          <w:p>
+            <w:pPr>
+              <w:pStyle w:val="Compact"/>
+              <w:jc w:val="left"/>
+            </w:pPr>
+            <w:r>
+              <w:t xml:space="preserve">50</w:t>
+            </w:r>
+          </w:p>
+        </w:tc>
+        <w:tc>
+          <w:tcPr/>
+          <w:p>
+            <w:pPr>
+              <w:pStyle w:val="Compact"/>
+              <w:jc w:val="left"/>
+            </w:pPr>
+            <w:r>
+              <w:t xml:space="preserve">0.210</w:t>
+            </w:r>
+          </w:p>
+        </w:tc>
+        <w:tc>
+          <w:tcPr/>
+          <w:p>
+            <w:pPr>
+              <w:pStyle w:val="Compact"/>
+              <w:jc w:val="left"/>
+            </w:pPr>
+            <w:r>
+              <w:t xml:space="preserve">0.216</w:t>
+            </w:r>
+          </w:p>
+        </w:tc>
+        <w:tc>
+          <w:tcPr/>
+          <w:p>
+            <w:pPr>
+              <w:pStyle w:val="Compact"/>
+              <w:jc w:val="left"/>
+            </w:pPr>
+            <w:r>
+              <w:t xml:space="preserve">0.106</w:t>
+            </w:r>
+          </w:p>
+        </w:tc>
+        <w:tc>
+          <w:tcPr/>
+          <w:p>
+            <w:pPr>
+              <w:pStyle w:val="Compact"/>
+              <w:jc w:val="left"/>
+            </w:pPr>
+            <w:r>
+              <w:t xml:space="preserve">0.245</w:t>
+            </w:r>
+          </w:p>
+        </w:tc>
+        <w:tc>
+          <w:tcPr/>
+          <w:p>
+            <w:pPr>
+              <w:pStyle w:val="Compact"/>
+              <w:jc w:val="left"/>
+            </w:pPr>
+            <w:r>
+              <w:t xml:space="preserve">0.216</w:t>
+            </w:r>
+          </w:p>
+        </w:tc>
+        <w:tc>
+          <w:tcPr/>
+          <w:p>
+            <w:pPr>
+              <w:pStyle w:val="Compact"/>
+              <w:jc w:val="left"/>
+            </w:pPr>
+            <w:r>
+              <w:t xml:space="preserve">0.228</w:t>
+            </w:r>
+          </w:p>
+        </w:tc>
+        <w:tc>
+          <w:tcPr/>
+          <w:p>
+            <w:pPr>
+              <w:pStyle w:val="Compact"/>
+              <w:jc w:val="left"/>
+            </w:pPr>
+            <w:r>
               <w:t xml:space="preserve">0.022</w:t>
             </w:r>
           </w:p>
@@ -2510,31 +3802,105 @@
               <w:jc w:val="left"/>
             </w:pPr>
             <w:r>
-              <w:t xml:space="preserve">0.011</w:t>
-            </w:r>
-          </w:p>
-        </w:tc>
-        <w:tc>
-          <w:tcPr/>
-          <w:p>
-            <w:pPr>
-              <w:pStyle w:val="Compact"/>
-              <w:jc w:val="left"/>
-            </w:pPr>
-            <w:r>
-              <w:t xml:space="preserve">0.002</w:t>
-            </w:r>
-          </w:p>
-        </w:tc>
-        <w:tc>
-          <w:tcPr/>
-          <w:p>
-            <w:pPr>
-              <w:pStyle w:val="Compact"/>
-              <w:jc w:val="left"/>
-            </w:pPr>
-            <w:r>
-              <w:t xml:space="preserve">0.016</w:t>
+              <w:t xml:space="preserve">0.216</w:t>
+            </w:r>
+          </w:p>
+        </w:tc>
+      </w:tr>
+      <w:tr>
+        <w:tc>
+          <w:tcPr/>
+          <w:p>
+            <w:pPr>
+              <w:pStyle w:val="Compact"/>
+              <w:jc w:val="left"/>
+            </w:pPr>
+            <w:r>
+              <w:t xml:space="preserve">7</w:t>
+            </w:r>
+          </w:p>
+        </w:tc>
+        <w:tc>
+          <w:tcPr/>
+          <w:p>
+            <w:pPr>
+              <w:pStyle w:val="Compact"/>
+              <w:jc w:val="left"/>
+            </w:pPr>
+            <w:r>
+              <w:t xml:space="preserve">all</w:t>
+            </w:r>
+          </w:p>
+        </w:tc>
+        <w:tc>
+          <w:tcPr/>
+          <w:p>
+            <w:pPr>
+              <w:pStyle w:val="Compact"/>
+              <w:jc w:val="left"/>
+            </w:pPr>
+            <w:r>
+              <w:t xml:space="preserve">0.207</w:t>
+            </w:r>
+          </w:p>
+        </w:tc>
+        <w:tc>
+          <w:tcPr/>
+          <w:p>
+            <w:pPr>
+              <w:pStyle w:val="Compact"/>
+              <w:jc w:val="left"/>
+            </w:pPr>
+            <w:r>
+              <w:t xml:space="preserve">0.435</w:t>
+            </w:r>
+          </w:p>
+        </w:tc>
+        <w:tc>
+          <w:tcPr/>
+          <w:p>
+            <w:pPr>
+              <w:pStyle w:val="Compact"/>
+              <w:jc w:val="left"/>
+            </w:pPr>
+            <w:r>
+              <w:t xml:space="preserve">0.136</w:t>
+            </w:r>
+          </w:p>
+        </w:tc>
+        <w:tc>
+          <w:tcPr/>
+          <w:p>
+            <w:pPr>
+              <w:pStyle w:val="Compact"/>
+              <w:jc w:val="left"/>
+            </w:pPr>
+            <w:r>
+              <w:t xml:space="preserve">0.315</w:t>
+            </w:r>
+          </w:p>
+        </w:tc>
+        <w:tc>
+          <w:tcPr/>
+          <w:p>
+            <w:pPr>
+              <w:pStyle w:val="Compact"/>
+              <w:jc w:val="left"/>
+            </w:pPr>
+            <w:r>
+              <w:t xml:space="preserve">0.190</w:t>
+            </w:r>
+          </w:p>
+        </w:tc>
+        <w:tc>
+          <w:tcPr/>
+          <w:p>
+            <w:pPr>
+              <w:pStyle w:val="Compact"/>
+              <w:jc w:val="left"/>
+            </w:pPr>
+            <w:r>
+              <w:t xml:space="preserve">0.240</w:t>
             </w:r>
           </w:p>
         </w:tc>
@@ -2558,1373 +3924,7 @@
               <w:jc w:val="left"/>
             </w:pPr>
             <w:r>
-              <w:t xml:space="preserve">0.018</w:t>
-            </w:r>
-          </w:p>
-        </w:tc>
-        <w:tc>
-          <w:tcPr/>
-          <w:p>
-            <w:pPr>
-              <w:pStyle w:val="Compact"/>
-              <w:jc w:val="left"/>
-            </w:pPr>
-            <w:r>
-              <w:t xml:space="preserve">0.027</w:t>
-            </w:r>
-          </w:p>
-        </w:tc>
-        <w:tc>
-          <w:tcPr/>
-          <w:p>
-            <w:pPr>
-              <w:pStyle w:val="Compact"/>
-              <w:jc w:val="left"/>
-            </w:pPr>
-            <w:r>
-              <w:t xml:space="preserve">0.057</w:t>
-            </w:r>
-          </w:p>
-        </w:tc>
-      </w:tr>
-      <w:tr>
-        <w:tc>
-          <w:tcPr/>
-          <w:p>
-            <w:pPr>
-              <w:pStyle w:val="Compact"/>
-              <w:jc w:val="left"/>
-            </w:pPr>
-            <w:r>
-              <w:t xml:space="preserve">1</w:t>
-            </w:r>
-          </w:p>
-        </w:tc>
-        <w:tc>
-          <w:tcPr/>
-          <w:p>
-            <w:pPr>
-              <w:pStyle w:val="Compact"/>
-              <w:jc w:val="left"/>
-            </w:pPr>
-            <w:r>
-              <w:t xml:space="preserve">50</w:t>
-            </w:r>
-          </w:p>
-        </w:tc>
-        <w:tc>
-          <w:tcPr/>
-          <w:p>
-            <w:pPr>
-              <w:pStyle w:val="Compact"/>
-              <w:jc w:val="left"/>
-            </w:pPr>
-            <w:r>
-              <w:t xml:space="preserve">0.050</w:t>
-            </w:r>
-          </w:p>
-        </w:tc>
-        <w:tc>
-          <w:tcPr/>
-          <w:p>
-            <w:pPr>
-              <w:pStyle w:val="Compact"/>
-              <w:jc w:val="left"/>
-            </w:pPr>
-            <w:r>
-              <w:t xml:space="preserve">0.064</w:t>
-            </w:r>
-          </w:p>
-        </w:tc>
-        <w:tc>
-          <w:tcPr/>
-          <w:p>
-            <w:pPr>
-              <w:pStyle w:val="Compact"/>
-              <w:jc w:val="left"/>
-            </w:pPr>
-            <w:r>
-              <w:t xml:space="preserve">0.009</w:t>
-            </w:r>
-          </w:p>
-        </w:tc>
-        <w:tc>
-          <w:tcPr/>
-          <w:p>
-            <w:pPr>
-              <w:pStyle w:val="Compact"/>
-              <w:jc w:val="left"/>
-            </w:pPr>
-            <w:r>
-              <w:t xml:space="preserve">0.012</w:t>
-            </w:r>
-          </w:p>
-        </w:tc>
-        <w:tc>
-          <w:tcPr/>
-          <w:p>
-            <w:pPr>
-              <w:pStyle w:val="Compact"/>
-              <w:jc w:val="left"/>
-            </w:pPr>
-            <w:r>
-              <w:t xml:space="preserve">0.082</w:t>
-            </w:r>
-          </w:p>
-        </w:tc>
-        <w:tc>
-          <w:tcPr/>
-          <w:p>
-            <w:pPr>
-              <w:pStyle w:val="Compact"/>
-              <w:jc w:val="left"/>
-            </w:pPr>
-            <w:r>
-              <w:t xml:space="preserve">0.032</w:t>
-            </w:r>
-          </w:p>
-        </w:tc>
-        <w:tc>
-          <w:tcPr/>
-          <w:p>
-            <w:pPr>
-              <w:pStyle w:val="Compact"/>
-              <w:jc w:val="left"/>
-            </w:pPr>
-            <w:r>
-              <w:t xml:space="preserve">0.034</w:t>
-            </w:r>
-          </w:p>
-        </w:tc>
-        <w:tc>
-          <w:tcPr/>
-          <w:p>
-            <w:pPr>
-              <w:pStyle w:val="Compact"/>
-              <w:jc w:val="left"/>
-            </w:pPr>
-            <w:r>
-              <w:t xml:space="preserve">0.076</w:t>
-            </w:r>
-          </w:p>
-        </w:tc>
-      </w:tr>
-      <w:tr>
-        <w:tc>
-          <w:tcPr/>
-          <w:p>
-            <w:pPr>
-              <w:pStyle w:val="Compact"/>
-              <w:jc w:val="left"/>
-            </w:pPr>
-            <w:r>
-              <w:t xml:space="preserve">1</w:t>
-            </w:r>
-          </w:p>
-        </w:tc>
-        <w:tc>
-          <w:tcPr/>
-          <w:p>
-            <w:pPr>
-              <w:pStyle w:val="Compact"/>
-              <w:jc w:val="left"/>
-            </w:pPr>
-            <w:r>
-              <w:t xml:space="preserve">all</w:t>
-            </w:r>
-          </w:p>
-        </w:tc>
-        <w:tc>
-          <w:tcPr/>
-          <w:p>
-            <w:pPr>
-              <w:pStyle w:val="Compact"/>
-              <w:jc w:val="left"/>
-            </w:pPr>
-            <w:r>
-              <w:t xml:space="preserve">0.080</w:t>
-            </w:r>
-          </w:p>
-        </w:tc>
-        <w:tc>
-          <w:tcPr/>
-          <w:p>
-            <w:pPr>
-              <w:pStyle w:val="Compact"/>
-              <w:jc w:val="left"/>
-            </w:pPr>
-            <w:r>
-              <w:t xml:space="preserve">0.099</w:t>
-            </w:r>
-          </w:p>
-        </w:tc>
-        <w:tc>
-          <w:tcPr/>
-          <w:p>
-            <w:pPr>
-              <w:pStyle w:val="Compact"/>
-              <w:jc w:val="left"/>
-            </w:pPr>
-            <w:r>
-              <w:t xml:space="preserve">0.039</w:t>
-            </w:r>
-          </w:p>
-        </w:tc>
-        <w:tc>
-          <w:tcPr/>
-          <w:p>
-            <w:pPr>
-              <w:pStyle w:val="Compact"/>
-              <w:jc w:val="left"/>
-            </w:pPr>
-            <w:r>
-              <w:t xml:space="preserve">0.023</w:t>
-            </w:r>
-          </w:p>
-        </w:tc>
-        <w:tc>
-          <w:tcPr/>
-          <w:p>
-            <w:pPr>
-              <w:pStyle w:val="Compact"/>
-              <w:jc w:val="left"/>
-            </w:pPr>
-            <w:r>
-              <w:t xml:space="preserve">0.104</w:t>
-            </w:r>
-          </w:p>
-        </w:tc>
-        <w:tc>
-          <w:tcPr/>
-          <w:p>
-            <w:pPr>
-              <w:pStyle w:val="Compact"/>
-              <w:jc w:val="left"/>
-            </w:pPr>
-            <w:r>
-              <w:t xml:space="preserve">0.052</w:t>
-            </w:r>
-          </w:p>
-        </w:tc>
-        <w:tc>
-          <w:tcPr/>
-          <w:p>
-            <w:pPr>
-              <w:pStyle w:val="Compact"/>
-              <w:jc w:val="left"/>
-            </w:pPr>
-            <w:r>
-              <w:t xml:space="preserve">0.128</w:t>
-            </w:r>
-          </w:p>
-        </w:tc>
-        <w:tc>
-          <w:tcPr/>
-          <w:p>
-            <w:pPr>
-              <w:pStyle w:val="Compact"/>
-              <w:jc w:val="left"/>
-            </w:pPr>
-            <w:r>
-              <w:t xml:space="preserve">0.069</w:t>
-            </w:r>
-          </w:p>
-        </w:tc>
-      </w:tr>
-      <w:tr>
-        <w:tc>
-          <w:tcPr/>
-          <w:p>
-            <w:pPr>
-              <w:pStyle w:val="Compact"/>
-              <w:jc w:val="left"/>
-            </w:pPr>
-            <w:r>
-              <w:t xml:space="preserve">2</w:t>
-            </w:r>
-          </w:p>
-        </w:tc>
-        <w:tc>
-          <w:tcPr/>
-          <w:p>
-            <w:pPr>
-              <w:pStyle w:val="Compact"/>
-              <w:jc w:val="left"/>
-            </w:pPr>
-            <w:r>
-              <w:t xml:space="preserve">15</w:t>
-            </w:r>
-          </w:p>
-        </w:tc>
-        <w:tc>
-          <w:tcPr/>
-          <w:p>
-            <w:pPr>
-              <w:pStyle w:val="Compact"/>
-              <w:jc w:val="left"/>
-            </w:pPr>
-            <w:r>
-              <w:t xml:space="preserve">0.045</w:t>
-            </w:r>
-          </w:p>
-        </w:tc>
-        <w:tc>
-          <w:tcPr/>
-          <w:p>
-            <w:pPr>
-              <w:pStyle w:val="Compact"/>
-              <w:jc w:val="left"/>
-            </w:pPr>
-            <w:r>
-              <w:t xml:space="preserve">0.066</w:t>
-            </w:r>
-          </w:p>
-        </w:tc>
-        <w:tc>
-          <w:tcPr/>
-          <w:p>
-            <w:pPr>
-              <w:pStyle w:val="Compact"/>
-              <w:jc w:val="left"/>
-            </w:pPr>
-            <w:r>
-              <w:t xml:space="preserve">0.015</w:t>
-            </w:r>
-          </w:p>
-        </w:tc>
-        <w:tc>
-          <w:tcPr/>
-          <w:p>
-            <w:pPr>
-              <w:pStyle w:val="Compact"/>
-              <w:jc w:val="left"/>
-            </w:pPr>
-            <w:r>
-              <w:t xml:space="preserve">0.079</w:t>
-            </w:r>
-          </w:p>
-        </w:tc>
-        <w:tc>
-          <w:tcPr/>
-          <w:p>
-            <w:pPr>
-              <w:pStyle w:val="Compact"/>
-              <w:jc w:val="left"/>
-            </w:pPr>
-            <w:r>
-              <w:t xml:space="preserve">0.034</w:t>
-            </w:r>
-          </w:p>
-        </w:tc>
-        <w:tc>
-          <w:tcPr/>
-          <w:p>
-            <w:pPr>
-              <w:pStyle w:val="Compact"/>
-              <w:jc w:val="left"/>
-            </w:pPr>
-            <w:r>
-              <w:t xml:space="preserve">0.039</w:t>
-            </w:r>
-          </w:p>
-        </w:tc>
-        <w:tc>
-          <w:tcPr/>
-          <w:p>
-            <w:pPr>
-              <w:pStyle w:val="Compact"/>
-              <w:jc w:val="left"/>
-            </w:pPr>
-            <w:r>
-              <w:t xml:space="preserve">0.013</w:t>
-            </w:r>
-          </w:p>
-        </w:tc>
-        <w:tc>
-          <w:tcPr/>
-          <w:p>
-            <w:pPr>
-              <w:pStyle w:val="Compact"/>
-              <w:jc w:val="left"/>
-            </w:pPr>
-            <w:r>
-              <w:t xml:space="preserve">0.107</w:t>
-            </w:r>
-          </w:p>
-        </w:tc>
-      </w:tr>
-      <w:tr>
-        <w:tc>
-          <w:tcPr/>
-          <w:p>
-            <w:pPr>
-              <w:pStyle w:val="Compact"/>
-              <w:jc w:val="left"/>
-            </w:pPr>
-            <w:r>
-              <w:t xml:space="preserve">2</w:t>
-            </w:r>
-          </w:p>
-        </w:tc>
-        <w:tc>
-          <w:tcPr/>
-          <w:p>
-            <w:pPr>
-              <w:pStyle w:val="Compact"/>
-              <w:jc w:val="left"/>
-            </w:pPr>
-            <w:r>
-              <w:t xml:space="preserve">50</w:t>
-            </w:r>
-          </w:p>
-        </w:tc>
-        <w:tc>
-          <w:tcPr/>
-          <w:p>
-            <w:pPr>
-              <w:pStyle w:val="Compact"/>
-              <w:jc w:val="left"/>
-            </w:pPr>
-            <w:r>
-              <w:t xml:space="preserve">0.075</w:t>
-            </w:r>
-          </w:p>
-        </w:tc>
-        <w:tc>
-          <w:tcPr/>
-          <w:p>
-            <w:pPr>
-              <w:pStyle w:val="Compact"/>
-              <w:jc w:val="left"/>
-            </w:pPr>
-            <w:r>
-              <w:t xml:space="preserve">0.109</w:t>
-            </w:r>
-          </w:p>
-        </w:tc>
-        <w:tc>
-          <w:tcPr/>
-          <w:p>
-            <w:pPr>
-              <w:pStyle w:val="Compact"/>
-              <w:jc w:val="left"/>
-            </w:pPr>
-            <w:r>
-              <w:t xml:space="preserve">0.021</w:t>
-            </w:r>
-          </w:p>
-        </w:tc>
-        <w:tc>
-          <w:tcPr/>
-          <w:p>
-            <w:pPr>
-              <w:pStyle w:val="Compact"/>
-              <w:jc w:val="left"/>
-            </w:pPr>
-            <w:r>
-              <w:t xml:space="preserve">0.139</w:t>
-            </w:r>
-          </w:p>
-        </w:tc>
-        <w:tc>
-          <w:tcPr/>
-          <w:p>
-            <w:pPr>
-              <w:pStyle w:val="Compact"/>
-              <w:jc w:val="left"/>
-            </w:pPr>
-            <w:r>
-              <w:t xml:space="preserve">0.099</w:t>
-            </w:r>
-          </w:p>
-        </w:tc>
-        <w:tc>
-          <w:tcPr/>
-          <w:p>
-            <w:pPr>
-              <w:pStyle w:val="Compact"/>
-              <w:jc w:val="left"/>
-            </w:pPr>
-            <w:r>
-              <w:t xml:space="preserve">0.104</w:t>
-            </w:r>
-          </w:p>
-        </w:tc>
-        <w:tc>
-          <w:tcPr/>
-          <w:p>
-            <w:pPr>
-              <w:pStyle w:val="Compact"/>
-              <w:jc w:val="left"/>
-            </w:pPr>
-            <w:r>
-              <w:t xml:space="preserve">0.022</w:t>
-            </w:r>
-          </w:p>
-        </w:tc>
-        <w:tc>
-          <w:tcPr/>
-          <w:p>
-            <w:pPr>
-              <w:pStyle w:val="Compact"/>
-              <w:jc w:val="left"/>
-            </w:pPr>
-            <w:r>
-              <w:t xml:space="preserve">0.125</w:t>
-            </w:r>
-          </w:p>
-        </w:tc>
-      </w:tr>
-      <w:tr>
-        <w:tc>
-          <w:tcPr/>
-          <w:p>
-            <w:pPr>
-              <w:pStyle w:val="Compact"/>
-              <w:jc w:val="left"/>
-            </w:pPr>
-            <w:r>
-              <w:t xml:space="preserve">2</w:t>
-            </w:r>
-          </w:p>
-        </w:tc>
-        <w:tc>
-          <w:tcPr/>
-          <w:p>
-            <w:pPr>
-              <w:pStyle w:val="Compact"/>
-              <w:jc w:val="left"/>
-            </w:pPr>
-            <w:r>
-              <w:t xml:space="preserve">all</w:t>
-            </w:r>
-          </w:p>
-        </w:tc>
-        <w:tc>
-          <w:tcPr/>
-          <w:p>
-            <w:pPr>
-              <w:pStyle w:val="Compact"/>
-              <w:jc w:val="left"/>
-            </w:pPr>
-            <w:r>
-              <w:t xml:space="preserve">0.123</w:t>
-            </w:r>
-          </w:p>
-        </w:tc>
-        <w:tc>
-          <w:tcPr/>
-          <w:p>
-            <w:pPr>
-              <w:pStyle w:val="Compact"/>
-              <w:jc w:val="left"/>
-            </w:pPr>
-            <w:r>
-              <w:t xml:space="preserve">0.300</w:t>
-            </w:r>
-          </w:p>
-        </w:tc>
-        <w:tc>
-          <w:tcPr/>
-          <w:p>
-            <w:pPr>
-              <w:pStyle w:val="Compact"/>
-              <w:jc w:val="left"/>
-            </w:pPr>
-            <w:r>
-              <w:t xml:space="preserve">0.064</w:t>
-            </w:r>
-          </w:p>
-        </w:tc>
-        <w:tc>
-          <w:tcPr/>
-          <w:p>
-            <w:pPr>
-              <w:pStyle w:val="Compact"/>
-              <w:jc w:val="left"/>
-            </w:pPr>
-            <w:r>
-              <w:t xml:space="preserve">0.178</w:t>
-            </w:r>
-          </w:p>
-        </w:tc>
-        <w:tc>
-          <w:tcPr/>
-          <w:p>
-            <w:pPr>
-              <w:pStyle w:val="Compact"/>
-              <w:jc w:val="left"/>
-            </w:pPr>
-            <w:r>
-              <w:t xml:space="preserve">0.131</w:t>
-            </w:r>
-          </w:p>
-        </w:tc>
-        <w:tc>
-          <w:tcPr/>
-          <w:p>
-            <w:pPr>
-              <w:pStyle w:val="Compact"/>
-              <w:jc w:val="left"/>
-            </w:pPr>
-            <w:r>
-              <w:t xml:space="preserve">0.137</w:t>
-            </w:r>
-          </w:p>
-        </w:tc>
-        <w:tc>
-          <w:tcPr/>
-          <w:p>
-            <w:pPr>
-              <w:pStyle w:val="Compact"/>
-              <w:jc w:val="left"/>
-            </w:pPr>
-            <w:r>
-              <w:t xml:space="preserve">0.037</w:t>
-            </w:r>
-          </w:p>
-        </w:tc>
-        <w:tc>
-          <w:tcPr/>
-          <w:p>
-            <w:pPr>
-              <w:pStyle w:val="Compact"/>
-              <w:jc w:val="left"/>
-            </w:pPr>
-            <w:r>
-              <w:t xml:space="preserve">0.160</w:t>
-            </w:r>
-          </w:p>
-        </w:tc>
-      </w:tr>
-      <w:tr>
-        <w:tc>
-          <w:tcPr/>
-          <w:p>
-            <w:pPr>
-              <w:pStyle w:val="Compact"/>
-              <w:jc w:val="left"/>
-            </w:pPr>
-            <w:r>
-              <w:t xml:space="preserve">4</w:t>
-            </w:r>
-          </w:p>
-        </w:tc>
-        <w:tc>
-          <w:tcPr/>
-          <w:p>
-            <w:pPr>
-              <w:pStyle w:val="Compact"/>
-              <w:jc w:val="left"/>
-            </w:pPr>
-            <w:r>
-              <w:t xml:space="preserve">15</w:t>
-            </w:r>
-          </w:p>
-        </w:tc>
-        <w:tc>
-          <w:tcPr/>
-          <w:p>
-            <w:pPr>
-              <w:pStyle w:val="Compact"/>
-              <w:jc w:val="left"/>
-            </w:pPr>
-            <w:r>
-              <w:t xml:space="preserve">0.064</w:t>
-            </w:r>
-          </w:p>
-        </w:tc>
-        <w:tc>
-          <w:tcPr/>
-          <w:p>
-            <w:pPr>
-              <w:pStyle w:val="Compact"/>
-              <w:jc w:val="left"/>
-            </w:pPr>
-            <w:r>
-              <w:t xml:space="preserve">0.066</w:t>
-            </w:r>
-          </w:p>
-        </w:tc>
-        <w:tc>
-          <w:tcPr/>
-          <w:p>
-            <w:pPr>
-              <w:pStyle w:val="Compact"/>
-              <w:jc w:val="left"/>
-            </w:pPr>
-            <w:r>
-              <w:t xml:space="preserve">0.017</w:t>
-            </w:r>
-          </w:p>
-        </w:tc>
-        <w:tc>
-          <w:tcPr/>
-          <w:p>
-            <w:pPr>
-              <w:pStyle w:val="Compact"/>
-              <w:jc w:val="left"/>
-            </w:pPr>
-            <w:r>
-              <w:t xml:space="preserve">0.055</w:t>
-            </w:r>
-          </w:p>
-        </w:tc>
-        <w:tc>
-          <w:tcPr/>
-          <w:p>
-            <w:pPr>
-              <w:pStyle w:val="Compact"/>
-              <w:jc w:val="left"/>
-            </w:pPr>
-            <w:r>
-              <w:t xml:space="preserve">0.080</w:t>
-            </w:r>
-          </w:p>
-        </w:tc>
-        <w:tc>
-          <w:tcPr/>
-          <w:p>
-            <w:pPr>
-              <w:pStyle w:val="Compact"/>
-              <w:jc w:val="left"/>
-            </w:pPr>
-            <w:r>
-              <w:t xml:space="preserve">0.130</w:t>
-            </w:r>
-          </w:p>
-        </w:tc>
-        <w:tc>
-          <w:tcPr/>
-          <w:p>
-            <w:pPr>
-              <w:pStyle w:val="Compact"/>
-              <w:jc w:val="left"/>
-            </w:pPr>
-            <w:r>
-              <w:t xml:space="preserve">0.042</w:t>
-            </w:r>
-          </w:p>
-        </w:tc>
-        <w:tc>
-          <w:tcPr/>
-          <w:p>
-            <w:pPr>
-              <w:pStyle w:val="Compact"/>
-              <w:jc w:val="left"/>
-            </w:pPr>
-            <w:r>
-              <w:t xml:space="preserve">0.090</w:t>
-            </w:r>
-          </w:p>
-        </w:tc>
-      </w:tr>
-      <w:tr>
-        <w:tc>
-          <w:tcPr/>
-          <w:p>
-            <w:pPr>
-              <w:pStyle w:val="Compact"/>
-              <w:jc w:val="left"/>
-            </w:pPr>
-            <w:r>
-              <w:t xml:space="preserve">4</w:t>
-            </w:r>
-          </w:p>
-        </w:tc>
-        <w:tc>
-          <w:tcPr/>
-          <w:p>
-            <w:pPr>
-              <w:pStyle w:val="Compact"/>
-              <w:jc w:val="left"/>
-            </w:pPr>
-            <w:r>
-              <w:t xml:space="preserve">50</w:t>
-            </w:r>
-          </w:p>
-        </w:tc>
-        <w:tc>
-          <w:tcPr/>
-          <w:p>
-            <w:pPr>
-              <w:pStyle w:val="Compact"/>
-              <w:jc w:val="left"/>
-            </w:pPr>
-            <w:r>
-              <w:t xml:space="preserve">0.110</w:t>
-            </w:r>
-          </w:p>
-        </w:tc>
-        <w:tc>
-          <w:tcPr/>
-          <w:p>
-            <w:pPr>
-              <w:pStyle w:val="Compact"/>
-              <w:jc w:val="left"/>
-            </w:pPr>
-            <w:r>
-              <w:t xml:space="preserve">0.132</w:t>
-            </w:r>
-          </w:p>
-        </w:tc>
-        <w:tc>
-          <w:tcPr/>
-          <w:p>
-            <w:pPr>
-              <w:pStyle w:val="Compact"/>
-              <w:jc w:val="left"/>
-            </w:pPr>
-            <w:r>
-              <w:t xml:space="preserve">0.032</w:t>
-            </w:r>
-          </w:p>
-        </w:tc>
-        <w:tc>
-          <w:tcPr/>
-          <w:p>
-            <w:pPr>
-              <w:pStyle w:val="Compact"/>
-              <w:jc w:val="left"/>
-            </w:pPr>
-            <w:r>
-              <w:t xml:space="preserve">0.154</w:t>
-            </w:r>
-          </w:p>
-        </w:tc>
-        <w:tc>
-          <w:tcPr/>
-          <w:p>
-            <w:pPr>
-              <w:pStyle w:val="Compact"/>
-              <w:jc w:val="left"/>
-            </w:pPr>
-            <w:r>
-              <w:t xml:space="preserve">0.107</w:t>
-            </w:r>
-          </w:p>
-        </w:tc>
-        <w:tc>
-          <w:tcPr/>
-          <w:p>
-            <w:pPr>
-              <w:pStyle w:val="Compact"/>
-              <w:jc w:val="left"/>
-            </w:pPr>
-            <w:r>
-              <w:t xml:space="preserve">0.176</w:t>
-            </w:r>
-          </w:p>
-        </w:tc>
-        <w:tc>
-          <w:tcPr/>
-          <w:p>
-            <w:pPr>
-              <w:pStyle w:val="Compact"/>
-              <w:jc w:val="left"/>
-            </w:pPr>
-            <w:r>
-              <w:t xml:space="preserve">0.033</w:t>
-            </w:r>
-          </w:p>
-        </w:tc>
-        <w:tc>
-          <w:tcPr/>
-          <w:p>
-            <w:pPr>
-              <w:pStyle w:val="Compact"/>
-              <w:jc w:val="left"/>
-            </w:pPr>
-            <w:r>
-              <w:t xml:space="preserve">0.120</w:t>
-            </w:r>
-          </w:p>
-        </w:tc>
-      </w:tr>
-      <w:tr>
-        <w:tc>
-          <w:tcPr/>
-          <w:p>
-            <w:pPr>
-              <w:pStyle w:val="Compact"/>
-              <w:jc w:val="left"/>
-            </w:pPr>
-            <w:r>
-              <w:t xml:space="preserve">4</w:t>
-            </w:r>
-          </w:p>
-        </w:tc>
-        <w:tc>
-          <w:tcPr/>
-          <w:p>
-            <w:pPr>
-              <w:pStyle w:val="Compact"/>
-              <w:jc w:val="left"/>
-            </w:pPr>
-            <w:r>
-              <w:t xml:space="preserve">all</w:t>
-            </w:r>
-          </w:p>
-        </w:tc>
-        <w:tc>
-          <w:tcPr/>
-          <w:p>
-            <w:pPr>
-              <w:pStyle w:val="Compact"/>
-              <w:jc w:val="left"/>
-            </w:pPr>
-            <w:r>
-              <w:t xml:space="preserve">0.164</w:t>
-            </w:r>
-          </w:p>
-        </w:tc>
-        <w:tc>
-          <w:tcPr/>
-          <w:p>
-            <w:pPr>
-              <w:pStyle w:val="Compact"/>
-              <w:jc w:val="left"/>
-            </w:pPr>
-            <w:r>
-              <w:t xml:space="preserve">0.247</w:t>
-            </w:r>
-          </w:p>
-        </w:tc>
-        <w:tc>
-          <w:tcPr/>
-          <w:p>
-            <w:pPr>
-              <w:pStyle w:val="Compact"/>
-              <w:jc w:val="left"/>
-            </w:pPr>
-            <w:r>
-              <w:t xml:space="preserve">0.040</w:t>
-            </w:r>
-          </w:p>
-        </w:tc>
-        <w:tc>
-          <w:tcPr/>
-          <w:p>
-            <w:pPr>
-              <w:pStyle w:val="Compact"/>
-              <w:jc w:val="left"/>
-            </w:pPr>
-            <w:r>
-              <w:t xml:space="preserve">0.186</w:t>
-            </w:r>
-          </w:p>
-        </w:tc>
-        <w:tc>
-          <w:tcPr/>
-          <w:p>
-            <w:pPr>
-              <w:pStyle w:val="Compact"/>
-              <w:jc w:val="left"/>
-            </w:pPr>
-            <w:r>
-              <w:t xml:space="preserve">0.140</w:t>
-            </w:r>
-          </w:p>
-        </w:tc>
-        <w:tc>
-          <w:tcPr/>
-          <w:p>
-            <w:pPr>
-              <w:pStyle w:val="Compact"/>
-              <w:jc w:val="left"/>
-            </w:pPr>
-            <w:r>
-              <w:t xml:space="preserve">0.212</w:t>
-            </w:r>
-          </w:p>
-        </w:tc>
-        <w:tc>
-          <w:tcPr/>
-          <w:p>
-            <w:pPr>
-              <w:pStyle w:val="Compact"/>
-              <w:jc w:val="left"/>
-            </w:pPr>
-            <w:r>
-              <w:t xml:space="preserve">0.059</w:t>
-            </w:r>
-          </w:p>
-        </w:tc>
-        <w:tc>
-          <w:tcPr/>
-          <w:p>
-            <w:pPr>
-              <w:pStyle w:val="Compact"/>
-              <w:jc w:val="left"/>
-            </w:pPr>
-            <w:r>
-              <w:t xml:space="preserve">0.148</w:t>
-            </w:r>
-          </w:p>
-        </w:tc>
-      </w:tr>
-      <w:tr>
-        <w:tc>
-          <w:tcPr/>
-          <w:p>
-            <w:pPr>
-              <w:pStyle w:val="Compact"/>
-              <w:jc w:val="left"/>
-            </w:pPr>
-            <w:r>
-              <w:t xml:space="preserve">7</w:t>
-            </w:r>
-          </w:p>
-        </w:tc>
-        <w:tc>
-          <w:tcPr/>
-          <w:p>
-            <w:pPr>
-              <w:pStyle w:val="Compact"/>
-              <w:jc w:val="left"/>
-            </w:pPr>
-            <w:r>
-              <w:t xml:space="preserve">15</w:t>
-            </w:r>
-          </w:p>
-        </w:tc>
-        <w:tc>
-          <w:tcPr/>
-          <w:p>
-            <w:pPr>
-              <w:pStyle w:val="Compact"/>
-              <w:jc w:val="left"/>
-            </w:pPr>
-            <w:r>
-              <w:t xml:space="preserve">0.094</w:t>
-            </w:r>
-          </w:p>
-        </w:tc>
-        <w:tc>
-          <w:tcPr/>
-          <w:p>
-            <w:pPr>
-              <w:pStyle w:val="Compact"/>
-              <w:jc w:val="left"/>
-            </w:pPr>
-            <w:r>
-              <w:t xml:space="preserve">0.174</w:t>
-            </w:r>
-          </w:p>
-        </w:tc>
-        <w:tc>
-          <w:tcPr/>
-          <w:p>
-            <w:pPr>
-              <w:pStyle w:val="Compact"/>
-              <w:jc w:val="left"/>
-            </w:pPr>
-            <w:r>
-              <w:t xml:space="preserve">0.057</w:t>
-            </w:r>
-          </w:p>
-        </w:tc>
-        <w:tc>
-          <w:tcPr/>
-          <w:p>
-            <w:pPr>
-              <w:pStyle w:val="Compact"/>
-              <w:jc w:val="left"/>
-            </w:pPr>
-            <w:r>
-              <w:t xml:space="preserve">0.221</w:t>
-            </w:r>
-          </w:p>
-        </w:tc>
-        <w:tc>
-          <w:tcPr/>
-          <w:p>
-            <w:pPr>
-              <w:pStyle w:val="Compact"/>
-              <w:jc w:val="left"/>
-            </w:pPr>
-            <w:r>
-              <w:t xml:space="preserve">0.140</w:t>
-            </w:r>
-          </w:p>
-        </w:tc>
-        <w:tc>
-          <w:tcPr/>
-          <w:p>
-            <w:pPr>
-              <w:pStyle w:val="Compact"/>
-              <w:jc w:val="left"/>
-            </w:pPr>
-            <w:r>
-              <w:t xml:space="preserve">0.185</w:t>
-            </w:r>
-          </w:p>
-        </w:tc>
-        <w:tc>
-          <w:tcPr/>
-          <w:p>
-            <w:pPr>
-              <w:pStyle w:val="Compact"/>
-              <w:jc w:val="left"/>
-            </w:pPr>
-            <w:r>
-              <w:t xml:space="preserve">0.008</w:t>
-            </w:r>
-          </w:p>
-        </w:tc>
-        <w:tc>
-          <w:tcPr/>
-          <w:p>
-            <w:pPr>
-              <w:pStyle w:val="Compact"/>
-              <w:jc w:val="left"/>
-            </w:pPr>
-            <w:r>
-              <w:t xml:space="preserve">0.073</w:t>
-            </w:r>
-          </w:p>
-        </w:tc>
-      </w:tr>
-      <w:tr>
-        <w:tc>
-          <w:tcPr/>
-          <w:p>
-            <w:pPr>
-              <w:pStyle w:val="Compact"/>
-              <w:jc w:val="left"/>
-            </w:pPr>
-            <w:r>
-              <w:t xml:space="preserve">7</w:t>
-            </w:r>
-          </w:p>
-        </w:tc>
-        <w:tc>
-          <w:tcPr/>
-          <w:p>
-            <w:pPr>
-              <w:pStyle w:val="Compact"/>
-              <w:jc w:val="left"/>
-            </w:pPr>
-            <w:r>
-              <w:t xml:space="preserve">50</w:t>
-            </w:r>
-          </w:p>
-        </w:tc>
-        <w:tc>
-          <w:tcPr/>
-          <w:p>
-            <w:pPr>
-              <w:pStyle w:val="Compact"/>
-              <w:jc w:val="left"/>
-            </w:pPr>
-            <w:r>
-              <w:t xml:space="preserve">0.220</w:t>
-            </w:r>
-          </w:p>
-        </w:tc>
-        <w:tc>
-          <w:tcPr/>
-          <w:p>
-            <w:pPr>
-              <w:pStyle w:val="Compact"/>
-              <w:jc w:val="left"/>
-            </w:pPr>
-            <w:r>
-              <w:t xml:space="preserve">0.180</w:t>
-            </w:r>
-          </w:p>
-        </w:tc>
-        <w:tc>
-          <w:tcPr/>
-          <w:p>
-            <w:pPr>
-              <w:pStyle w:val="Compact"/>
-              <w:jc w:val="left"/>
-            </w:pPr>
-            <w:r>
-              <w:t xml:space="preserve">0.099</w:t>
-            </w:r>
-          </w:p>
-        </w:tc>
-        <w:tc>
-          <w:tcPr/>
-          <w:p>
-            <w:pPr>
-              <w:pStyle w:val="Compact"/>
-              <w:jc w:val="left"/>
-            </w:pPr>
-            <w:r>
-              <w:t xml:space="preserve">0.246</w:t>
-            </w:r>
-          </w:p>
-        </w:tc>
-        <w:tc>
-          <w:tcPr/>
-          <w:p>
-            <w:pPr>
-              <w:pStyle w:val="Compact"/>
-              <w:jc w:val="left"/>
-            </w:pPr>
-            <w:r>
-              <w:t xml:space="preserve">0.220</w:t>
-            </w:r>
-          </w:p>
-        </w:tc>
-        <w:tc>
-          <w:tcPr/>
-          <w:p>
-            <w:pPr>
-              <w:pStyle w:val="Compact"/>
-              <w:jc w:val="left"/>
-            </w:pPr>
-            <w:r>
-              <w:t xml:space="preserve">0.230</w:t>
-            </w:r>
-          </w:p>
-        </w:tc>
-        <w:tc>
-          <w:tcPr/>
-          <w:p>
-            <w:pPr>
-              <w:pStyle w:val="Compact"/>
-              <w:jc w:val="left"/>
-            </w:pPr>
-            <w:r>
-              <w:t xml:space="preserve">0.029</w:t>
-            </w:r>
-          </w:p>
-        </w:tc>
-        <w:tc>
-          <w:tcPr/>
-          <w:p>
-            <w:pPr>
-              <w:pStyle w:val="Compact"/>
-              <w:jc w:val="left"/>
-            </w:pPr>
-            <w:r>
-              <w:t xml:space="preserve">0.221</w:t>
-            </w:r>
-          </w:p>
-        </w:tc>
-      </w:tr>
-      <w:tr>
-        <w:tc>
-          <w:tcPr/>
-          <w:p>
-            <w:pPr>
-              <w:pStyle w:val="Compact"/>
-              <w:jc w:val="left"/>
-            </w:pPr>
-            <w:r>
-              <w:t xml:space="preserve">7</w:t>
-            </w:r>
-          </w:p>
-        </w:tc>
-        <w:tc>
-          <w:tcPr/>
-          <w:p>
-            <w:pPr>
-              <w:pStyle w:val="Compact"/>
-              <w:jc w:val="left"/>
-            </w:pPr>
-            <w:r>
-              <w:t xml:space="preserve">all</w:t>
-            </w:r>
-          </w:p>
-        </w:tc>
-        <w:tc>
-          <w:tcPr/>
-          <w:p>
-            <w:pPr>
-              <w:pStyle w:val="Compact"/>
-              <w:jc w:val="left"/>
-            </w:pPr>
-            <w:r>
-              <w:t xml:space="preserve">0.207</w:t>
-            </w:r>
-          </w:p>
-        </w:tc>
-        <w:tc>
-          <w:tcPr/>
-          <w:p>
-            <w:pPr>
-              <w:pStyle w:val="Compact"/>
-              <w:jc w:val="left"/>
-            </w:pPr>
-            <w:r>
-              <w:t xml:space="preserve">0.444</w:t>
-            </w:r>
-          </w:p>
-        </w:tc>
-        <w:tc>
-          <w:tcPr/>
-          <w:p>
-            <w:pPr>
-              <w:pStyle w:val="Compact"/>
-              <w:jc w:val="left"/>
-            </w:pPr>
-            <w:r>
-              <w:t xml:space="preserve">0.154</w:t>
-            </w:r>
-          </w:p>
-        </w:tc>
-        <w:tc>
-          <w:tcPr/>
-          <w:p>
-            <w:pPr>
-              <w:pStyle w:val="Compact"/>
-              <w:jc w:val="left"/>
-            </w:pPr>
-            <w:r>
-              <w:t xml:space="preserve">0.319</w:t>
-            </w:r>
-          </w:p>
-        </w:tc>
-        <w:tc>
-          <w:tcPr/>
-          <w:p>
-            <w:pPr>
-              <w:pStyle w:val="Compact"/>
-              <w:jc w:val="left"/>
-            </w:pPr>
-            <w:r>
-              <w:t xml:space="preserve">0.197</w:t>
-            </w:r>
-          </w:p>
-        </w:tc>
-        <w:tc>
-          <w:tcPr/>
-          <w:p>
-            <w:pPr>
-              <w:pStyle w:val="Compact"/>
-              <w:jc w:val="left"/>
-            </w:pPr>
-            <w:r>
-              <w:t xml:space="preserve">0.221</w:t>
-            </w:r>
-          </w:p>
-        </w:tc>
-        <w:tc>
-          <w:tcPr/>
-          <w:p>
-            <w:pPr>
-              <w:pStyle w:val="Compact"/>
-              <w:jc w:val="left"/>
-            </w:pPr>
-            <w:r>
-              <w:t xml:space="preserve">0.099</w:t>
-            </w:r>
-          </w:p>
-        </w:tc>
-        <w:tc>
-          <w:tcPr/>
-          <w:p>
-            <w:pPr>
-              <w:pStyle w:val="Compact"/>
-              <w:jc w:val="left"/>
-            </w:pPr>
-            <w:r>
-              <w:t xml:space="preserve">0.236</w:t>
+              <w:t xml:space="preserve">0.226</w:t>
             </w:r>
           </w:p>
         </w:tc>
@@ -3985,7 +3985,7 @@
               <w:jc w:val="left"/>
             </w:pPr>
             <w:r>
-              <w:t xml:space="preserve">Photos per farm</w:t>
+              <w:t xml:space="preserve">Images per farm</w:t>
             </w:r>
           </w:p>
         </w:tc>
@@ -4047,6 +4047,306 @@
               <w:jc w:val="left"/>
             </w:pPr>
             <w:r>
+              <w:t xml:space="preserve">0.025</w:t>
+            </w:r>
+          </w:p>
+        </w:tc>
+        <w:tc>
+          <w:tcPr/>
+          <w:p>
+            <w:pPr>
+              <w:pStyle w:val="Compact"/>
+              <w:jc w:val="left"/>
+            </w:pPr>
+            <w:r>
+              <w:t xml:space="preserve">0.104</w:t>
+            </w:r>
+          </w:p>
+        </w:tc>
+      </w:tr>
+      <w:tr>
+        <w:tc>
+          <w:tcPr/>
+          <w:p>
+            <w:pPr>
+              <w:pStyle w:val="Compact"/>
+              <w:jc w:val="left"/>
+            </w:pPr>
+            <w:r>
+              <w:t xml:space="preserve">1</w:t>
+            </w:r>
+          </w:p>
+        </w:tc>
+        <w:tc>
+          <w:tcPr/>
+          <w:p>
+            <w:pPr>
+              <w:pStyle w:val="Compact"/>
+              <w:jc w:val="left"/>
+            </w:pPr>
+            <w:r>
+              <w:t xml:space="preserve">50</w:t>
+            </w:r>
+          </w:p>
+        </w:tc>
+        <w:tc>
+          <w:tcPr/>
+          <w:p>
+            <w:pPr>
+              <w:pStyle w:val="Compact"/>
+              <w:jc w:val="left"/>
+            </w:pPr>
+            <w:r>
+              <w:t xml:space="preserve">0.029</w:t>
+            </w:r>
+          </w:p>
+        </w:tc>
+        <w:tc>
+          <w:tcPr/>
+          <w:p>
+            <w:pPr>
+              <w:pStyle w:val="Compact"/>
+              <w:jc w:val="left"/>
+            </w:pPr>
+            <w:r>
+              <w:t xml:space="preserve">0.172</w:t>
+            </w:r>
+          </w:p>
+        </w:tc>
+      </w:tr>
+      <w:tr>
+        <w:tc>
+          <w:tcPr/>
+          <w:p>
+            <w:pPr>
+              <w:pStyle w:val="Compact"/>
+              <w:jc w:val="left"/>
+            </w:pPr>
+            <w:r>
+              <w:t xml:space="preserve">1</w:t>
+            </w:r>
+          </w:p>
+        </w:tc>
+        <w:tc>
+          <w:tcPr/>
+          <w:p>
+            <w:pPr>
+              <w:pStyle w:val="Compact"/>
+              <w:jc w:val="left"/>
+            </w:pPr>
+            <w:r>
+              <w:t xml:space="preserve">all</w:t>
+            </w:r>
+          </w:p>
+        </w:tc>
+        <w:tc>
+          <w:tcPr/>
+          <w:p>
+            <w:pPr>
+              <w:pStyle w:val="Compact"/>
+              <w:jc w:val="left"/>
+            </w:pPr>
+            <w:r>
+              <w:t xml:space="preserve">0.057</w:t>
+            </w:r>
+          </w:p>
+        </w:tc>
+        <w:tc>
+          <w:tcPr/>
+          <w:p>
+            <w:pPr>
+              <w:pStyle w:val="Compact"/>
+              <w:jc w:val="left"/>
+            </w:pPr>
+            <w:r>
+              <w:t xml:space="preserve">0.213</w:t>
+            </w:r>
+          </w:p>
+        </w:tc>
+      </w:tr>
+      <w:tr>
+        <w:tc>
+          <w:tcPr/>
+          <w:p>
+            <w:pPr>
+              <w:pStyle w:val="Compact"/>
+              <w:jc w:val="left"/>
+            </w:pPr>
+            <w:r>
+              <w:t xml:space="preserve">2</w:t>
+            </w:r>
+          </w:p>
+        </w:tc>
+        <w:tc>
+          <w:tcPr/>
+          <w:p>
+            <w:pPr>
+              <w:pStyle w:val="Compact"/>
+              <w:jc w:val="left"/>
+            </w:pPr>
+            <w:r>
+              <w:t xml:space="preserve">15</w:t>
+            </w:r>
+          </w:p>
+        </w:tc>
+        <w:tc>
+          <w:tcPr/>
+          <w:p>
+            <w:pPr>
+              <w:pStyle w:val="Compact"/>
+              <w:jc w:val="left"/>
+            </w:pPr>
+            <w:r>
+              <w:t xml:space="preserve">0.023</w:t>
+            </w:r>
+          </w:p>
+        </w:tc>
+        <w:tc>
+          <w:tcPr/>
+          <w:p>
+            <w:pPr>
+              <w:pStyle w:val="Compact"/>
+              <w:jc w:val="left"/>
+            </w:pPr>
+            <w:r>
+              <w:t xml:space="preserve">0.066</w:t>
+            </w:r>
+          </w:p>
+        </w:tc>
+      </w:tr>
+      <w:tr>
+        <w:tc>
+          <w:tcPr/>
+          <w:p>
+            <w:pPr>
+              <w:pStyle w:val="Compact"/>
+              <w:jc w:val="left"/>
+            </w:pPr>
+            <w:r>
+              <w:t xml:space="preserve">2</w:t>
+            </w:r>
+          </w:p>
+        </w:tc>
+        <w:tc>
+          <w:tcPr/>
+          <w:p>
+            <w:pPr>
+              <w:pStyle w:val="Compact"/>
+              <w:jc w:val="left"/>
+            </w:pPr>
+            <w:r>
+              <w:t xml:space="preserve">50</w:t>
+            </w:r>
+          </w:p>
+        </w:tc>
+        <w:tc>
+          <w:tcPr/>
+          <w:p>
+            <w:pPr>
+              <w:pStyle w:val="Compact"/>
+              <w:jc w:val="left"/>
+            </w:pPr>
+            <w:r>
+              <w:t xml:space="preserve">0.036</w:t>
+            </w:r>
+          </w:p>
+        </w:tc>
+        <w:tc>
+          <w:tcPr/>
+          <w:p>
+            <w:pPr>
+              <w:pStyle w:val="Compact"/>
+              <w:jc w:val="left"/>
+            </w:pPr>
+            <w:r>
+              <w:t xml:space="preserve">0.082</w:t>
+            </w:r>
+          </w:p>
+        </w:tc>
+      </w:tr>
+      <w:tr>
+        <w:tc>
+          <w:tcPr/>
+          <w:p>
+            <w:pPr>
+              <w:pStyle w:val="Compact"/>
+              <w:jc w:val="left"/>
+            </w:pPr>
+            <w:r>
+              <w:t xml:space="preserve">2</w:t>
+            </w:r>
+          </w:p>
+        </w:tc>
+        <w:tc>
+          <w:tcPr/>
+          <w:p>
+            <w:pPr>
+              <w:pStyle w:val="Compact"/>
+              <w:jc w:val="left"/>
+            </w:pPr>
+            <w:r>
+              <w:t xml:space="preserve">all</w:t>
+            </w:r>
+          </w:p>
+        </w:tc>
+        <w:tc>
+          <w:tcPr/>
+          <w:p>
+            <w:pPr>
+              <w:pStyle w:val="Compact"/>
+              <w:jc w:val="left"/>
+            </w:pPr>
+            <w:r>
+              <w:t xml:space="preserve">0.054</w:t>
+            </w:r>
+          </w:p>
+        </w:tc>
+        <w:tc>
+          <w:tcPr/>
+          <w:p>
+            <w:pPr>
+              <w:pStyle w:val="Compact"/>
+              <w:jc w:val="left"/>
+            </w:pPr>
+            <w:r>
+              <w:t xml:space="preserve">0.100</w:t>
+            </w:r>
+          </w:p>
+        </w:tc>
+      </w:tr>
+      <w:tr>
+        <w:tc>
+          <w:tcPr/>
+          <w:p>
+            <w:pPr>
+              <w:pStyle w:val="Compact"/>
+              <w:jc w:val="left"/>
+            </w:pPr>
+            <w:r>
+              <w:t xml:space="preserve">4</w:t>
+            </w:r>
+          </w:p>
+        </w:tc>
+        <w:tc>
+          <w:tcPr/>
+          <w:p>
+            <w:pPr>
+              <w:pStyle w:val="Compact"/>
+              <w:jc w:val="left"/>
+            </w:pPr>
+            <w:r>
+              <w:t xml:space="preserve">15</w:t>
+            </w:r>
+          </w:p>
+        </w:tc>
+        <w:tc>
+          <w:tcPr/>
+          <w:p>
+            <w:pPr>
+              <w:pStyle w:val="Compact"/>
+              <w:jc w:val="left"/>
+            </w:pPr>
+            <w:r>
               <w:t xml:space="preserve">0.021</w:t>
             </w:r>
           </w:p>
@@ -4059,21 +4359,21 @@
               <w:jc w:val="left"/>
             </w:pPr>
             <w:r>
-              <w:t xml:space="preserve">0.114</w:t>
-            </w:r>
-          </w:p>
-        </w:tc>
-      </w:tr>
-      <w:tr>
-        <w:tc>
-          <w:tcPr/>
-          <w:p>
-            <w:pPr>
-              <w:pStyle w:val="Compact"/>
-              <w:jc w:val="left"/>
-            </w:pPr>
-            <w:r>
-              <w:t xml:space="preserve">1</w:t>
+              <w:t xml:space="preserve">0.068</w:t>
+            </w:r>
+          </w:p>
+        </w:tc>
+      </w:tr>
+      <w:tr>
+        <w:tc>
+          <w:tcPr/>
+          <w:p>
+            <w:pPr>
+              <w:pStyle w:val="Compact"/>
+              <w:jc w:val="left"/>
+            </w:pPr>
+            <w:r>
+              <w:t xml:space="preserve">4</w:t>
             </w:r>
           </w:p>
         </w:tc>
@@ -4097,33 +4397,33 @@
               <w:jc w:val="left"/>
             </w:pPr>
             <w:r>
-              <w:t xml:space="preserve">0.029</w:t>
-            </w:r>
-          </w:p>
-        </w:tc>
-        <w:tc>
-          <w:tcPr/>
-          <w:p>
-            <w:pPr>
-              <w:pStyle w:val="Compact"/>
-              <w:jc w:val="left"/>
-            </w:pPr>
-            <w:r>
-              <w:t xml:space="preserve">0.152</w:t>
-            </w:r>
-          </w:p>
-        </w:tc>
-      </w:tr>
-      <w:tr>
-        <w:tc>
-          <w:tcPr/>
-          <w:p>
-            <w:pPr>
-              <w:pStyle w:val="Compact"/>
-              <w:jc w:val="left"/>
-            </w:pPr>
-            <w:r>
-              <w:t xml:space="preserve">1</w:t>
+              <w:t xml:space="preserve">0.043</w:t>
+            </w:r>
+          </w:p>
+        </w:tc>
+        <w:tc>
+          <w:tcPr/>
+          <w:p>
+            <w:pPr>
+              <w:pStyle w:val="Compact"/>
+              <w:jc w:val="left"/>
+            </w:pPr>
+            <w:r>
+              <w:t xml:space="preserve">0.080</w:t>
+            </w:r>
+          </w:p>
+        </w:tc>
+      </w:tr>
+      <w:tr>
+        <w:tc>
+          <w:tcPr/>
+          <w:p>
+            <w:pPr>
+              <w:pStyle w:val="Compact"/>
+              <w:jc w:val="left"/>
+            </w:pPr>
+            <w:r>
+              <w:t xml:space="preserve">4</w:t>
             </w:r>
           </w:p>
         </w:tc>
@@ -4147,319 +4447,19 @@
               <w:jc w:val="left"/>
             </w:pPr>
             <w:r>
-              <w:t xml:space="preserve">0.073</w:t>
-            </w:r>
-          </w:p>
-        </w:tc>
-        <w:tc>
-          <w:tcPr/>
-          <w:p>
-            <w:pPr>
-              <w:pStyle w:val="Compact"/>
-              <w:jc w:val="left"/>
-            </w:pPr>
-            <w:r>
-              <w:t xml:space="preserve">0.180</w:t>
-            </w:r>
-          </w:p>
-        </w:tc>
-      </w:tr>
-      <w:tr>
-        <w:tc>
-          <w:tcPr/>
-          <w:p>
-            <w:pPr>
-              <w:pStyle w:val="Compact"/>
-              <w:jc w:val="left"/>
-            </w:pPr>
-            <w:r>
-              <w:t xml:space="preserve">2</w:t>
-            </w:r>
-          </w:p>
-        </w:tc>
-        <w:tc>
-          <w:tcPr/>
-          <w:p>
-            <w:pPr>
-              <w:pStyle w:val="Compact"/>
-              <w:jc w:val="left"/>
-            </w:pPr>
-            <w:r>
-              <w:t xml:space="preserve">15</w:t>
-            </w:r>
-          </w:p>
-        </w:tc>
-        <w:tc>
-          <w:tcPr/>
-          <w:p>
-            <w:pPr>
-              <w:pStyle w:val="Compact"/>
-              <w:jc w:val="left"/>
-            </w:pPr>
-            <w:r>
-              <w:t xml:space="preserve">0.027</w:t>
-            </w:r>
-          </w:p>
-        </w:tc>
-        <w:tc>
-          <w:tcPr/>
-          <w:p>
-            <w:pPr>
-              <w:pStyle w:val="Compact"/>
-              <w:jc w:val="left"/>
-            </w:pPr>
-            <w:r>
-              <w:t xml:space="preserve">0.075</w:t>
-            </w:r>
-          </w:p>
-        </w:tc>
-      </w:tr>
-      <w:tr>
-        <w:tc>
-          <w:tcPr/>
-          <w:p>
-            <w:pPr>
-              <w:pStyle w:val="Compact"/>
-              <w:jc w:val="left"/>
-            </w:pPr>
-            <w:r>
-              <w:t xml:space="preserve">2</w:t>
-            </w:r>
-          </w:p>
-        </w:tc>
-        <w:tc>
-          <w:tcPr/>
-          <w:p>
-            <w:pPr>
-              <w:pStyle w:val="Compact"/>
-              <w:jc w:val="left"/>
-            </w:pPr>
-            <w:r>
-              <w:t xml:space="preserve">50</w:t>
-            </w:r>
-          </w:p>
-        </w:tc>
-        <w:tc>
-          <w:tcPr/>
-          <w:p>
-            <w:pPr>
-              <w:pStyle w:val="Compact"/>
-              <w:jc w:val="left"/>
-            </w:pPr>
-            <w:r>
-              <w:t xml:space="preserve">0.039</w:t>
-            </w:r>
-          </w:p>
-        </w:tc>
-        <w:tc>
-          <w:tcPr/>
-          <w:p>
-            <w:pPr>
-              <w:pStyle w:val="Compact"/>
-              <w:jc w:val="left"/>
-            </w:pPr>
-            <w:r>
-              <w:t xml:space="preserve">0.088</w:t>
-            </w:r>
-          </w:p>
-        </w:tc>
-      </w:tr>
-      <w:tr>
-        <w:tc>
-          <w:tcPr/>
-          <w:p>
-            <w:pPr>
-              <w:pStyle w:val="Compact"/>
-              <w:jc w:val="left"/>
-            </w:pPr>
-            <w:r>
-              <w:t xml:space="preserve">2</w:t>
-            </w:r>
-          </w:p>
-        </w:tc>
-        <w:tc>
-          <w:tcPr/>
-          <w:p>
-            <w:pPr>
-              <w:pStyle w:val="Compact"/>
-              <w:jc w:val="left"/>
-            </w:pPr>
-            <w:r>
-              <w:t xml:space="preserve">all</w:t>
-            </w:r>
-          </w:p>
-        </w:tc>
-        <w:tc>
-          <w:tcPr/>
-          <w:p>
-            <w:pPr>
-              <w:pStyle w:val="Compact"/>
-              <w:jc w:val="left"/>
-            </w:pPr>
-            <w:r>
-              <w:t xml:space="preserve">0.065</w:t>
-            </w:r>
-          </w:p>
-        </w:tc>
-        <w:tc>
-          <w:tcPr/>
-          <w:p>
-            <w:pPr>
-              <w:pStyle w:val="Compact"/>
-              <w:jc w:val="left"/>
-            </w:pPr>
-            <w:r>
-              <w:t xml:space="preserve">0.088</w:t>
-            </w:r>
-          </w:p>
-        </w:tc>
-      </w:tr>
-      <w:tr>
-        <w:tc>
-          <w:tcPr/>
-          <w:p>
-            <w:pPr>
-              <w:pStyle w:val="Compact"/>
-              <w:jc w:val="left"/>
-            </w:pPr>
-            <w:r>
-              <w:t xml:space="preserve">4</w:t>
-            </w:r>
-          </w:p>
-        </w:tc>
-        <w:tc>
-          <w:tcPr/>
-          <w:p>
-            <w:pPr>
-              <w:pStyle w:val="Compact"/>
-              <w:jc w:val="left"/>
-            </w:pPr>
-            <w:r>
-              <w:t xml:space="preserve">15</w:t>
-            </w:r>
-          </w:p>
-        </w:tc>
-        <w:tc>
-          <w:tcPr/>
-          <w:p>
-            <w:pPr>
-              <w:pStyle w:val="Compact"/>
-              <w:jc w:val="left"/>
-            </w:pPr>
-            <w:r>
-              <w:t xml:space="preserve">0.031</w:t>
-            </w:r>
-          </w:p>
-        </w:tc>
-        <w:tc>
-          <w:tcPr/>
-          <w:p>
-            <w:pPr>
-              <w:pStyle w:val="Compact"/>
-              <w:jc w:val="left"/>
-            </w:pPr>
-            <w:r>
-              <w:t xml:space="preserve">0.061</w:t>
-            </w:r>
-          </w:p>
-        </w:tc>
-      </w:tr>
-      <w:tr>
-        <w:tc>
-          <w:tcPr/>
-          <w:p>
-            <w:pPr>
-              <w:pStyle w:val="Compact"/>
-              <w:jc w:val="left"/>
-            </w:pPr>
-            <w:r>
-              <w:t xml:space="preserve">4</w:t>
-            </w:r>
-          </w:p>
-        </w:tc>
-        <w:tc>
-          <w:tcPr/>
-          <w:p>
-            <w:pPr>
-              <w:pStyle w:val="Compact"/>
-              <w:jc w:val="left"/>
-            </w:pPr>
-            <w:r>
-              <w:t xml:space="preserve">50</w:t>
-            </w:r>
-          </w:p>
-        </w:tc>
-        <w:tc>
-          <w:tcPr/>
-          <w:p>
-            <w:pPr>
-              <w:pStyle w:val="Compact"/>
-              <w:jc w:val="left"/>
-            </w:pPr>
-            <w:r>
-              <w:t xml:space="preserve">0.052</w:t>
-            </w:r>
-          </w:p>
-        </w:tc>
-        <w:tc>
-          <w:tcPr/>
-          <w:p>
-            <w:pPr>
-              <w:pStyle w:val="Compact"/>
-              <w:jc w:val="left"/>
-            </w:pPr>
-            <w:r>
-              <w:t xml:space="preserve">0.074</w:t>
-            </w:r>
-          </w:p>
-        </w:tc>
-      </w:tr>
-      <w:tr>
-        <w:tc>
-          <w:tcPr/>
-          <w:p>
-            <w:pPr>
-              <w:pStyle w:val="Compact"/>
-              <w:jc w:val="left"/>
-            </w:pPr>
-            <w:r>
-              <w:t xml:space="preserve">4</w:t>
-            </w:r>
-          </w:p>
-        </w:tc>
-        <w:tc>
-          <w:tcPr/>
-          <w:p>
-            <w:pPr>
-              <w:pStyle w:val="Compact"/>
-              <w:jc w:val="left"/>
-            </w:pPr>
-            <w:r>
-              <w:t xml:space="preserve">all</w:t>
-            </w:r>
-          </w:p>
-        </w:tc>
-        <w:tc>
-          <w:tcPr/>
-          <w:p>
-            <w:pPr>
-              <w:pStyle w:val="Compact"/>
-              <w:jc w:val="left"/>
-            </w:pPr>
-            <w:r>
-              <w:t xml:space="preserve">0.036</w:t>
-            </w:r>
-          </w:p>
-        </w:tc>
-        <w:tc>
-          <w:tcPr/>
-          <w:p>
-            <w:pPr>
-              <w:pStyle w:val="Compact"/>
-              <w:jc w:val="left"/>
-            </w:pPr>
-            <w:r>
-              <w:t xml:space="preserve">0.049</w:t>
+              <w:t xml:space="preserve">0.018</w:t>
+            </w:r>
+          </w:p>
+        </w:tc>
+        <w:tc>
+          <w:tcPr/>
+          <w:p>
+            <w:pPr>
+              <w:pStyle w:val="Compact"/>
+              <w:jc w:val="left"/>
+            </w:pPr>
+            <w:r>
+              <w:t xml:space="preserve">0.048</w:t>
             </w:r>
           </w:p>
         </w:tc>
@@ -4582,7 +4582,7 @@
               <w:jc w:val="left"/>
             </w:pPr>
             <w:r>
-              <w:t xml:space="preserve">0.021 [0.001, 0.040]</w:t>
+              <w:t xml:space="preserve">0.023 [0.003, 0.044]</w:t>
             </w:r>
           </w:p>
         </w:tc>
@@ -4632,7 +4632,57 @@
               <w:jc w:val="left"/>
             </w:pPr>
             <w:r>
-              <w:t xml:space="preserve">0.018 [−0.001, 0.039]</w:t>
+              <w:t xml:space="preserve">0.018 [−0.001, 0.038]</w:t>
+            </w:r>
+          </w:p>
+        </w:tc>
+        <w:tc>
+          <w:tcPr/>
+          <w:p>
+            <w:pPr>
+              <w:pStyle w:val="Compact"/>
+              <w:jc w:val="left"/>
+            </w:pPr>
+            <w:r>
+              <w:t xml:space="preserve">5 of 8</w:t>
+            </w:r>
+          </w:p>
+        </w:tc>
+      </w:tr>
+      <w:tr>
+        <w:tc>
+          <w:tcPr/>
+          <w:p>
+            <w:pPr>
+              <w:pStyle w:val="Compact"/>
+              <w:jc w:val="left"/>
+            </w:pPr>
+            <w:r>
+              <w:t xml:space="preserve">farms 4 → 7</w:t>
+            </w:r>
+          </w:p>
+        </w:tc>
+        <w:tc>
+          <w:tcPr/>
+          <w:p>
+            <w:pPr>
+              <w:pStyle w:val="Compact"/>
+              <w:jc w:val="left"/>
+            </w:pPr>
+            <w:r>
+              <w:t xml:space="preserve">15 images per farm</w:t>
+            </w:r>
+          </w:p>
+        </w:tc>
+        <w:tc>
+          <w:tcPr/>
+          <w:p>
+            <w:pPr>
+              <w:pStyle w:val="Compact"/>
+              <w:jc w:val="left"/>
+            </w:pPr>
+            <w:r>
+              <w:t xml:space="preserve">0.057 [0.016, 0.104]</w:t>
             </w:r>
           </w:p>
         </w:tc>
@@ -4658,6 +4708,106 @@
               <w:jc w:val="left"/>
             </w:pPr>
             <w:r>
+              <w:t xml:space="preserve">farms 1 → 2</w:t>
+            </w:r>
+          </w:p>
+        </w:tc>
+        <w:tc>
+          <w:tcPr/>
+          <w:p>
+            <w:pPr>
+              <w:pStyle w:val="Compact"/>
+              <w:jc w:val="left"/>
+            </w:pPr>
+            <w:r>
+              <w:t xml:space="preserve">50 images per farm</w:t>
+            </w:r>
+          </w:p>
+        </w:tc>
+        <w:tc>
+          <w:tcPr/>
+          <w:p>
+            <w:pPr>
+              <w:pStyle w:val="Compact"/>
+              <w:jc w:val="left"/>
+            </w:pPr>
+            <w:r>
+              <w:t xml:space="preserve">0.036 [0.015, 0.061]</w:t>
+            </w:r>
+          </w:p>
+        </w:tc>
+        <w:tc>
+          <w:tcPr/>
+          <w:p>
+            <w:pPr>
+              <w:pStyle w:val="Compact"/>
+              <w:jc w:val="left"/>
+            </w:pPr>
+            <w:r>
+              <w:t xml:space="preserve">7 of 8</w:t>
+            </w:r>
+          </w:p>
+        </w:tc>
+      </w:tr>
+      <w:tr>
+        <w:tc>
+          <w:tcPr/>
+          <w:p>
+            <w:pPr>
+              <w:pStyle w:val="Compact"/>
+              <w:jc w:val="left"/>
+            </w:pPr>
+            <w:r>
+              <w:t xml:space="preserve">farms 2 → 4</w:t>
+            </w:r>
+          </w:p>
+        </w:tc>
+        <w:tc>
+          <w:tcPr/>
+          <w:p>
+            <w:pPr>
+              <w:pStyle w:val="Compact"/>
+              <w:jc w:val="left"/>
+            </w:pPr>
+            <w:r>
+              <w:t xml:space="preserve">50 images per farm</w:t>
+            </w:r>
+          </w:p>
+        </w:tc>
+        <w:tc>
+          <w:tcPr/>
+          <w:p>
+            <w:pPr>
+              <w:pStyle w:val="Compact"/>
+              <w:jc w:val="left"/>
+            </w:pPr>
+            <w:r>
+              <w:t xml:space="preserve">0.020 [0.008, 0.034]</w:t>
+            </w:r>
+          </w:p>
+        </w:tc>
+        <w:tc>
+          <w:tcPr/>
+          <w:p>
+            <w:pPr>
+              <w:pStyle w:val="Compact"/>
+              <w:jc w:val="left"/>
+            </w:pPr>
+            <w:r>
+              <w:t xml:space="preserve">7 of 8</w:t>
+            </w:r>
+          </w:p>
+        </w:tc>
+      </w:tr>
+      <w:tr>
+        <w:tc>
+          <w:tcPr/>
+          <w:p>
+            <w:pPr>
+              <w:pStyle w:val="Compact"/>
+              <w:jc w:val="left"/>
+            </w:pPr>
+            <w:r>
               <w:t xml:space="preserve">farms 4 → 7</w:t>
             </w:r>
           </w:p>
@@ -4670,19 +4820,569 @@
               <w:jc w:val="left"/>
             </w:pPr>
             <w:r>
-              <w:t xml:space="preserve">15 images per farm</w:t>
-            </w:r>
-          </w:p>
-        </w:tc>
-        <w:tc>
-          <w:tcPr/>
-          <w:p>
-            <w:pPr>
-              <w:pStyle w:val="Compact"/>
-              <w:jc w:val="left"/>
-            </w:pPr>
-            <w:r>
-              <w:t xml:space="preserve">0.051 [0.018, 0.087]</w:t>
+              <w:t xml:space="preserve">50 images per farm</w:t>
+            </w:r>
+          </w:p>
+        </w:tc>
+        <w:tc>
+          <w:tcPr/>
+          <w:p>
+            <w:pPr>
+              <w:pStyle w:val="Compact"/>
+              <w:jc w:val="left"/>
+            </w:pPr>
+            <w:r>
+              <w:t xml:space="preserve">0.080 [0.056, 0.099]</w:t>
+            </w:r>
+          </w:p>
+        </w:tc>
+        <w:tc>
+          <w:tcPr/>
+          <w:p>
+            <w:pPr>
+              <w:pStyle w:val="Compact"/>
+              <w:jc w:val="left"/>
+            </w:pPr>
+            <w:r>
+              <w:t xml:space="preserve">7 of 8</w:t>
+            </w:r>
+          </w:p>
+        </w:tc>
+      </w:tr>
+      <w:tr>
+        <w:tc>
+          <w:tcPr/>
+          <w:p>
+            <w:pPr>
+              <w:pStyle w:val="Compact"/>
+              <w:jc w:val="left"/>
+            </w:pPr>
+            <w:r>
+              <w:t xml:space="preserve">farms 1 → 2</w:t>
+            </w:r>
+          </w:p>
+        </w:tc>
+        <w:tc>
+          <w:tcPr/>
+          <w:p>
+            <w:pPr>
+              <w:pStyle w:val="Compact"/>
+              <w:jc w:val="left"/>
+            </w:pPr>
+            <w:r>
+              <w:t xml:space="preserve">all images per farm</w:t>
+            </w:r>
+          </w:p>
+        </w:tc>
+        <w:tc>
+          <w:tcPr/>
+          <w:p>
+            <w:pPr>
+              <w:pStyle w:val="Compact"/>
+              <w:jc w:val="left"/>
+            </w:pPr>
+            <w:r>
+              <w:t xml:space="preserve">0.058 [0.010, 0.100]</w:t>
+            </w:r>
+          </w:p>
+        </w:tc>
+        <w:tc>
+          <w:tcPr/>
+          <w:p>
+            <w:pPr>
+              <w:pStyle w:val="Compact"/>
+              <w:jc w:val="left"/>
+            </w:pPr>
+            <w:r>
+              <w:t xml:space="preserve">7 of 8</w:t>
+            </w:r>
+          </w:p>
+        </w:tc>
+      </w:tr>
+      <w:tr>
+        <w:tc>
+          <w:tcPr/>
+          <w:p>
+            <w:pPr>
+              <w:pStyle w:val="Compact"/>
+              <w:jc w:val="left"/>
+            </w:pPr>
+            <w:r>
+              <w:t xml:space="preserve">farms 2 → 4</w:t>
+            </w:r>
+          </w:p>
+        </w:tc>
+        <w:tc>
+          <w:tcPr/>
+          <w:p>
+            <w:pPr>
+              <w:pStyle w:val="Compact"/>
+              <w:jc w:val="left"/>
+            </w:pPr>
+            <w:r>
+              <w:t xml:space="preserve">all images per farm</w:t>
+            </w:r>
+          </w:p>
+        </w:tc>
+        <w:tc>
+          <w:tcPr/>
+          <w:p>
+            <w:pPr>
+              <w:pStyle w:val="Compact"/>
+              <w:jc w:val="left"/>
+            </w:pPr>
+            <w:r>
+              <w:t xml:space="preserve">0.011 [−0.007, 0.030]</w:t>
+            </w:r>
+          </w:p>
+        </w:tc>
+        <w:tc>
+          <w:tcPr/>
+          <w:p>
+            <w:pPr>
+              <w:pStyle w:val="Compact"/>
+              <w:jc w:val="left"/>
+            </w:pPr>
+            <w:r>
+              <w:t xml:space="preserve">5 of 8</w:t>
+            </w:r>
+          </w:p>
+        </w:tc>
+      </w:tr>
+      <w:tr>
+        <w:tc>
+          <w:tcPr/>
+          <w:p>
+            <w:pPr>
+              <w:pStyle w:val="Compact"/>
+              <w:jc w:val="left"/>
+            </w:pPr>
+            <w:r>
+              <w:t xml:space="preserve">farms 4 → 7</w:t>
+            </w:r>
+          </w:p>
+        </w:tc>
+        <w:tc>
+          <w:tcPr/>
+          <w:p>
+            <w:pPr>
+              <w:pStyle w:val="Compact"/>
+              <w:jc w:val="left"/>
+            </w:pPr>
+            <w:r>
+              <w:t xml:space="preserve">all images per farm</w:t>
+            </w:r>
+          </w:p>
+        </w:tc>
+        <w:tc>
+          <w:tcPr/>
+          <w:p>
+            <w:pPr>
+              <w:pStyle w:val="Compact"/>
+              <w:jc w:val="left"/>
+            </w:pPr>
+            <w:r>
+              <w:t xml:space="preserve">0.082 [0.055, 0.113]</w:t>
+            </w:r>
+          </w:p>
+        </w:tc>
+        <w:tc>
+          <w:tcPr/>
+          <w:p>
+            <w:pPr>
+              <w:pStyle w:val="Compact"/>
+              <w:jc w:val="left"/>
+            </w:pPr>
+            <w:r>
+              <w:t xml:space="preserve">8 of 8</w:t>
+            </w:r>
+          </w:p>
+        </w:tc>
+      </w:tr>
+      <w:tr>
+        <w:tc>
+          <w:tcPr/>
+          <w:p>
+            <w:pPr>
+              <w:pStyle w:val="Compact"/>
+              <w:jc w:val="left"/>
+            </w:pPr>
+            <w:r>
+              <w:t xml:space="preserve">images per farm 15 → 50</w:t>
+            </w:r>
+          </w:p>
+        </w:tc>
+        <w:tc>
+          <w:tcPr/>
+          <w:p>
+            <w:pPr>
+              <w:pStyle w:val="Compact"/>
+              <w:jc w:val="left"/>
+            </w:pPr>
+            <w:r>
+              <w:t xml:space="preserve">1 farms</w:t>
+            </w:r>
+          </w:p>
+        </w:tc>
+        <w:tc>
+          <w:tcPr/>
+          <w:p>
+            <w:pPr>
+              <w:pStyle w:val="Compact"/>
+              <w:jc w:val="left"/>
+            </w:pPr>
+            <w:r>
+              <w:t xml:space="preserve">0.018 [0.009, 0.028]</w:t>
+            </w:r>
+          </w:p>
+        </w:tc>
+        <w:tc>
+          <w:tcPr/>
+          <w:p>
+            <w:pPr>
+              <w:pStyle w:val="Compact"/>
+              <w:jc w:val="left"/>
+            </w:pPr>
+            <w:r>
+              <w:t xml:space="preserve">7 of 8</w:t>
+            </w:r>
+          </w:p>
+        </w:tc>
+      </w:tr>
+      <w:tr>
+        <w:tc>
+          <w:tcPr/>
+          <w:p>
+            <w:pPr>
+              <w:pStyle w:val="Compact"/>
+              <w:jc w:val="left"/>
+            </w:pPr>
+            <w:r>
+              <w:t xml:space="preserve">images per farm 50 → all</w:t>
+            </w:r>
+          </w:p>
+        </w:tc>
+        <w:tc>
+          <w:tcPr/>
+          <w:p>
+            <w:pPr>
+              <w:pStyle w:val="Compact"/>
+              <w:jc w:val="left"/>
+            </w:pPr>
+            <w:r>
+              <w:t xml:space="preserve">1 farms</w:t>
+            </w:r>
+          </w:p>
+        </w:tc>
+        <w:tc>
+          <w:tcPr/>
+          <w:p>
+            <w:pPr>
+              <w:pStyle w:val="Compact"/>
+              <w:jc w:val="left"/>
+            </w:pPr>
+            <w:r>
+              <w:t xml:space="preserve">0.031 [0.012, 0.053]</w:t>
+            </w:r>
+          </w:p>
+        </w:tc>
+        <w:tc>
+          <w:tcPr/>
+          <w:p>
+            <w:pPr>
+              <w:pStyle w:val="Compact"/>
+              <w:jc w:val="left"/>
+            </w:pPr>
+            <w:r>
+              <w:t xml:space="preserve">7 of 8</w:t>
+            </w:r>
+          </w:p>
+        </w:tc>
+      </w:tr>
+      <w:tr>
+        <w:tc>
+          <w:tcPr/>
+          <w:p>
+            <w:pPr>
+              <w:pStyle w:val="Compact"/>
+              <w:jc w:val="left"/>
+            </w:pPr>
+            <w:r>
+              <w:t xml:space="preserve">images per farm 15 → 50</w:t>
+            </w:r>
+          </w:p>
+        </w:tc>
+        <w:tc>
+          <w:tcPr/>
+          <w:p>
+            <w:pPr>
+              <w:pStyle w:val="Compact"/>
+              <w:jc w:val="left"/>
+            </w:pPr>
+            <w:r>
+              <w:t xml:space="preserve">2 farms</w:t>
+            </w:r>
+          </w:p>
+        </w:tc>
+        <w:tc>
+          <w:tcPr/>
+          <w:p>
+            <w:pPr>
+              <w:pStyle w:val="Compact"/>
+              <w:jc w:val="left"/>
+            </w:pPr>
+            <w:r>
+              <w:t xml:space="preserve">0.031 [0.017, 0.045]</w:t>
+            </w:r>
+          </w:p>
+        </w:tc>
+        <w:tc>
+          <w:tcPr/>
+          <w:p>
+            <w:pPr>
+              <w:pStyle w:val="Compact"/>
+              <w:jc w:val="left"/>
+            </w:pPr>
+            <w:r>
+              <w:t xml:space="preserve">7 of 8</w:t>
+            </w:r>
+          </w:p>
+        </w:tc>
+      </w:tr>
+      <w:tr>
+        <w:tc>
+          <w:tcPr/>
+          <w:p>
+            <w:pPr>
+              <w:pStyle w:val="Compact"/>
+              <w:jc w:val="left"/>
+            </w:pPr>
+            <w:r>
+              <w:t xml:space="preserve">images per farm 50 → all</w:t>
+            </w:r>
+          </w:p>
+        </w:tc>
+        <w:tc>
+          <w:tcPr/>
+          <w:p>
+            <w:pPr>
+              <w:pStyle w:val="Compact"/>
+              <w:jc w:val="left"/>
+            </w:pPr>
+            <w:r>
+              <w:t xml:space="preserve">2 farms</w:t>
+            </w:r>
+          </w:p>
+        </w:tc>
+        <w:tc>
+          <w:tcPr/>
+          <w:p>
+            <w:pPr>
+              <w:pStyle w:val="Compact"/>
+              <w:jc w:val="left"/>
+            </w:pPr>
+            <w:r>
+              <w:t xml:space="preserve">0.053 [0.032, 0.083]</w:t>
+            </w:r>
+          </w:p>
+        </w:tc>
+        <w:tc>
+          <w:tcPr/>
+          <w:p>
+            <w:pPr>
+              <w:pStyle w:val="Compact"/>
+              <w:jc w:val="left"/>
+            </w:pPr>
+            <w:r>
+              <w:t xml:space="preserve">8 of 8</w:t>
+            </w:r>
+          </w:p>
+        </w:tc>
+      </w:tr>
+      <w:tr>
+        <w:tc>
+          <w:tcPr/>
+          <w:p>
+            <w:pPr>
+              <w:pStyle w:val="Compact"/>
+              <w:jc w:val="left"/>
+            </w:pPr>
+            <w:r>
+              <w:t xml:space="preserve">images per farm 15 → 50</w:t>
+            </w:r>
+          </w:p>
+        </w:tc>
+        <w:tc>
+          <w:tcPr/>
+          <w:p>
+            <w:pPr>
+              <w:pStyle w:val="Compact"/>
+              <w:jc w:val="left"/>
+            </w:pPr>
+            <w:r>
+              <w:t xml:space="preserve">4 farms</w:t>
+            </w:r>
+          </w:p>
+        </w:tc>
+        <w:tc>
+          <w:tcPr/>
+          <w:p>
+            <w:pPr>
+              <w:pStyle w:val="Compact"/>
+              <w:jc w:val="left"/>
+            </w:pPr>
+            <w:r>
+              <w:t xml:space="preserve">0.033 [0.018, 0.048]</w:t>
+            </w:r>
+          </w:p>
+        </w:tc>
+        <w:tc>
+          <w:tcPr/>
+          <w:p>
+            <w:pPr>
+              <w:pStyle w:val="Compact"/>
+              <w:jc w:val="left"/>
+            </w:pPr>
+            <w:r>
+              <w:t xml:space="preserve">7 of 8</w:t>
+            </w:r>
+          </w:p>
+        </w:tc>
+      </w:tr>
+      <w:tr>
+        <w:tc>
+          <w:tcPr/>
+          <w:p>
+            <w:pPr>
+              <w:pStyle w:val="Compact"/>
+              <w:jc w:val="left"/>
+            </w:pPr>
+            <w:r>
+              <w:t xml:space="preserve">images per farm 50 → all</w:t>
+            </w:r>
+          </w:p>
+        </w:tc>
+        <w:tc>
+          <w:tcPr/>
+          <w:p>
+            <w:pPr>
+              <w:pStyle w:val="Compact"/>
+              <w:jc w:val="left"/>
+            </w:pPr>
+            <w:r>
+              <w:t xml:space="preserve">4 farms</w:t>
+            </w:r>
+          </w:p>
+        </w:tc>
+        <w:tc>
+          <w:tcPr/>
+          <w:p>
+            <w:pPr>
+              <w:pStyle w:val="Compact"/>
+              <w:jc w:val="left"/>
+            </w:pPr>
+            <w:r>
+              <w:t xml:space="preserve">0.043 [0.025, 0.069]</w:t>
+            </w:r>
+          </w:p>
+        </w:tc>
+        <w:tc>
+          <w:tcPr/>
+          <w:p>
+            <w:pPr>
+              <w:pStyle w:val="Compact"/>
+              <w:jc w:val="left"/>
+            </w:pPr>
+            <w:r>
+              <w:t xml:space="preserve">8 of 8</w:t>
+            </w:r>
+          </w:p>
+        </w:tc>
+      </w:tr>
+      <w:tr>
+        <w:tc>
+          <w:tcPr/>
+          <w:p>
+            <w:pPr>
+              <w:pStyle w:val="Compact"/>
+              <w:jc w:val="left"/>
+            </w:pPr>
+            <w:r>
+              <w:t xml:space="preserve">images per farm 15 → 50</w:t>
+            </w:r>
+          </w:p>
+        </w:tc>
+        <w:tc>
+          <w:tcPr/>
+          <w:p>
+            <w:pPr>
+              <w:pStyle w:val="Compact"/>
+              <w:jc w:val="left"/>
+            </w:pPr>
+            <w:r>
+              <w:t xml:space="preserve">7 farms</w:t>
+            </w:r>
+          </w:p>
+        </w:tc>
+        <w:tc>
+          <w:tcPr/>
+          <w:p>
+            <w:pPr>
+              <w:pStyle w:val="Compact"/>
+              <w:jc w:val="left"/>
+            </w:pPr>
+            <w:r>
+              <w:t xml:space="preserve">0.056 [0.026, 0.086]</w:t>
+            </w:r>
+          </w:p>
+        </w:tc>
+        <w:tc>
+          <w:tcPr/>
+          <w:p>
+            <w:pPr>
+              <w:pStyle w:val="Compact"/>
+              <w:jc w:val="left"/>
+            </w:pPr>
+            <w:r>
+              <w:t xml:space="preserve">7 of 8</w:t>
+            </w:r>
+          </w:p>
+        </w:tc>
+      </w:tr>
+      <w:tr>
+        <w:tc>
+          <w:tcPr/>
+          <w:p>
+            <w:pPr>
+              <w:pStyle w:val="Compact"/>
+              <w:jc w:val="left"/>
+            </w:pPr>
+            <w:r>
+              <w:t xml:space="preserve">images per farm 50 → all</w:t>
+            </w:r>
+          </w:p>
+        </w:tc>
+        <w:tc>
+          <w:tcPr/>
+          <w:p>
+            <w:pPr>
+              <w:pStyle w:val="Compact"/>
+              <w:jc w:val="left"/>
+            </w:pPr>
+            <w:r>
+              <w:t xml:space="preserve">7 farms</w:t>
+            </w:r>
+          </w:p>
+        </w:tc>
+        <w:tc>
+          <w:tcPr/>
+          <w:p>
+            <w:pPr>
+              <w:pStyle w:val="Compact"/>
+              <w:jc w:val="left"/>
+            </w:pPr>
+            <w:r>
+              <w:t xml:space="preserve">0.046 [0.011, 0.092]</w:t>
             </w:r>
           </w:p>
         </w:tc>
@@ -4695,706 +5395,6 @@
             </w:pPr>
             <w:r>
               <w:t xml:space="preserve">6 of 8</w:t>
-            </w:r>
-          </w:p>
-        </w:tc>
-      </w:tr>
-      <w:tr>
-        <w:tc>
-          <w:tcPr/>
-          <w:p>
-            <w:pPr>
-              <w:pStyle w:val="Compact"/>
-              <w:jc w:val="left"/>
-            </w:pPr>
-            <w:r>
-              <w:t xml:space="preserve">farms 1 → 2</w:t>
-            </w:r>
-          </w:p>
-        </w:tc>
-        <w:tc>
-          <w:tcPr/>
-          <w:p>
-            <w:pPr>
-              <w:pStyle w:val="Compact"/>
-              <w:jc w:val="left"/>
-            </w:pPr>
-            <w:r>
-              <w:t xml:space="preserve">50 images per farm</w:t>
-            </w:r>
-          </w:p>
-        </w:tc>
-        <w:tc>
-          <w:tcPr/>
-          <w:p>
-            <w:pPr>
-              <w:pStyle w:val="Compact"/>
-              <w:jc w:val="left"/>
-            </w:pPr>
-            <w:r>
-              <w:t xml:space="preserve">0.042 [0.019, 0.067]</w:t>
-            </w:r>
-          </w:p>
-        </w:tc>
-        <w:tc>
-          <w:tcPr/>
-          <w:p>
-            <w:pPr>
-              <w:pStyle w:val="Compact"/>
-              <w:jc w:val="left"/>
-            </w:pPr>
-            <w:r>
-              <w:t xml:space="preserve">7 of 8</w:t>
-            </w:r>
-          </w:p>
-        </w:tc>
-      </w:tr>
-      <w:tr>
-        <w:tc>
-          <w:tcPr/>
-          <w:p>
-            <w:pPr>
-              <w:pStyle w:val="Compact"/>
-              <w:jc w:val="left"/>
-            </w:pPr>
-            <w:r>
-              <w:t xml:space="preserve">farms 2 → 4</w:t>
-            </w:r>
-          </w:p>
-        </w:tc>
-        <w:tc>
-          <w:tcPr/>
-          <w:p>
-            <w:pPr>
-              <w:pStyle w:val="Compact"/>
-              <w:jc w:val="left"/>
-            </w:pPr>
-            <w:r>
-              <w:t xml:space="preserve">50 images per farm</w:t>
-            </w:r>
-          </w:p>
-        </w:tc>
-        <w:tc>
-          <w:tcPr/>
-          <w:p>
-            <w:pPr>
-              <w:pStyle w:val="Compact"/>
-              <w:jc w:val="left"/>
-            </w:pPr>
-            <w:r>
-              <w:t xml:space="preserve">0.021 [0.010, 0.035]</w:t>
-            </w:r>
-          </w:p>
-        </w:tc>
-        <w:tc>
-          <w:tcPr/>
-          <w:p>
-            <w:pPr>
-              <w:pStyle w:val="Compact"/>
-              <w:jc w:val="left"/>
-            </w:pPr>
-            <w:r>
-              <w:t xml:space="preserve">7 of 8</w:t>
-            </w:r>
-          </w:p>
-        </w:tc>
-      </w:tr>
-      <w:tr>
-        <w:tc>
-          <w:tcPr/>
-          <w:p>
-            <w:pPr>
-              <w:pStyle w:val="Compact"/>
-              <w:jc w:val="left"/>
-            </w:pPr>
-            <w:r>
-              <w:t xml:space="preserve">farms 4 → 7</w:t>
-            </w:r>
-          </w:p>
-        </w:tc>
-        <w:tc>
-          <w:tcPr/>
-          <w:p>
-            <w:pPr>
-              <w:pStyle w:val="Compact"/>
-              <w:jc w:val="left"/>
-            </w:pPr>
-            <w:r>
-              <w:t xml:space="preserve">50 images per farm</w:t>
-            </w:r>
-          </w:p>
-        </w:tc>
-        <w:tc>
-          <w:tcPr/>
-          <w:p>
-            <w:pPr>
-              <w:pStyle w:val="Compact"/>
-              <w:jc w:val="left"/>
-            </w:pPr>
-            <w:r>
-              <w:t xml:space="preserve">0.073 [0.050, 0.094]</w:t>
-            </w:r>
-          </w:p>
-        </w:tc>
-        <w:tc>
-          <w:tcPr/>
-          <w:p>
-            <w:pPr>
-              <w:pStyle w:val="Compact"/>
-              <w:jc w:val="left"/>
-            </w:pPr>
-            <w:r>
-              <w:t xml:space="preserve">7 of 8</w:t>
-            </w:r>
-          </w:p>
-        </w:tc>
-      </w:tr>
-      <w:tr>
-        <w:tc>
-          <w:tcPr/>
-          <w:p>
-            <w:pPr>
-              <w:pStyle w:val="Compact"/>
-              <w:jc w:val="left"/>
-            </w:pPr>
-            <w:r>
-              <w:t xml:space="preserve">farms 1 → 2</w:t>
-            </w:r>
-          </w:p>
-        </w:tc>
-        <w:tc>
-          <w:tcPr/>
-          <w:p>
-            <w:pPr>
-              <w:pStyle w:val="Compact"/>
-              <w:jc w:val="left"/>
-            </w:pPr>
-            <w:r>
-              <w:t xml:space="preserve">all images per farm</w:t>
-            </w:r>
-          </w:p>
-        </w:tc>
-        <w:tc>
-          <w:tcPr/>
-          <w:p>
-            <w:pPr>
-              <w:pStyle w:val="Compact"/>
-              <w:jc w:val="left"/>
-            </w:pPr>
-            <w:r>
-              <w:t xml:space="preserve">0.067 [0.018, 0.115]</w:t>
-            </w:r>
-          </w:p>
-        </w:tc>
-        <w:tc>
-          <w:tcPr/>
-          <w:p>
-            <w:pPr>
-              <w:pStyle w:val="Compact"/>
-              <w:jc w:val="left"/>
-            </w:pPr>
-            <w:r>
-              <w:t xml:space="preserve">7 of 8</w:t>
-            </w:r>
-          </w:p>
-        </w:tc>
-      </w:tr>
-      <w:tr>
-        <w:tc>
-          <w:tcPr/>
-          <w:p>
-            <w:pPr>
-              <w:pStyle w:val="Compact"/>
-              <w:jc w:val="left"/>
-            </w:pPr>
-            <w:r>
-              <w:t xml:space="preserve">farms 2 → 4</w:t>
-            </w:r>
-          </w:p>
-        </w:tc>
-        <w:tc>
-          <w:tcPr/>
-          <w:p>
-            <w:pPr>
-              <w:pStyle w:val="Compact"/>
-              <w:jc w:val="left"/>
-            </w:pPr>
-            <w:r>
-              <w:t xml:space="preserve">all images per farm</w:t>
-            </w:r>
-          </w:p>
-        </w:tc>
-        <w:tc>
-          <w:tcPr/>
-          <w:p>
-            <w:pPr>
-              <w:pStyle w:val="Compact"/>
-              <w:jc w:val="left"/>
-            </w:pPr>
-            <w:r>
-              <w:t xml:space="preserve">0.008 [−0.013, 0.029]</w:t>
-            </w:r>
-          </w:p>
-        </w:tc>
-        <w:tc>
-          <w:tcPr/>
-          <w:p>
-            <w:pPr>
-              <w:pStyle w:val="Compact"/>
-              <w:jc w:val="left"/>
-            </w:pPr>
-            <w:r>
-              <w:t xml:space="preserve">5 of 8</w:t>
-            </w:r>
-          </w:p>
-        </w:tc>
-      </w:tr>
-      <w:tr>
-        <w:tc>
-          <w:tcPr/>
-          <w:p>
-            <w:pPr>
-              <w:pStyle w:val="Compact"/>
-              <w:jc w:val="left"/>
-            </w:pPr>
-            <w:r>
-              <w:t xml:space="preserve">farms 4 → 7</w:t>
-            </w:r>
-          </w:p>
-        </w:tc>
-        <w:tc>
-          <w:tcPr/>
-          <w:p>
-            <w:pPr>
-              <w:pStyle w:val="Compact"/>
-              <w:jc w:val="left"/>
-            </w:pPr>
-            <w:r>
-              <w:t xml:space="preserve">all images per farm</w:t>
-            </w:r>
-          </w:p>
-        </w:tc>
-        <w:tc>
-          <w:tcPr/>
-          <w:p>
-            <w:pPr>
-              <w:pStyle w:val="Compact"/>
-              <w:jc w:val="left"/>
-            </w:pPr>
-            <w:r>
-              <w:t xml:space="preserve">0.085 [0.054, 0.120]</w:t>
-            </w:r>
-          </w:p>
-        </w:tc>
-        <w:tc>
-          <w:tcPr/>
-          <w:p>
-            <w:pPr>
-              <w:pStyle w:val="Compact"/>
-              <w:jc w:val="left"/>
-            </w:pPr>
-            <w:r>
-              <w:t xml:space="preserve">8 of 8</w:t>
-            </w:r>
-          </w:p>
-        </w:tc>
-      </w:tr>
-      <w:tr>
-        <w:tc>
-          <w:tcPr/>
-          <w:p>
-            <w:pPr>
-              <w:pStyle w:val="Compact"/>
-              <w:jc w:val="left"/>
-            </w:pPr>
-            <w:r>
-              <w:t xml:space="preserve">images per farm 15 → 50</w:t>
-            </w:r>
-          </w:p>
-        </w:tc>
-        <w:tc>
-          <w:tcPr/>
-          <w:p>
-            <w:pPr>
-              <w:pStyle w:val="Compact"/>
-              <w:jc w:val="left"/>
-            </w:pPr>
-            <w:r>
-              <w:t xml:space="preserve">1 farms</w:t>
-            </w:r>
-          </w:p>
-        </w:tc>
-        <w:tc>
-          <w:tcPr/>
-          <w:p>
-            <w:pPr>
-              <w:pStyle w:val="Compact"/>
-              <w:jc w:val="left"/>
-            </w:pPr>
-            <w:r>
-              <w:t xml:space="preserve">0.016 [0.008, 0.026]</w:t>
-            </w:r>
-          </w:p>
-        </w:tc>
-        <w:tc>
-          <w:tcPr/>
-          <w:p>
-            <w:pPr>
-              <w:pStyle w:val="Compact"/>
-              <w:jc w:val="left"/>
-            </w:pPr>
-            <w:r>
-              <w:t xml:space="preserve">7 of 8</w:t>
-            </w:r>
-          </w:p>
-        </w:tc>
-      </w:tr>
-      <w:tr>
-        <w:tc>
-          <w:tcPr/>
-          <w:p>
-            <w:pPr>
-              <w:pStyle w:val="Compact"/>
-              <w:jc w:val="left"/>
-            </w:pPr>
-            <w:r>
-              <w:t xml:space="preserve">images per farm 50 → all</w:t>
-            </w:r>
-          </w:p>
-        </w:tc>
-        <w:tc>
-          <w:tcPr/>
-          <w:p>
-            <w:pPr>
-              <w:pStyle w:val="Compact"/>
-              <w:jc w:val="left"/>
-            </w:pPr>
-            <w:r>
-              <w:t xml:space="preserve">1 farms</w:t>
-            </w:r>
-          </w:p>
-        </w:tc>
-        <w:tc>
-          <w:tcPr/>
-          <w:p>
-            <w:pPr>
-              <w:pStyle w:val="Compact"/>
-              <w:jc w:val="left"/>
-            </w:pPr>
-            <w:r>
-              <w:t xml:space="preserve">0.029 [0.015, 0.046]</w:t>
-            </w:r>
-          </w:p>
-        </w:tc>
-        <w:tc>
-          <w:tcPr/>
-          <w:p>
-            <w:pPr>
-              <w:pStyle w:val="Compact"/>
-              <w:jc w:val="left"/>
-            </w:pPr>
-            <w:r>
-              <w:t xml:space="preserve">7 of 8</w:t>
-            </w:r>
-          </w:p>
-        </w:tc>
-      </w:tr>
-      <w:tr>
-        <w:tc>
-          <w:tcPr/>
-          <w:p>
-            <w:pPr>
-              <w:pStyle w:val="Compact"/>
-              <w:jc w:val="left"/>
-            </w:pPr>
-            <w:r>
-              <w:t xml:space="preserve">images per farm 15 → 50</w:t>
-            </w:r>
-          </w:p>
-        </w:tc>
-        <w:tc>
-          <w:tcPr/>
-          <w:p>
-            <w:pPr>
-              <w:pStyle w:val="Compact"/>
-              <w:jc w:val="left"/>
-            </w:pPr>
-            <w:r>
-              <w:t xml:space="preserve">2 farms</w:t>
-            </w:r>
-          </w:p>
-        </w:tc>
-        <w:tc>
-          <w:tcPr/>
-          <w:p>
-            <w:pPr>
-              <w:pStyle w:val="Compact"/>
-              <w:jc w:val="left"/>
-            </w:pPr>
-            <w:r>
-              <w:t xml:space="preserve">0.037 [0.023, 0.050]</w:t>
-            </w:r>
-          </w:p>
-        </w:tc>
-        <w:tc>
-          <w:tcPr/>
-          <w:p>
-            <w:pPr>
-              <w:pStyle w:val="Compact"/>
-              <w:jc w:val="left"/>
-            </w:pPr>
-            <w:r>
-              <w:t xml:space="preserve">8 of 8</w:t>
-            </w:r>
-          </w:p>
-        </w:tc>
-      </w:tr>
-      <w:tr>
-        <w:tc>
-          <w:tcPr/>
-          <w:p>
-            <w:pPr>
-              <w:pStyle w:val="Compact"/>
-              <w:jc w:val="left"/>
-            </w:pPr>
-            <w:r>
-              <w:t xml:space="preserve">images per farm 50 → all</w:t>
-            </w:r>
-          </w:p>
-        </w:tc>
-        <w:tc>
-          <w:tcPr/>
-          <w:p>
-            <w:pPr>
-              <w:pStyle w:val="Compact"/>
-              <w:jc w:val="left"/>
-            </w:pPr>
-            <w:r>
-              <w:t xml:space="preserve">2 farms</w:t>
-            </w:r>
-          </w:p>
-        </w:tc>
-        <w:tc>
-          <w:tcPr/>
-          <w:p>
-            <w:pPr>
-              <w:pStyle w:val="Compact"/>
-              <w:jc w:val="left"/>
-            </w:pPr>
-            <w:r>
-              <w:t xml:space="preserve">0.055 [0.032, 0.092]</w:t>
-            </w:r>
-          </w:p>
-        </w:tc>
-        <w:tc>
-          <w:tcPr/>
-          <w:p>
-            <w:pPr>
-              <w:pStyle w:val="Compact"/>
-              <w:jc w:val="left"/>
-            </w:pPr>
-            <w:r>
-              <w:t xml:space="preserve">8 of 8</w:t>
-            </w:r>
-          </w:p>
-        </w:tc>
-      </w:tr>
-      <w:tr>
-        <w:tc>
-          <w:tcPr/>
-          <w:p>
-            <w:pPr>
-              <w:pStyle w:val="Compact"/>
-              <w:jc w:val="left"/>
-            </w:pPr>
-            <w:r>
-              <w:t xml:space="preserve">images per farm 15 → 50</w:t>
-            </w:r>
-          </w:p>
-        </w:tc>
-        <w:tc>
-          <w:tcPr/>
-          <w:p>
-            <w:pPr>
-              <w:pStyle w:val="Compact"/>
-              <w:jc w:val="left"/>
-            </w:pPr>
-            <w:r>
-              <w:t xml:space="preserve">4 farms</w:t>
-            </w:r>
-          </w:p>
-        </w:tc>
-        <w:tc>
-          <w:tcPr/>
-          <w:p>
-            <w:pPr>
-              <w:pStyle w:val="Compact"/>
-              <w:jc w:val="left"/>
-            </w:pPr>
-            <w:r>
-              <w:t xml:space="preserve">0.040 [0.022, 0.058]</w:t>
-            </w:r>
-          </w:p>
-        </w:tc>
-        <w:tc>
-          <w:tcPr/>
-          <w:p>
-            <w:pPr>
-              <w:pStyle w:val="Compact"/>
-              <w:jc w:val="left"/>
-            </w:pPr>
-            <w:r>
-              <w:t xml:space="preserve">7 of 8</w:t>
-            </w:r>
-          </w:p>
-        </w:tc>
-      </w:tr>
-      <w:tr>
-        <w:tc>
-          <w:tcPr/>
-          <w:p>
-            <w:pPr>
-              <w:pStyle w:val="Compact"/>
-              <w:jc w:val="left"/>
-            </w:pPr>
-            <w:r>
-              <w:t xml:space="preserve">images per farm 50 → all</w:t>
-            </w:r>
-          </w:p>
-        </w:tc>
-        <w:tc>
-          <w:tcPr/>
-          <w:p>
-            <w:pPr>
-              <w:pStyle w:val="Compact"/>
-              <w:jc w:val="left"/>
-            </w:pPr>
-            <w:r>
-              <w:t xml:space="preserve">4 farms</w:t>
-            </w:r>
-          </w:p>
-        </w:tc>
-        <w:tc>
-          <w:tcPr/>
-          <w:p>
-            <w:pPr>
-              <w:pStyle w:val="Compact"/>
-              <w:jc w:val="left"/>
-            </w:pPr>
-            <w:r>
-              <w:t xml:space="preserve">0.041 [0.026, 0.061]</w:t>
-            </w:r>
-          </w:p>
-        </w:tc>
-        <w:tc>
-          <w:tcPr/>
-          <w:p>
-            <w:pPr>
-              <w:pStyle w:val="Compact"/>
-              <w:jc w:val="left"/>
-            </w:pPr>
-            <w:r>
-              <w:t xml:space="preserve">8 of 8</w:t>
-            </w:r>
-          </w:p>
-        </w:tc>
-      </w:tr>
-      <w:tr>
-        <w:tc>
-          <w:tcPr/>
-          <w:p>
-            <w:pPr>
-              <w:pStyle w:val="Compact"/>
-              <w:jc w:val="left"/>
-            </w:pPr>
-            <w:r>
-              <w:t xml:space="preserve">images per farm 15 → 50</w:t>
-            </w:r>
-          </w:p>
-        </w:tc>
-        <w:tc>
-          <w:tcPr/>
-          <w:p>
-            <w:pPr>
-              <w:pStyle w:val="Compact"/>
-              <w:jc w:val="left"/>
-            </w:pPr>
-            <w:r>
-              <w:t xml:space="preserve">7 farms</w:t>
-            </w:r>
-          </w:p>
-        </w:tc>
-        <w:tc>
-          <w:tcPr/>
-          <w:p>
-            <w:pPr>
-              <w:pStyle w:val="Compact"/>
-              <w:jc w:val="left"/>
-            </w:pPr>
-            <w:r>
-              <w:t xml:space="preserve">0.061 [0.035, 0.091]</w:t>
-            </w:r>
-          </w:p>
-        </w:tc>
-        <w:tc>
-          <w:tcPr/>
-          <w:p>
-            <w:pPr>
-              <w:pStyle w:val="Compact"/>
-              <w:jc w:val="left"/>
-            </w:pPr>
-            <w:r>
-              <w:t xml:space="preserve">8 of 8</w:t>
-            </w:r>
-          </w:p>
-        </w:tc>
-      </w:tr>
-      <w:tr>
-        <w:tc>
-          <w:tcPr/>
-          <w:p>
-            <w:pPr>
-              <w:pStyle w:val="Compact"/>
-              <w:jc w:val="left"/>
-            </w:pPr>
-            <w:r>
-              <w:t xml:space="preserve">images per farm 50 → all</w:t>
-            </w:r>
-          </w:p>
-        </w:tc>
-        <w:tc>
-          <w:tcPr/>
-          <w:p>
-            <w:pPr>
-              <w:pStyle w:val="Compact"/>
-              <w:jc w:val="left"/>
-            </w:pPr>
-            <w:r>
-              <w:t xml:space="preserve">7 farms</w:t>
-            </w:r>
-          </w:p>
-        </w:tc>
-        <w:tc>
-          <w:tcPr/>
-          <w:p>
-            <w:pPr>
-              <w:pStyle w:val="Compact"/>
-              <w:jc w:val="left"/>
-            </w:pPr>
-            <w:r>
-              <w:t xml:space="preserve">0.054 [0.011, 0.111]</w:t>
-            </w:r>
-          </w:p>
-        </w:tc>
-        <w:tc>
-          <w:tcPr/>
-          <w:p>
-            <w:pPr>
-              <w:pStyle w:val="Compact"/>
-              <w:jc w:val="left"/>
-            </w:pPr>
-            <w:r>
-              <w:t xml:space="preserve">5 of 8</w:t>
             </w:r>
           </w:p>
         </w:tc>

--- a/paper/supplementary.docx
+++ b/paper/supplementary.docx
@@ -55,7 +55,7 @@
         <w:t xml:space="preserve"> </w:t>
       </w:r>
       <w:r>
-        <w:t xml:space="preserve">Ultralytics 8 (version 8.4.138 for the data-budget and calibration runs). YOLO11n, YOLO11s, YOLO11m, YOLO11l and RT-DETR-L: COCO-pretrained, 640 px, up to 150 epochs, patience 50, batch 32, 32, 16, 8 and 24 respectively, five seeds (42, 1, 2, 3, 4), default augmentation. Faster R-CNN ResNet-50 FPN (torchvision, improved recipe): COCO-pretrained, SGD with cosine annealing, 40 epochs, patience 12, batch 4, three seeds. The inner validation set is 10% of each fold’s training images, stratified by each image’s dominant class (at least one image per class with two or more images), drawn with seed 20260911 independently of the training seed; the held-out farm is evaluated once with the weights selected on the inner set.</w:t>
+        <w:t xml:space="preserve">Ultralytics 8 (version 8.4.138 for the data-budget and calibration runs). YOLO11n, YOLO11s, YOLO11m, YOLO11l and RT-DETR-L: COCO-pretrained, 640 px, up to 150 epochs, patience 50, batch 32, 32, 16, 8 and 24 respectively, five seeds (42, 1, 2, 3, 4), default augmentation. Faster R-CNN ResNet-50 FPN (torchvision, improved recipe): COCO-pretrained, stochastic gradient descent (learning rate 0.005, momentum 0.9, weight decay 5 × 10⁻⁴) with cosine annealing, horizontal flips only, torchvision’s default input resizing, 40 epochs, patience 12, batch 4, three seeds. The inner validation set is 10% of each fold’s training images, stratified by each image’s dominant class (at least one image per class with two or more images), drawn with seed 20260911 independently of the training seed; the held-out farm is evaluated once with the weights selected on the inner set.</w:t>
       </w:r>
     </w:p>
     <w:p>
@@ -91,7 +91,7 @@
         <w:t xml:space="preserve"> </w:t>
       </w:r>
       <w:r>
-        <w:t xml:space="preserve">Fine-tuning: from the seven-farm data-budget model, backbone frozen (first 10 modules), AdamW, learning rate 5 × 10⁻⁴, no warm-up, batch 16 with nominal batch 16 (no gradient accumulation), calibration images repeated so that an epoch has at least 20 batches, 300 optimiser steps, final weights. Retraining: the data-budget protocol applied to the other seven farms plus the calibration images. Capture order uses EXIF DateTimeOriginal where available and the camera counter otherwise.</w:t>
+        <w:t xml:space="preserve">Fine-tuning: from the seven-farm data-budget model, backbone frozen (first 10 modules), AdamW, learning rate 5 × 10⁻⁴, no warm-up, batch 16 with nominal batch 16 (no gradient accumulation), calibration images repeated so that an epoch has at least 20 batches, about 300 optimiser steps (294–308 with the whole half), final weights. Retraining: the data-budget protocol applied to the other seven farms plus the calibration images. Capture order uses EXIF DateTimeOriginal where available and the camera counter otherwise.</w:t>
       </w:r>
     </w:p>
     <w:bookmarkEnd w:id="20"/>
@@ -1343,7 +1343,7 @@
               <w:jc w:val="left"/>
             </w:pPr>
             <w:r>
-              <w:t xml:space="preserve">0.312</w:t>
+              <w:t xml:space="preserve">0.313</w:t>
             </w:r>
           </w:p>
         </w:tc>
@@ -4464,6 +4464,52 @@
           </w:p>
         </w:tc>
       </w:tr>
+      <w:tr>
+        <w:tc>
+          <w:tcPr/>
+          <w:p>
+            <w:pPr>
+              <w:pStyle w:val="Compact"/>
+              <w:jc w:val="left"/>
+            </w:pPr>
+            <w:r>
+              <w:t xml:space="preserve">All budgets</w:t>
+            </w:r>
+          </w:p>
+        </w:tc>
+        <w:tc>
+          <w:tcPr/>
+          <w:p>
+            <w:pPr>
+              <w:pStyle w:val="Compact"/>
+            </w:pPr>
+          </w:p>
+        </w:tc>
+        <w:tc>
+          <w:tcPr/>
+          <w:p>
+            <w:pPr>
+              <w:pStyle w:val="Compact"/>
+              <w:jc w:val="left"/>
+            </w:pPr>
+            <w:r>
+              <w:t xml:space="preserve">0.032</w:t>
+            </w:r>
+          </w:p>
+        </w:tc>
+        <w:tc>
+          <w:tcPr/>
+          <w:p>
+            <w:pPr>
+              <w:pStyle w:val="Compact"/>
+              <w:jc w:val="left"/>
+            </w:pPr>
+            <w:r>
+              <w:t xml:space="preserve">0.213</w:t>
+            </w:r>
+          </w:p>
+        </w:tc>
+      </w:tr>
     </w:tbl>
     <w:bookmarkEnd w:id="25"/>
     <w:bookmarkStart w:id="26" w:name="Xd67c0f33044733a9ea2dd368e8d7521b516e986"/>
@@ -5020,7 +5066,7 @@
               <w:jc w:val="left"/>
             </w:pPr>
             <w:r>
-              <w:t xml:space="preserve">1 farms</w:t>
+              <w:t xml:space="preserve">1 farm</w:t>
             </w:r>
           </w:p>
         </w:tc>
@@ -5070,7 +5116,7 @@
               <w:jc w:val="left"/>
             </w:pPr>
             <w:r>
-              <w:t xml:space="preserve">1 farms</w:t>
+              <w:t xml:space="preserve">1 farm</w:t>
             </w:r>
           </w:p>
         </w:tc>
@@ -5415,7 +5461,7 @@
         <w:pStyle w:val="FirstParagraph"/>
       </w:pPr>
       <w:r>
-        <w:t xml:space="preserve">The same farm draws and image subsets trained under two schedules (seed 42 in both). Capped: epochs = clamp(round(2000 × b / n), 100, 300) with batch b = min(32, n), the Ultralytics nominal batch of 64 (so gradients were accumulated over more batches, and fewer optimiser steps taken, for small n), the training list not repeated, and mosaic switched off for the last 10 epochs. Fixed iterations (the paper): batch 32, the list repeated so that an epoch has at least 20 batches, about 2,000 iterations, and mosaic switched off for the last 10% of epochs. Mean unseen-farm mAP50 over held-out farms.</w:t>
+        <w:t xml:space="preserve">The same farm draws and image subsets trained under two schedules (seed 42 in both). Capped: epochs = clamp(round(2000 × b / n), 100, 300) with batch b = min(32, n), the Ultralytics nominal batch of 64 (so gradients were accumulated over more batches, and fewer optimiser steps taken, for small n), the training list not repeated, and mosaic switched off for the last 10 epochs. Fixed iterations (the paper): batch 32, the list repeated so that an epoch has at least 20 batches, about 2,000 iterations, and mosaic switched off for the last 10% of epochs. Mean unseen-farm mAP50 over held-out farms. Regression slopes per doubling of farms and of images per farm: capped 0.039 and 0.026; fixed iterations 0.039 and 0.030 (seed 42; Table 5B gives the two-seed values). Difference between the two slopes: capped 0.013 [0.001, 0.027]; fixed iterations 0.009 [−0.003, 0.023] (90% intervals).</w:t>
       </w:r>
     </w:p>
     <w:tbl>
@@ -5530,7 +5576,7 @@
               <w:jc w:val="left"/>
             </w:pPr>
             <w:r>
-              <w:t xml:space="preserve">300–300</w:t>
+              <w:t xml:space="preserve">300</w:t>
             </w:r>
           </w:p>
         </w:tc>
@@ -5592,7 +5638,7 @@
               <w:jc w:val="left"/>
             </w:pPr>
             <w:r>
-              <w:t xml:space="preserve">600–600</w:t>
+              <w:t xml:space="preserve">600</w:t>
             </w:r>
           </w:p>
         </w:tc>
@@ -5716,7 +5762,7 @@
               <w:jc w:val="left"/>
             </w:pPr>
             <w:r>
-              <w:t xml:space="preserve">300–300</w:t>
+              <w:t xml:space="preserve">300</w:t>
             </w:r>
           </w:p>
         </w:tc>
@@ -5778,7 +5824,7 @@
               <w:jc w:val="left"/>
             </w:pPr>
             <w:r>
-              <w:t xml:space="preserve">1200–1200</w:t>
+              <w:t xml:space="preserve">1200</w:t>
             </w:r>
           </w:p>
         </w:tc>
@@ -5902,7 +5948,7 @@
               <w:jc w:val="left"/>
             </w:pPr>
             <w:r>
-              <w:t xml:space="preserve">600–600</w:t>
+              <w:t xml:space="preserve">600</w:t>
             </w:r>
           </w:p>
         </w:tc>
@@ -5964,7 +6010,7 @@
               <w:jc w:val="left"/>
             </w:pPr>
             <w:r>
-              <w:t xml:space="preserve">2100–2100</w:t>
+              <w:t xml:space="preserve">2100</w:t>
             </w:r>
           </w:p>
         </w:tc>
@@ -6088,7 +6134,7 @@
               <w:jc w:val="left"/>
             </w:pPr>
             <w:r>
-              <w:t xml:space="preserve">1200–1200</w:t>
+              <w:t xml:space="preserve">1200</w:t>
             </w:r>
           </w:p>
         </w:tc>
@@ -6150,7 +6196,7 @@
               <w:jc w:val="left"/>
             </w:pPr>
             <w:r>
-              <w:t xml:space="preserve">2013–2013</w:t>
+              <w:t xml:space="preserve">2013</w:t>
             </w:r>
           </w:p>
         </w:tc>
@@ -6257,7 +6303,7 @@
         <w:pStyle w:val="FirstParagraph"/>
       </w:pPr>
       <w:r>
-        <w:t xml:space="preserve">Farm identity was first joined to annotated images by filename. Two field visits produced overlapping camera counters, and a resize step dropped the suffixes that had distinguished them, so 50 images of the 560-image pool then in use (8.9%) carried another photograph’s metadata; 49 of them were labelled farm 0 and had been taken at farm 6. Every annotated image was therefore re-matched to its original photograph by a 64-bit difference hash and assigned that original’s farm, accepted only when no original from a different farm lay within three bits. On the 570 images whose filenames still matched an original, the hash recovered that same original (median Hamming distance 0); it also recovered originals for 303 images whose filenames the annotation platform had replaced. Because some originals themselves carry neither a location nor a located image within 30 minutes, 829 of the 1,033 annotated peninsular images could be assigned a farm. The 204 that could not be over-represent one class (56% of boxes against 41%) and under-represent another (4% against 17%), and are excluded from every analysis.</w:t>
+        <w:t xml:space="preserve">Farm identity was first joined to annotated images by filename. Two field visits produced overlapping camera counters, and a resize step dropped the suffixes that had distinguished them, so 50 images of the 560-image pool then in use (8.9%) carried another photograph’s metadata; 49 of them were labelled farm 0 and had been taken at farm 6. Every annotated image was therefore re-matched to its original photograph by a 64-bit difference hash and assigned that original’s farm, accepted only when no original from a different farm lay within three bits. On the 570 images whose filenames still matched an original, the hash recovered that same original (median Hamming distance 0); it also recovered originals for 303 images whose filenames the annotation platform had replaced. Because some originals themselves carry neither a location nor a located image within 30 minutes, 829 of the 1,033 annotated peninsular images could be assigned a farm. The other 204 differ in class mix from the analysis pool and are excluded from every analysis.</w:t>
       </w:r>
     </w:p>
     <w:bookmarkEnd w:id="28"/>
